--- a/Tổng hợp trọng tâm Nội BL/00. ĐỌC TRƯỚC - Bản đồ trọng tâm.docx
+++ b/Tổng hợp trọng tâm Nội BL/00. ĐỌC TRƯỚC - Bản đồ trọng tâm.docx
@@ -4,257 +4,397 @@
   <w:body>
     <w:p>
       <w:pPr>
+        <w:keepNext/>
+        <w:spacing w:before="0" w:after="40"/>
         <w:jc w:val="center"/>
       </w:pPr>
       <w:r>
         <w:rPr>
+          <w:rFonts w:ascii="Times New Roman" w:hAnsi="Times New Roman"/>
           <w:b/>
-          <w:sz w:val="32"/>
+          <w:i w:val="0"/>
+          <w:color w:val="113366"/>
+          <w:sz w:val="34"/>
+          <w:rFonts w:ascii="Times New Roman" w:hAnsi="Times New Roman" w:cs="Times New Roman"/>
         </w:rPr>
-        <w:t>BẢN ĐỒ TRỌNG TÂM NỘI BỆNH LÝ — RHM</w:t>
-      </w:r>
-    </w:p>
-    <w:p>
-      <w:r>
-        <w:rPr>
-          <w:i/>
-        </w:rPr>
-        <w:t xml:space="preserve">Dựng từ </w:t>
-      </w:r>
-      <w:r>
-        <w:rPr>
-          <w:i/>
-        </w:rPr>
-        <w:t>4.211 câu</w:t>
-      </w:r>
-      <w:r>
-        <w:rPr>
-          <w:i/>
-        </w:rPr>
-        <w:t xml:space="preserve"> ngân hàng MinMin (40 bài môn Bệnh học nội khoa) đối chiếu với </w:t>
-      </w:r>
-      <w:r>
-        <w:rPr>
-          <w:i/>
-        </w:rPr>
-        <w:t>361 câu</w:t>
-      </w:r>
-      <w:r>
-        <w:rPr>
-          <w:i/>
-        </w:rPr>
-        <w:t xml:space="preserve"> của 6 đề RHM thật: K43, K44, K45, K46, K47 và K48 (2 mã đề gộp lại).</w:t>
-      </w:r>
-    </w:p>
-    <w:p>
-      <w:r>
-        <w:rPr>
-          <w:b/>
-          <w:color w:val="C05000"/>
-          <w:sz w:val="26"/>
-        </w:rPr>
-        <w:t>1. Ba điều phải biết trước khi ôn</w:t>
-      </w:r>
-    </w:p>
-    <w:p>
-      <w:r>
-        <w:rPr>
-          <w:b/>
-        </w:rPr>
-        <w:t>a) Đề RHM lấy gần như nguyên văn từ ngân hàng MinMin — và ngày càng lấy nhiều hơn.</w:t>
-      </w:r>
-      <w:r>
-        <w:t xml:space="preserve"> Tỉ lệ câu trong đề tìm thấy trong ngân hàng: K43 78%, K44 52%, K45 78%, K46 </w:t>
-      </w:r>
-      <w:r>
-        <w:rPr>
-          <w:b/>
-        </w:rPr>
-        <w:t>97%</w:t>
-      </w:r>
-      <w:r>
-        <w:t xml:space="preserve">, K47 </w:t>
-      </w:r>
-      <w:r>
-        <w:rPr>
-          <w:b/>
-        </w:rPr>
-        <w:t>92%</w:t>
-      </w:r>
-      <w:r>
-        <w:t xml:space="preserve">, K48 </w:t>
-      </w:r>
-      <w:r>
-        <w:rPr>
-          <w:b/>
-        </w:rPr>
-        <w:t>100%</w:t>
-      </w:r>
-      <w:r>
-        <w:t>. Ba khóa gần đây gần như không còn câu nào nằm ngoài ngân hàng.</w:t>
+        <w:t>BẢN ĐỒ TRỌNG TÂM — NỘI BỆNH LÝ</w:t>
       </w:r>
     </w:p>
     <w:p>
       <w:pPr>
-        <w:ind w:left="280"/>
-        <w:shd w:val="clear" w:color="auto" w:fill="FFF4E5"/>
+        <w:spacing w:before="0" w:after="180"/>
+        <w:jc w:val="center"/>
+        <w:pBdr>
+          <w:bottom w:val="single" w:sz="6" w:space="3" w:color="B03010"/>
+        </w:pBdr>
       </w:pPr>
       <w:r>
         <w:rPr>
-          <w:b/>
+          <w:rFonts w:ascii="Times New Roman" w:hAnsi="Times New Roman"/>
+          <w:b w:val="0"/>
+          <w:i w:val="0"/>
+          <w:color w:val="555555"/>
+          <w:sz w:val="22"/>
+          <w:rFonts w:ascii="Times New Roman" w:hAnsi="Times New Roman" w:cs="Times New Roman"/>
         </w:rPr>
-        <w:t>Luyện trên MinMin là đúng nguồn. Với K46–K48, học hết ngân hàng gần như là biết trước đề.</w:t>
+        <w:t>15 bài theo mục lục giáo trình · 2.002 câu ngân hàng MinMin · 361 câu của 6 đề RHM thật (K43–K48)</w:t>
       </w:r>
     </w:p>
     <w:p>
+      <w:pPr>
+        <w:keepNext/>
+        <w:spacing w:before="260" w:after="80"/>
+        <w:pBdr>
+          <w:bottom w:val="single" w:sz="4" w:space="3" w:color="E3C7BC"/>
+        </w:pBdr>
+      </w:pPr>
       <w:r>
         <w:rPr>
+          <w:rFonts w:ascii="Times New Roman" w:hAnsi="Times New Roman"/>
           <w:b/>
+          <w:i w:val="0"/>
+          <w:color w:val="B03010"/>
+          <w:sz w:val="27"/>
+          <w:rFonts w:ascii="Times New Roman" w:hAnsi="Times New Roman" w:cs="Times New Roman"/>
         </w:rPr>
-        <w:t>b) Đề của bạn (K48) là học kỳ I, còn K43–K47 là học kỳ II.</w:t>
+        <w:t>0. Bộ tài liệu này là gì</w:t>
       </w:r>
+    </w:p>
+    <w:p>
+      <w:pPr>
+        <w:spacing w:before="0" w:after="60"/>
+      </w:pPr>
       <w:r>
-        <w:t xml:space="preserve"> Nội dung hai kỳ lệch nhau rõ: K48 </w:t>
+        <w:rPr>
+          <w:rFonts w:ascii="Times New Roman" w:hAnsi="Times New Roman"/>
+          <w:b w:val="0"/>
+          <w:i w:val="0"/>
+          <w:color w:val="1A1A1A"/>
+          <w:sz w:val="23"/>
+          <w:rFonts w:ascii="Times New Roman" w:hAnsi="Times New Roman" w:cs="Times New Roman"/>
+        </w:rPr>
+        <w:t xml:space="preserve">Mỗi bài trong mục lục giáo trình có </w:t>
       </w:r>
       <w:r>
         <w:rPr>
+          <w:rFonts w:ascii="Times New Roman" w:hAnsi="Times New Roman"/>
           <w:b/>
+          <w:i w:val="0"/>
+          <w:color w:val="1A1A1A"/>
+          <w:sz w:val="23"/>
+          <w:rFonts w:ascii="Times New Roman" w:hAnsi="Times New Roman" w:cs="Times New Roman"/>
         </w:rPr>
-        <w:t>không có câu nào</w:t>
+        <w:t>một file riêng</w:t>
       </w:r>
       <w:r>
-        <w:t xml:space="preserve"> của Hen phế quản, Bệnh mạch vành, Choáng, Xuất huyết giảm tiểu cầu, Bệnh lý tuyến giáp, Tổng quan cơ xương khớp — nhưng lại thêm Thoái hóa khớp (4 câu), Viêm khớp gút (4 câu), Suy hô hấp cấp (3 câu). Hãy xác định bạn thi kỳ nào trước khi cắt bài.</w:t>
+        <w:rPr>
+          <w:rFonts w:ascii="Times New Roman" w:hAnsi="Times New Roman"/>
+          <w:b w:val="0"/>
+          <w:i w:val="0"/>
+          <w:color w:val="1A1A1A"/>
+          <w:sz w:val="23"/>
+          <w:rFonts w:ascii="Times New Roman" w:hAnsi="Times New Roman" w:cs="Times New Roman"/>
+        </w:rPr>
+        <w:t>, đánh số trùng thứ tự mục lục. Trong mỗi file:</w:t>
       </w:r>
     </w:p>
     <w:p>
+      <w:pPr>
+        <w:pStyle w:val="ListBullet"/>
+        <w:spacing w:after="40"/>
+        <w:ind w:left="432" w:hanging="245"/>
+      </w:pPr>
       <w:r>
         <w:rPr>
-          <w:b/>
+          <w:rFonts w:ascii="Times New Roman" w:hAnsi="Times New Roman"/>
+          <w:b w:val="0"/>
+          <w:i w:val="0"/>
+          <w:color w:val="1A1A1A"/>
+          <w:sz w:val="23"/>
+          <w:rFonts w:ascii="Times New Roman" w:hAnsi="Times New Roman" w:cs="Times New Roman"/>
         </w:rPr>
-        <w:t>c) Hơn một nửa số câu là dạng đảo nghĩa</w:t>
-      </w:r>
-      <w:r>
-        <w:t xml:space="preserve"> — </w:t>
+        <w:t xml:space="preserve">Mục </w:t>
       </w:r>
       <w:r>
         <w:rPr>
-          <w:i/>
+          <w:rFonts w:ascii="Times New Roman" w:hAnsi="Times New Roman"/>
+          <w:b/>
+          <w:i w:val="0"/>
+          <w:color w:val="1A1A1A"/>
+          <w:sz w:val="23"/>
+          <w:rFonts w:ascii="Times New Roman" w:hAnsi="Times New Roman" w:cs="Times New Roman"/>
         </w:rPr>
-        <w:t>NGOẠI TRỪ · CHỌN CÂU SAI · KHÔNG ĐÚNG · ĐÚNG NHẤT</w:t>
-      </w:r>
-      <w:r>
-        <w:t xml:space="preserve">. Học theo kiểu </w:t>
+        <w:t>0</w:t>
       </w:r>
       <w:r>
         <w:rPr>
-          <w:b/>
+          <w:rFonts w:ascii="Times New Roman" w:hAnsi="Times New Roman"/>
+          <w:b w:val="0"/>
+          <w:i w:val="0"/>
+          <w:color w:val="1A1A1A"/>
+          <w:sz w:val="23"/>
+          <w:rFonts w:ascii="Times New Roman" w:hAnsi="Times New Roman" w:cs="Times New Roman"/>
         </w:rPr>
-        <w:t>thuộc danh sách ĐÚNG rồi loại trừ</w:t>
-      </w:r>
-      <w:r>
-        <w:t>. Khi làm bài, khoanh tròn chữ SAI/NGOẠI TRỪ trước khi đọc phương án.</w:t>
+        <w:t xml:space="preserve"> luôn là bảng "đề RHM hỏi vào đâu" — đọc mục này trước khi học bất cứ chữ nào.</w:t>
       </w:r>
     </w:p>
     <w:p>
+      <w:pPr>
+        <w:pStyle w:val="ListBullet"/>
+        <w:spacing w:after="40"/>
+        <w:ind w:left="432" w:hanging="245"/>
+      </w:pPr>
       <w:r>
         <w:rPr>
+          <w:rFonts w:ascii="Times New Roman" w:hAnsi="Times New Roman"/>
+          <w:b w:val="0"/>
+          <w:i w:val="0"/>
+          <w:color w:val="1A1A1A"/>
+          <w:sz w:val="23"/>
+          <w:rFonts w:ascii="Times New Roman" w:hAnsi="Times New Roman" w:cs="Times New Roman"/>
+        </w:rPr>
+        <w:t xml:space="preserve">Nội dung chia theo </w:t>
+      </w:r>
+      <w:r>
+        <w:rPr>
+          <w:rFonts w:ascii="Times New Roman" w:hAnsi="Times New Roman"/>
           <w:b/>
-          <w:color w:val="C05000"/>
-          <w:sz w:val="26"/>
+          <w:i w:val="0"/>
+          <w:color w:val="1A1A1A"/>
+          <w:sz w:val="23"/>
+          <w:rFonts w:ascii="Times New Roman" w:hAnsi="Times New Roman" w:cs="Times New Roman"/>
         </w:rPr>
-        <w:t>2. Học bài nào trước — xếp theo 3 khóa gần đây (K46–K48)</w:t>
+        <w:t>khối đề hay hỏi</w:t>
+      </w:r>
+      <w:r>
+        <w:rPr>
+          <w:rFonts w:ascii="Times New Roman" w:hAnsi="Times New Roman"/>
+          <w:b w:val="0"/>
+          <w:i w:val="0"/>
+          <w:color w:val="1A1A1A"/>
+          <w:sz w:val="23"/>
+          <w:rFonts w:ascii="Times New Roman" w:hAnsi="Times New Roman" w:cs="Times New Roman"/>
+        </w:rPr>
+        <w:t>, không theo bố cục giáo trình.</w:t>
+      </w:r>
+    </w:p>
+    <w:p>
+      <w:pPr>
+        <w:pStyle w:val="ListBullet"/>
+        <w:spacing w:after="40"/>
+        <w:ind w:left="432" w:hanging="245"/>
+      </w:pPr>
+      <w:r>
+        <w:rPr>
+          <w:rFonts w:ascii="Times New Roman" w:hAnsi="Times New Roman"/>
+          <w:b w:val="0"/>
+          <w:i w:val="0"/>
+          <w:color w:val="1A1A1A"/>
+          <w:sz w:val="23"/>
+          <w:rFonts w:ascii="Times New Roman" w:hAnsi="Times New Roman" w:cs="Times New Roman"/>
+        </w:rPr>
+        <w:t xml:space="preserve">Khung nền hồng </w:t>
+      </w:r>
+      <w:r>
+        <w:rPr>
+          <w:rFonts w:ascii="Times New Roman" w:hAnsi="Times New Roman"/>
+          <w:b/>
+          <w:i w:val="0"/>
+          <w:color w:val="1A1A1A"/>
+          <w:sz w:val="23"/>
+          <w:rFonts w:ascii="Times New Roman" w:hAnsi="Times New Roman" w:cs="Times New Roman"/>
+        </w:rPr>
+        <w:t>BẪY</w:t>
+      </w:r>
+      <w:r>
+        <w:rPr>
+          <w:rFonts w:ascii="Times New Roman" w:hAnsi="Times New Roman"/>
+          <w:b w:val="0"/>
+          <w:i w:val="0"/>
+          <w:color w:val="1A1A1A"/>
+          <w:sz w:val="23"/>
+          <w:rFonts w:ascii="Times New Roman" w:hAnsi="Times New Roman" w:cs="Times New Roman"/>
+        </w:rPr>
+        <w:t xml:space="preserve"> là chỗ dễ chọn sai nhất — đọc kỹ 2 lần.</w:t>
+      </w:r>
+    </w:p>
+    <w:p>
+      <w:pPr>
+        <w:pStyle w:val="ListBullet"/>
+        <w:spacing w:after="40"/>
+        <w:ind w:left="432" w:hanging="245"/>
+      </w:pPr>
+      <w:r>
+        <w:rPr>
+          <w:rFonts w:ascii="Times New Roman" w:hAnsi="Times New Roman"/>
+          <w:b w:val="0"/>
+          <w:i w:val="0"/>
+          <w:color w:val="1A1A1A"/>
+          <w:sz w:val="23"/>
+          <w:rFonts w:ascii="Times New Roman" w:hAnsi="Times New Roman" w:cs="Times New Roman"/>
+        </w:rPr>
+        <w:t xml:space="preserve">Ghi chú </w:t>
+      </w:r>
+      <w:r>
+        <w:rPr>
+          <w:rFonts w:ascii="Times New Roman" w:hAnsi="Times New Roman"/>
+          <w:b w:val="0"/>
+          <w:i/>
+          <w:color w:val="1A1A1A"/>
+          <w:sz w:val="23"/>
+          <w:rFonts w:ascii="Times New Roman" w:hAnsi="Times New Roman" w:cs="Times New Roman"/>
+        </w:rPr>
+        <w:t>(RHM46 đã hỏi)</w:t>
+      </w:r>
+      <w:r>
+        <w:rPr>
+          <w:rFonts w:ascii="Times New Roman" w:hAnsi="Times New Roman"/>
+          <w:b w:val="0"/>
+          <w:i w:val="0"/>
+          <w:color w:val="1A1A1A"/>
+          <w:sz w:val="23"/>
+          <w:rFonts w:ascii="Times New Roman" w:hAnsi="Times New Roman" w:cs="Times New Roman"/>
+        </w:rPr>
+        <w:t xml:space="preserve"> nghĩa là ý đó đã ra đề thật ở khoá đó.</w:t>
+      </w:r>
+    </w:p>
+    <w:p>
+      <w:pPr>
+        <w:spacing w:before="80" w:after="80"/>
+        <w:ind w:left="187"/>
+        <w:pBdr>
+          <w:left w:val="single" w:sz="12" w:space="6" w:color="7F9DB9"/>
+        </w:pBdr>
+        <w:shd w:val="clear" w:color="auto" w:fill="F3F6FA"/>
+      </w:pPr>
+      <w:r>
+        <w:rPr>
+          <w:rFonts w:ascii="Times New Roman" w:hAnsi="Times New Roman"/>
+          <w:b w:val="0"/>
+          <w:i w:val="0"/>
+          <w:color w:val="1A1A1A"/>
+          <w:sz w:val="23"/>
+          <w:rFonts w:ascii="Times New Roman" w:hAnsi="Times New Roman" w:cs="Times New Roman"/>
+        </w:rPr>
+        <w:t>Nguồn: toàn bộ ngân hàng câu hỏi MinMin của môn Bệnh học nội khoa (2.002 câu, lấy ngày 18/08/2026) đối chiếu với 361 câu trong 6 đề RHM thật K43–K48. Đáp án lấy theo ngân hàng MinMin.</w:t>
+      </w:r>
+    </w:p>
+    <w:p>
+      <w:pPr>
+        <w:keepNext/>
+        <w:spacing w:before="260" w:after="80"/>
+        <w:pBdr>
+          <w:bottom w:val="single" w:sz="4" w:space="3" w:color="E3C7BC"/>
+        </w:pBdr>
+      </w:pPr>
+      <w:r>
+        <w:rPr>
+          <w:rFonts w:ascii="Times New Roman" w:hAnsi="Times New Roman"/>
+          <w:b/>
+          <w:i w:val="0"/>
+          <w:color w:val="B03010"/>
+          <w:sz w:val="27"/>
+          <w:rFonts w:ascii="Times New Roman" w:hAnsi="Times New Roman" w:cs="Times New Roman"/>
+        </w:rPr>
+        <w:t>1. 361 câu của 6 đề RHM đến từ đâu</w:t>
       </w:r>
     </w:p>
     <w:tbl>
       <w:tblPr>
         <w:tblStyle w:val="TableGrid"/>
         <w:tblW w:type="auto" w:w="0"/>
+        <w:jc w:val="center"/>
+        <w:tblLayout w:type="fixed"/>
         <w:tblLook w:firstColumn="1" w:firstRow="1" w:lastColumn="0" w:lastRow="0" w:noHBand="0" w:noVBand="1" w:val="04A0"/>
+        <w:tblBorders>
+          <w:top w:val="single" w:sz="4" w:space="0" w:color="C9C9C9"/>
+          <w:left w:val="single" w:sz="4" w:space="0" w:color="C9C9C9"/>
+          <w:bottom w:val="single" w:sz="4" w:space="0" w:color="C9C9C9"/>
+          <w:right w:val="single" w:sz="4" w:space="0" w:color="C9C9C9"/>
+          <w:insideH w:val="single" w:sz="4" w:space="0" w:color="C9C9C9"/>
+          <w:insideV w:val="single" w:sz="4" w:space="0" w:color="C9C9C9"/>
+        </w:tblBorders>
+        <w:tblW w:w="5000" w:type="pct"/>
+        <w:tblLayout w:type="fixed"/>
+        <w:tblCellMar>
+          <w:top w:w="60" w:type="dxa"/>
+          <w:bottom w:w="60" w:type="dxa"/>
+          <w:left w:w="110" w:type="dxa"/>
+          <w:right w:w="110" w:type="dxa"/>
+        </w:tblCellMar>
       </w:tblPr>
       <w:tblGrid>
-        <w:gridCol w:w="1440"/>
-        <w:gridCol w:w="1440"/>
-        <w:gridCol w:w="1440"/>
-        <w:gridCol w:w="1440"/>
-        <w:gridCol w:w="1440"/>
-        <w:gridCol w:w="1440"/>
+        <w:gridCol w:w="3389"/>
+        <w:gridCol w:w="3389"/>
+        <w:gridCol w:w="3389"/>
       </w:tblGrid>
       <w:tr>
         <w:tc>
           <w:tcPr>
-            <w:tcW w:type="dxa" w:w="1440"/>
+            <w:tcW w:type="dxa" w:w="6564"/>
+            <w:shd w:val="clear" w:color="auto" w:fill="8C2F1A"/>
           </w:tcPr>
           <w:p>
+            <w:pPr>
+              <w:spacing w:after="40" w:before="40"/>
+            </w:pPr>
+            <w:r/>
             <w:r>
               <w:rPr>
+                <w:rFonts w:ascii="Times New Roman" w:hAnsi="Times New Roman"/>
                 <w:b/>
+                <w:i w:val="0"/>
+                <w:color w:val="FFFFFF"/>
+                <w:sz w:val="22"/>
+                <w:rFonts w:ascii="Times New Roman" w:hAnsi="Times New Roman" w:cs="Times New Roman"/>
               </w:rPr>
-              <w:t>Ưu tiên</w:t>
+              <w:t>Nguồn câu hỏi</w:t>
             </w:r>
           </w:p>
         </w:tc>
         <w:tc>
           <w:tcPr>
-            <w:tcW w:type="dxa" w:w="1440"/>
+            <w:tcW w:type="dxa" w:w="1801"/>
+            <w:shd w:val="clear" w:color="auto" w:fill="8C2F1A"/>
           </w:tcPr>
           <w:p>
+            <w:pPr>
+              <w:spacing w:after="40" w:before="40"/>
+            </w:pPr>
+            <w:r/>
             <w:r>
               <w:rPr>
+                <w:rFonts w:ascii="Times New Roman" w:hAnsi="Times New Roman"/>
                 <w:b/>
+                <w:i w:val="0"/>
+                <w:color w:val="FFFFFF"/>
+                <w:sz w:val="22"/>
+                <w:rFonts w:ascii="Times New Roman" w:hAnsi="Times New Roman" w:cs="Times New Roman"/>
               </w:rPr>
-              <w:t>Bài</w:t>
+              <w:t>Số câu</w:t>
             </w:r>
           </w:p>
         </w:tc>
         <w:tc>
           <w:tcPr>
-            <w:tcW w:type="dxa" w:w="1440"/>
+            <w:tcW w:type="dxa" w:w="1801"/>
+            <w:shd w:val="clear" w:color="auto" w:fill="8C2F1A"/>
           </w:tcPr>
           <w:p>
+            <w:pPr>
+              <w:spacing w:after="40" w:before="40"/>
+            </w:pPr>
+            <w:r/>
             <w:r>
               <w:rPr>
+                <w:rFonts w:ascii="Times New Roman" w:hAnsi="Times New Roman"/>
                 <w:b/>
+                <w:i w:val="0"/>
+                <w:color w:val="FFFFFF"/>
+                <w:sz w:val="22"/>
+                <w:rFonts w:ascii="Times New Roman" w:hAnsi="Times New Roman" w:cs="Times New Roman"/>
               </w:rPr>
-              <w:t>TB câu/đề (K46–48)</w:t>
-            </w:r>
-          </w:p>
-        </w:tc>
-        <w:tc>
-          <w:tcPr>
-            <w:tcW w:type="dxa" w:w="1440"/>
-          </w:tcPr>
-          <w:p>
-            <w:r>
-              <w:rPr>
-                <w:b/>
-              </w:rPr>
-              <w:t>Cả 6 đề</w:t>
-            </w:r>
-          </w:p>
-        </w:tc>
-        <w:tc>
-          <w:tcPr>
-            <w:tcW w:type="dxa" w:w="1440"/>
-          </w:tcPr>
-          <w:p>
-            <w:r>
-              <w:rPr>
-                <w:b/>
-              </w:rPr>
-              <w:t>Ngân hàng</w:t>
-            </w:r>
-          </w:p>
-        </w:tc>
-        <w:tc>
-          <w:tcPr>
-            <w:tcW w:type="dxa" w:w="1440"/>
-          </w:tcPr>
-          <w:p>
-            <w:r>
-              <w:rPr>
-                <w:b/>
-              </w:rPr>
-              <w:t>Hiệu suất</w:t>
+              <w:t>Tỷ lệ</w:t>
             </w:r>
           </w:p>
         </w:tc>
@@ -262,64 +402,67 @@
       <w:tr>
         <w:tc>
           <w:tcPr>
-            <w:tcW w:type="dxa" w:w="1440"/>
+            <w:tcW w:type="dxa" w:w="6564"/>
           </w:tcPr>
           <w:p>
+            <w:pPr>
+              <w:spacing w:after="40" w:before="40"/>
+            </w:pPr>
+            <w:r/>
             <w:r>
               <w:rPr>
-                <w:rFonts w:ascii="Segoe UI Emoji" w:hAnsi="Segoe UI Emoji"/>
+                <w:rFonts w:ascii="Times New Roman" w:hAnsi="Times New Roman"/>
+                <w:b/>
+                <w:i w:val="0"/>
+                <w:color w:val="1A1A1A"/>
+                <w:sz w:val="22"/>
+                <w:rFonts w:ascii="Times New Roman" w:hAnsi="Times New Roman" w:cs="Times New Roman"/>
               </w:rPr>
-              <w:t>⭐⭐⭐</w:t>
+              <w:t>15 bài trong mục lục giáo trình</w:t>
             </w:r>
           </w:p>
         </w:tc>
         <w:tc>
           <w:tcPr>
-            <w:tcW w:type="dxa" w:w="1440"/>
+            <w:tcW w:type="dxa" w:w="1801"/>
           </w:tcPr>
           <w:p>
+            <w:pPr>
+              <w:spacing w:after="40" w:before="40"/>
+            </w:pPr>
+            <w:r/>
             <w:r>
-              <w:t>06. Viêm phổi cộng đồng</w:t>
+              <w:rPr>
+                <w:rFonts w:ascii="Times New Roman" w:hAnsi="Times New Roman"/>
+                <w:b/>
+                <w:i w:val="0"/>
+                <w:color w:val="1A1A1A"/>
+                <w:sz w:val="22"/>
+                <w:rFonts w:ascii="Times New Roman" w:hAnsi="Times New Roman" w:cs="Times New Roman"/>
+              </w:rPr>
+              <w:t>261</w:t>
             </w:r>
           </w:p>
         </w:tc>
         <w:tc>
           <w:tcPr>
-            <w:tcW w:type="dxa" w:w="1440"/>
+            <w:tcW w:type="dxa" w:w="1801"/>
           </w:tcPr>
           <w:p>
+            <w:pPr>
+              <w:spacing w:after="40" w:before="40"/>
+            </w:pPr>
+            <w:r/>
             <w:r>
-              <w:t>5,0</w:t>
-            </w:r>
-          </w:p>
-        </w:tc>
-        <w:tc>
-          <w:tcPr>
-            <w:tcW w:type="dxa" w:w="1440"/>
-          </w:tcPr>
-          <w:p>
-            <w:r>
-              <w:t>25</w:t>
-            </w:r>
-          </w:p>
-        </w:tc>
-        <w:tc>
-          <w:tcPr>
-            <w:tcW w:type="dxa" w:w="1440"/>
-          </w:tcPr>
-          <w:p>
-            <w:r>
-              <w:t>88 câu</w:t>
-            </w:r>
-          </w:p>
-        </w:tc>
-        <w:tc>
-          <w:tcPr>
-            <w:tcW w:type="dxa" w:w="1440"/>
-          </w:tcPr>
-          <w:p>
-            <w:r>
-              <w:t>28%</w:t>
+              <w:rPr>
+                <w:rFonts w:ascii="Times New Roman" w:hAnsi="Times New Roman"/>
+                <w:b/>
+                <w:i w:val="0"/>
+                <w:color w:val="1A1A1A"/>
+                <w:sz w:val="22"/>
+                <w:rFonts w:ascii="Times New Roman" w:hAnsi="Times New Roman" w:cs="Times New Roman"/>
+              </w:rPr>
+              <w:t>72%</w:t>
             </w:r>
           </w:p>
         </w:tc>
@@ -327,323 +470,69 @@
       <w:tr>
         <w:tc>
           <w:tcPr>
-            <w:tcW w:type="dxa" w:w="1440"/>
+            <w:tcW w:type="dxa" w:w="6564"/>
+            <w:shd w:val="clear" w:color="auto" w:fill="FBF3F0"/>
           </w:tcPr>
           <w:p>
+            <w:pPr>
+              <w:spacing w:after="40" w:before="40"/>
+            </w:pPr>
+            <w:r/>
             <w:r>
               <w:rPr>
-                <w:rFonts w:ascii="Segoe UI Emoji" w:hAnsi="Segoe UI Emoji"/>
+                <w:rFonts w:ascii="Times New Roman" w:hAnsi="Times New Roman"/>
+                <w:b w:val="0"/>
+                <w:i w:val="0"/>
+                <w:color w:val="1A1A1A"/>
+                <w:sz w:val="22"/>
+                <w:rFonts w:ascii="Times New Roman" w:hAnsi="Times New Roman" w:cs="Times New Roman"/>
               </w:rPr>
-              <w:t>⭐⭐⭐</w:t>
+              <w:t>5 bài khác của MinMin, ngoài mục lục</w:t>
             </w:r>
           </w:p>
         </w:tc>
         <w:tc>
           <w:tcPr>
-            <w:tcW w:type="dxa" w:w="1440"/>
+            <w:tcW w:type="dxa" w:w="1801"/>
+            <w:shd w:val="clear" w:color="auto" w:fill="FBF3F0"/>
           </w:tcPr>
           <w:p>
+            <w:pPr>
+              <w:spacing w:after="40" w:before="40"/>
+            </w:pPr>
+            <w:r/>
             <w:r>
-              <w:t>17. Tổng quan bệnh lý cơ xương khớp</w:t>
+              <w:rPr>
+                <w:rFonts w:ascii="Times New Roman" w:hAnsi="Times New Roman"/>
+                <w:b w:val="0"/>
+                <w:i w:val="0"/>
+                <w:color w:val="1A1A1A"/>
+                <w:sz w:val="22"/>
+                <w:rFonts w:ascii="Times New Roman" w:hAnsi="Times New Roman" w:cs="Times New Roman"/>
+              </w:rPr>
+              <w:t>46</w:t>
             </w:r>
           </w:p>
         </w:tc>
         <w:tc>
           <w:tcPr>
-            <w:tcW w:type="dxa" w:w="1440"/>
+            <w:tcW w:type="dxa" w:w="1801"/>
+            <w:shd w:val="clear" w:color="auto" w:fill="FBF3F0"/>
           </w:tcPr>
           <w:p>
-            <w:r>
-              <w:t>4,0</w:t>
-            </w:r>
-          </w:p>
-        </w:tc>
-        <w:tc>
-          <w:tcPr>
-            <w:tcW w:type="dxa" w:w="1440"/>
-          </w:tcPr>
-          <w:p>
-            <w:r>
-              <w:t>30</w:t>
-            </w:r>
-          </w:p>
-        </w:tc>
-        <w:tc>
-          <w:tcPr>
-            <w:tcW w:type="dxa" w:w="1440"/>
-          </w:tcPr>
-          <w:p>
-            <w:r>
-              <w:t>97 câu</w:t>
-            </w:r>
-          </w:p>
-        </w:tc>
-        <w:tc>
-          <w:tcPr>
-            <w:tcW w:type="dxa" w:w="1440"/>
-          </w:tcPr>
-          <w:p>
-            <w:r>
-              <w:t>31%</w:t>
-            </w:r>
-          </w:p>
-        </w:tc>
-      </w:tr>
-      <w:tr>
-        <w:tc>
-          <w:tcPr>
-            <w:tcW w:type="dxa" w:w="1440"/>
-          </w:tcPr>
-          <w:p>
+            <w:pPr>
+              <w:spacing w:after="40" w:before="40"/>
+            </w:pPr>
+            <w:r/>
             <w:r>
               <w:rPr>
-                <w:rFonts w:ascii="Segoe UI Emoji" w:hAnsi="Segoe UI Emoji"/>
+                <w:rFonts w:ascii="Times New Roman" w:hAnsi="Times New Roman"/>
+                <w:b w:val="0"/>
+                <w:i w:val="0"/>
+                <w:color w:val="1A1A1A"/>
+                <w:sz w:val="22"/>
+                <w:rFonts w:ascii="Times New Roman" w:hAnsi="Times New Roman" w:cs="Times New Roman"/>
               </w:rPr>
-              <w:t>⭐⭐⭐</w:t>
-            </w:r>
-          </w:p>
-        </w:tc>
-        <w:tc>
-          <w:tcPr>
-            <w:tcW w:type="dxa" w:w="1440"/>
-          </w:tcPr>
-          <w:p>
-            <w:r>
-              <w:t>08. Tăng huyết áp</w:t>
-            </w:r>
-          </w:p>
-        </w:tc>
-        <w:tc>
-          <w:tcPr>
-            <w:tcW w:type="dxa" w:w="1440"/>
-          </w:tcPr>
-          <w:p>
-            <w:r>
-              <w:t>4,0</w:t>
-            </w:r>
-          </w:p>
-        </w:tc>
-        <w:tc>
-          <w:tcPr>
-            <w:tcW w:type="dxa" w:w="1440"/>
-          </w:tcPr>
-          <w:p>
-            <w:r>
-              <w:t>22</w:t>
-            </w:r>
-          </w:p>
-        </w:tc>
-        <w:tc>
-          <w:tcPr>
-            <w:tcW w:type="dxa" w:w="1440"/>
-          </w:tcPr>
-          <w:p>
-            <w:r>
-              <w:t>139 câu</w:t>
-            </w:r>
-          </w:p>
-        </w:tc>
-        <w:tc>
-          <w:tcPr>
-            <w:tcW w:type="dxa" w:w="1440"/>
-          </w:tcPr>
-          <w:p>
-            <w:r>
-              <w:t>16%</w:t>
-            </w:r>
-          </w:p>
-        </w:tc>
-      </w:tr>
-      <w:tr>
-        <w:tc>
-          <w:tcPr>
-            <w:tcW w:type="dxa" w:w="1440"/>
-          </w:tcPr>
-          <w:p>
-            <w:r>
-              <w:rPr>
-                <w:rFonts w:ascii="Segoe UI Emoji" w:hAnsi="Segoe UI Emoji"/>
-              </w:rPr>
-              <w:t>⭐⭐⭐</w:t>
-            </w:r>
-          </w:p>
-        </w:tc>
-        <w:tc>
-          <w:tcPr>
-            <w:tcW w:type="dxa" w:w="1440"/>
-          </w:tcPr>
-          <w:p>
-            <w:r>
-              <w:t>09. Bệnh đái tháo đường</w:t>
-            </w:r>
-          </w:p>
-        </w:tc>
-        <w:tc>
-          <w:tcPr>
-            <w:tcW w:type="dxa" w:w="1440"/>
-          </w:tcPr>
-          <w:p>
-            <w:r>
-              <w:t>3,7</w:t>
-            </w:r>
-          </w:p>
-        </w:tc>
-        <w:tc>
-          <w:tcPr>
-            <w:tcW w:type="dxa" w:w="1440"/>
-          </w:tcPr>
-          <w:p>
-            <w:r>
-              <w:t>24</w:t>
-            </w:r>
-          </w:p>
-        </w:tc>
-        <w:tc>
-          <w:tcPr>
-            <w:tcW w:type="dxa" w:w="1440"/>
-          </w:tcPr>
-          <w:p>
-            <w:r>
-              <w:t>169 câu</w:t>
-            </w:r>
-          </w:p>
-        </w:tc>
-        <w:tc>
-          <w:tcPr>
-            <w:tcW w:type="dxa" w:w="1440"/>
-          </w:tcPr>
-          <w:p>
-            <w:r>
-              <w:t>14%</w:t>
-            </w:r>
-          </w:p>
-        </w:tc>
-      </w:tr>
-      <w:tr>
-        <w:tc>
-          <w:tcPr>
-            <w:tcW w:type="dxa" w:w="1440"/>
-          </w:tcPr>
-          <w:p>
-            <w:r>
-              <w:rPr>
-                <w:rFonts w:ascii="Segoe UI Emoji" w:hAnsi="Segoe UI Emoji"/>
-              </w:rPr>
-              <w:t>⭐⭐⭐</w:t>
-            </w:r>
-          </w:p>
-        </w:tc>
-        <w:tc>
-          <w:tcPr>
-            <w:tcW w:type="dxa" w:w="1440"/>
-          </w:tcPr>
-          <w:p>
-            <w:r>
-              <w:t>04. Bệnh thận mạn</w:t>
-            </w:r>
-          </w:p>
-        </w:tc>
-        <w:tc>
-          <w:tcPr>
-            <w:tcW w:type="dxa" w:w="1440"/>
-          </w:tcPr>
-          <w:p>
-            <w:r>
-              <w:t>3,7</w:t>
-            </w:r>
-          </w:p>
-        </w:tc>
-        <w:tc>
-          <w:tcPr>
-            <w:tcW w:type="dxa" w:w="1440"/>
-          </w:tcPr>
-          <w:p>
-            <w:r>
-              <w:t>22</w:t>
-            </w:r>
-          </w:p>
-        </w:tc>
-        <w:tc>
-          <w:tcPr>
-            <w:tcW w:type="dxa" w:w="1440"/>
-          </w:tcPr>
-          <w:p>
-            <w:r>
-              <w:t>162 câu</w:t>
-            </w:r>
-          </w:p>
-        </w:tc>
-        <w:tc>
-          <w:tcPr>
-            <w:tcW w:type="dxa" w:w="1440"/>
-          </w:tcPr>
-          <w:p>
-            <w:r>
-              <w:t>14%</w:t>
-            </w:r>
-          </w:p>
-        </w:tc>
-      </w:tr>
-      <w:tr>
-        <w:tc>
-          <w:tcPr>
-            <w:tcW w:type="dxa" w:w="1440"/>
-          </w:tcPr>
-          <w:p>
-            <w:r>
-              <w:rPr>
-                <w:rFonts w:ascii="Segoe UI Emoji" w:hAnsi="Segoe UI Emoji"/>
-              </w:rPr>
-              <w:t>⭐⭐⭐</w:t>
-            </w:r>
-          </w:p>
-        </w:tc>
-        <w:tc>
-          <w:tcPr>
-            <w:tcW w:type="dxa" w:w="1440"/>
-          </w:tcPr>
-          <w:p>
-            <w:r>
-              <w:t>01. Viêm loét dạ dày – tá tràng</w:t>
-            </w:r>
-          </w:p>
-        </w:tc>
-        <w:tc>
-          <w:tcPr>
-            <w:tcW w:type="dxa" w:w="1440"/>
-          </w:tcPr>
-          <w:p>
-            <w:r>
-              <w:t>3,7</w:t>
-            </w:r>
-          </w:p>
-        </w:tc>
-        <w:tc>
-          <w:tcPr>
-            <w:tcW w:type="dxa" w:w="1440"/>
-          </w:tcPr>
-          <w:p>
-            <w:r>
-              <w:t>22</w:t>
-            </w:r>
-          </w:p>
-        </w:tc>
-        <w:tc>
-          <w:tcPr>
-            <w:tcW w:type="dxa" w:w="1440"/>
-          </w:tcPr>
-          <w:p>
-            <w:r>
-              <w:t>171 câu</w:t>
-            </w:r>
-          </w:p>
-        </w:tc>
-        <w:tc>
-          <w:tcPr>
-            <w:tcW w:type="dxa" w:w="1440"/>
-          </w:tcPr>
-          <w:p>
-            <w:r>
               <w:t>13%</w:t>
             </w:r>
           </w:p>
@@ -652,64 +541,308 @@
       <w:tr>
         <w:tc>
           <w:tcPr>
-            <w:tcW w:type="dxa" w:w="1440"/>
+            <w:tcW w:type="dxa" w:w="6564"/>
           </w:tcPr>
           <w:p>
+            <w:pPr>
+              <w:spacing w:after="40" w:before="40"/>
+            </w:pPr>
+            <w:r/>
             <w:r>
               <w:rPr>
-                <w:rFonts w:ascii="Segoe UI Emoji" w:hAnsi="Segoe UI Emoji"/>
+                <w:rFonts w:ascii="Times New Roman" w:hAnsi="Times New Roman"/>
+                <w:b w:val="0"/>
+                <w:i w:val="0"/>
+                <w:color w:val="1A1A1A"/>
+                <w:sz w:val="22"/>
+                <w:rFonts w:ascii="Times New Roman" w:hAnsi="Times New Roman" w:cs="Times New Roman"/>
               </w:rPr>
-              <w:t>⭐⭐⭐</w:t>
+              <w:t>Không có trong ngân hàng MinMin</w:t>
             </w:r>
           </w:p>
         </w:tc>
         <w:tc>
           <w:tcPr>
-            <w:tcW w:type="dxa" w:w="1440"/>
+            <w:tcW w:type="dxa" w:w="1801"/>
           </w:tcPr>
           <w:p>
+            <w:pPr>
+              <w:spacing w:after="40" w:before="40"/>
+            </w:pPr>
+            <w:r/>
             <w:r>
-              <w:t>05. Bệnh phổi tắc nghẽn mạn tính</w:t>
+              <w:rPr>
+                <w:rFonts w:ascii="Times New Roman" w:hAnsi="Times New Roman"/>
+                <w:b w:val="0"/>
+                <w:i w:val="0"/>
+                <w:color w:val="1A1A1A"/>
+                <w:sz w:val="22"/>
+                <w:rFonts w:ascii="Times New Roman" w:hAnsi="Times New Roman" w:cs="Times New Roman"/>
+              </w:rPr>
+              <w:t>54</w:t>
             </w:r>
           </w:p>
         </w:tc>
         <w:tc>
           <w:tcPr>
-            <w:tcW w:type="dxa" w:w="1440"/>
+            <w:tcW w:type="dxa" w:w="1801"/>
           </w:tcPr>
           <w:p>
+            <w:pPr>
+              <w:spacing w:after="40" w:before="40"/>
+            </w:pPr>
+            <w:r/>
             <w:r>
-              <w:t>3,7</w:t>
+              <w:rPr>
+                <w:rFonts w:ascii="Times New Roman" w:hAnsi="Times New Roman"/>
+                <w:b w:val="0"/>
+                <w:i w:val="0"/>
+                <w:color w:val="1A1A1A"/>
+                <w:sz w:val="22"/>
+                <w:rFonts w:ascii="Times New Roman" w:hAnsi="Times New Roman" w:cs="Times New Roman"/>
+              </w:rPr>
+              <w:t>15%</w:t>
+            </w:r>
+          </w:p>
+        </w:tc>
+      </w:tr>
+    </w:tbl>
+    <w:p>
+      <w:pPr>
+        <w:spacing w:after="40"/>
+      </w:pPr>
+    </w:p>
+    <w:p>
+      <w:pPr>
+        <w:spacing w:before="80" w:after="80"/>
+        <w:ind w:left="187"/>
+        <w:pBdr>
+          <w:left w:val="single" w:sz="12" w:space="6" w:color="7F9DB9"/>
+        </w:pBdr>
+        <w:shd w:val="clear" w:color="auto" w:fill="F3F6FA"/>
+      </w:pPr>
+      <w:r>
+        <w:rPr>
+          <w:rFonts w:ascii="Times New Roman" w:hAnsi="Times New Roman"/>
+          <w:b w:val="0"/>
+          <w:i w:val="0"/>
+          <w:color w:val="1A1A1A"/>
+          <w:sz w:val="23"/>
+          <w:rFonts w:ascii="Times New Roman" w:hAnsi="Times New Roman" w:cs="Times New Roman"/>
+        </w:rPr>
+        <w:t xml:space="preserve">Học kỹ 15 bài trong mục lục là đã cầm chắc khoảng </w:t>
+      </w:r>
+      <w:r>
+        <w:rPr>
+          <w:rFonts w:ascii="Times New Roman" w:hAnsi="Times New Roman"/>
+          <w:b/>
+          <w:i w:val="0"/>
+          <w:color w:val="1A1A1A"/>
+          <w:sz w:val="23"/>
+          <w:rFonts w:ascii="Times New Roman" w:hAnsi="Times New Roman" w:cs="Times New Roman"/>
+        </w:rPr>
+        <w:t>72% số câu</w:t>
+      </w:r>
+      <w:r>
+        <w:rPr>
+          <w:rFonts w:ascii="Times New Roman" w:hAnsi="Times New Roman"/>
+          <w:b w:val="0"/>
+          <w:i w:val="0"/>
+          <w:color w:val="1A1A1A"/>
+          <w:sz w:val="23"/>
+          <w:rFonts w:ascii="Times New Roman" w:hAnsi="Times New Roman" w:cs="Times New Roman"/>
+        </w:rPr>
+        <w:t>. Nhóm "không có trong ngân hàng" là các câu thầy cô tự ra, không đoán trước được — đừng mất thời gian cho nó.</w:t>
+      </w:r>
+    </w:p>
+    <w:p>
+      <w:pPr>
+        <w:keepNext/>
+        <w:spacing w:before="260" w:after="80"/>
+        <w:pBdr>
+          <w:bottom w:val="single" w:sz="4" w:space="3" w:color="E3C7BC"/>
+        </w:pBdr>
+      </w:pPr>
+      <w:r>
+        <w:rPr>
+          <w:rFonts w:ascii="Times New Roman" w:hAnsi="Times New Roman"/>
+          <w:b/>
+          <w:i w:val="0"/>
+          <w:color w:val="B03010"/>
+          <w:sz w:val="27"/>
+          <w:rFonts w:ascii="Times New Roman" w:hAnsi="Times New Roman" w:cs="Times New Roman"/>
+        </w:rPr>
+        <w:t>2. Thứ tự ưu tiên 15 bài — học từ trên xuống</w:t>
+      </w:r>
+    </w:p>
+    <w:tbl>
+      <w:tblPr>
+        <w:tblStyle w:val="TableGrid"/>
+        <w:tblW w:type="auto" w:w="0"/>
+        <w:jc w:val="center"/>
+        <w:tblLayout w:type="fixed"/>
+        <w:tblLook w:firstColumn="1" w:firstRow="1" w:lastColumn="0" w:lastRow="0" w:noHBand="0" w:noVBand="1" w:val="04A0"/>
+        <w:tblBorders>
+          <w:top w:val="single" w:sz="4" w:space="0" w:color="C9C9C9"/>
+          <w:left w:val="single" w:sz="4" w:space="0" w:color="C9C9C9"/>
+          <w:bottom w:val="single" w:sz="4" w:space="0" w:color="C9C9C9"/>
+          <w:right w:val="single" w:sz="4" w:space="0" w:color="C9C9C9"/>
+          <w:insideH w:val="single" w:sz="4" w:space="0" w:color="C9C9C9"/>
+          <w:insideV w:val="single" w:sz="4" w:space="0" w:color="C9C9C9"/>
+        </w:tblBorders>
+        <w:tblW w:w="5000" w:type="pct"/>
+        <w:tblLayout w:type="fixed"/>
+        <w:tblCellMar>
+          <w:top w:w="60" w:type="dxa"/>
+          <w:bottom w:w="60" w:type="dxa"/>
+          <w:left w:w="110" w:type="dxa"/>
+          <w:right w:w="110" w:type="dxa"/>
+        </w:tblCellMar>
+      </w:tblPr>
+      <w:tblGrid>
+        <w:gridCol w:w="1694"/>
+        <w:gridCol w:w="1694"/>
+        <w:gridCol w:w="1694"/>
+        <w:gridCol w:w="1694"/>
+        <w:gridCol w:w="1694"/>
+        <w:gridCol w:w="1694"/>
+      </w:tblGrid>
+      <w:tr>
+        <w:tc>
+          <w:tcPr>
+            <w:tcW w:type="dxa" w:w="1214"/>
+            <w:shd w:val="clear" w:color="auto" w:fill="8C2F1A"/>
+          </w:tcPr>
+          <w:p>
+            <w:pPr>
+              <w:spacing w:after="40" w:before="40"/>
+            </w:pPr>
+            <w:r/>
+            <w:r>
+              <w:rPr>
+                <w:rFonts w:ascii="Times New Roman" w:hAnsi="Times New Roman"/>
+                <w:b/>
+                <w:i w:val="0"/>
+                <w:color w:val="FFFFFF"/>
+                <w:sz w:val="22"/>
+                <w:rFonts w:ascii="Times New Roman" w:hAnsi="Times New Roman" w:cs="Times New Roman"/>
+              </w:rPr>
+              <w:t>#</w:t>
             </w:r>
           </w:p>
         </w:tc>
         <w:tc>
           <w:tcPr>
-            <w:tcW w:type="dxa" w:w="1440"/>
+            <w:tcW w:type="dxa" w:w="3464"/>
+            <w:shd w:val="clear" w:color="auto" w:fill="8C2F1A"/>
           </w:tcPr>
           <w:p>
+            <w:pPr>
+              <w:spacing w:after="40" w:before="40"/>
+            </w:pPr>
+            <w:r/>
             <w:r>
-              <w:t>21</w:t>
+              <w:rPr>
+                <w:rFonts w:ascii="Times New Roman" w:hAnsi="Times New Roman"/>
+                <w:b/>
+                <w:i w:val="0"/>
+                <w:color w:val="FFFFFF"/>
+                <w:sz w:val="22"/>
+                <w:rFonts w:ascii="Times New Roman" w:hAnsi="Times New Roman" w:cs="Times New Roman"/>
+              </w:rPr>
+              <w:t>Bài</w:t>
             </w:r>
           </w:p>
         </w:tc>
         <w:tc>
           <w:tcPr>
-            <w:tcW w:type="dxa" w:w="1440"/>
+            <w:tcW w:type="dxa" w:w="1603"/>
+            <w:shd w:val="clear" w:color="auto" w:fill="8C2F1A"/>
           </w:tcPr>
           <w:p>
+            <w:pPr>
+              <w:spacing w:after="40" w:before="40"/>
+            </w:pPr>
+            <w:r/>
             <w:r>
-              <w:t>155 câu</w:t>
+              <w:rPr>
+                <w:rFonts w:ascii="Times New Roman" w:hAnsi="Times New Roman"/>
+                <w:b/>
+                <w:i w:val="0"/>
+                <w:color w:val="FFFFFF"/>
+                <w:sz w:val="22"/>
+                <w:rFonts w:ascii="Times New Roman" w:hAnsi="Times New Roman" w:cs="Times New Roman"/>
+              </w:rPr>
+              <w:t>Ngân hàng</w:t>
             </w:r>
           </w:p>
         </w:tc>
         <w:tc>
           <w:tcPr>
-            <w:tcW w:type="dxa" w:w="1440"/>
+            <w:tcW w:type="dxa" w:w="1425"/>
+            <w:shd w:val="clear" w:color="auto" w:fill="8C2F1A"/>
           </w:tcPr>
           <w:p>
+            <w:pPr>
+              <w:spacing w:after="40" w:before="40"/>
+            </w:pPr>
+            <w:r/>
             <w:r>
-              <w:t>14%</w:t>
+              <w:rPr>
+                <w:rFonts w:ascii="Times New Roman" w:hAnsi="Times New Roman"/>
+                <w:b/>
+                <w:i w:val="0"/>
+                <w:color w:val="FFFFFF"/>
+                <w:sz w:val="22"/>
+                <w:rFonts w:ascii="Times New Roman" w:hAnsi="Times New Roman" w:cs="Times New Roman"/>
+              </w:rPr>
+              <w:t>Đã ra đề</w:t>
+            </w:r>
+          </w:p>
+        </w:tc>
+        <w:tc>
+          <w:tcPr>
+            <w:tcW w:type="dxa" w:w="1214"/>
+            <w:shd w:val="clear" w:color="auto" w:fill="8C2F1A"/>
+          </w:tcPr>
+          <w:p>
+            <w:pPr>
+              <w:spacing w:after="40" w:before="40"/>
+            </w:pPr>
+            <w:r/>
+            <w:r>
+              <w:rPr>
+                <w:rFonts w:ascii="Times New Roman" w:hAnsi="Times New Roman"/>
+                <w:b/>
+                <w:i w:val="0"/>
+                <w:color w:val="FFFFFF"/>
+                <w:sz w:val="22"/>
+                <w:rFonts w:ascii="Times New Roman" w:hAnsi="Times New Roman" w:cs="Times New Roman"/>
+              </w:rPr>
+              <w:t>TB/đề</w:t>
+            </w:r>
+          </w:p>
+        </w:tc>
+        <w:tc>
+          <w:tcPr>
+            <w:tcW w:type="dxa" w:w="1247"/>
+            <w:shd w:val="clear" w:color="auto" w:fill="8C2F1A"/>
+          </w:tcPr>
+          <w:p>
+            <w:pPr>
+              <w:spacing w:after="40" w:before="40"/>
+            </w:pPr>
+            <w:r/>
+            <w:r>
+              <w:rPr>
+                <w:rFonts w:ascii="Times New Roman" w:hAnsi="Times New Roman"/>
+                <w:b/>
+                <w:i w:val="0"/>
+                <w:color w:val="FFFFFF"/>
+                <w:sz w:val="22"/>
+                <w:rFonts w:ascii="Times New Roman" w:hAnsi="Times New Roman" w:cs="Times New Roman"/>
+              </w:rPr>
+              <w:t>Ưu tiên</w:t>
             </w:r>
           </w:p>
         </w:tc>
@@ -717,70 +850,133 @@
       <w:tr>
         <w:tc>
           <w:tcPr>
-            <w:tcW w:type="dxa" w:w="1440"/>
+            <w:tcW w:type="dxa" w:w="1214"/>
           </w:tcPr>
           <w:p>
+            <w:pPr>
+              <w:spacing w:after="40" w:before="40"/>
+            </w:pPr>
+            <w:r/>
             <w:r>
               <w:rPr>
-                <w:rFonts w:ascii="Segoe UI Emoji" w:hAnsi="Segoe UI Emoji"/>
+                <w:rFonts w:ascii="Times New Roman" w:hAnsi="Times New Roman"/>
+                <w:b w:val="0"/>
+                <w:i w:val="0"/>
+                <w:color w:val="1A1A1A"/>
+                <w:sz w:val="22"/>
+                <w:rFonts w:ascii="Times New Roman" w:hAnsi="Times New Roman" w:cs="Times New Roman"/>
               </w:rPr>
-              <w:t>⭐⭐⭐</w:t>
+              <w:t>15</w:t>
             </w:r>
           </w:p>
         </w:tc>
         <w:tc>
           <w:tcPr>
-            <w:tcW w:type="dxa" w:w="1440"/>
+            <w:tcW w:type="dxa" w:w="3464"/>
           </w:tcPr>
           <w:p>
+            <w:pPr>
+              <w:spacing w:after="40" w:before="40"/>
+            </w:pPr>
+            <w:r/>
             <w:r>
-              <w:t>15. Các rối loạn đông máu</w:t>
+              <w:rPr>
+                <w:rFonts w:ascii="Times New Roman" w:hAnsi="Times New Roman"/>
+                <w:b w:val="0"/>
+                <w:i w:val="0"/>
+                <w:color w:val="1A1A1A"/>
+                <w:sz w:val="22"/>
+                <w:rFonts w:ascii="Times New Roman" w:hAnsi="Times New Roman" w:cs="Times New Roman"/>
+              </w:rPr>
+              <w:t>Các rối loạn cầm máu thường gặp</w:t>
             </w:r>
           </w:p>
         </w:tc>
         <w:tc>
           <w:tcPr>
-            <w:tcW w:type="dxa" w:w="1440"/>
+            <w:tcW w:type="dxa" w:w="1603"/>
           </w:tcPr>
           <w:p>
+            <w:pPr>
+              <w:spacing w:after="40" w:before="40"/>
+            </w:pPr>
+            <w:r/>
             <w:r>
-              <w:t>3,7</w:t>
+              <w:rPr>
+                <w:rFonts w:ascii="Times New Roman" w:hAnsi="Times New Roman"/>
+                <w:b w:val="0"/>
+                <w:i w:val="0"/>
+                <w:color w:val="1A1A1A"/>
+                <w:sz w:val="22"/>
+                <w:rFonts w:ascii="Times New Roman" w:hAnsi="Times New Roman" w:cs="Times New Roman"/>
+              </w:rPr>
+              <w:t>94 câu</w:t>
             </w:r>
           </w:p>
         </w:tc>
         <w:tc>
           <w:tcPr>
-            <w:tcW w:type="dxa" w:w="1440"/>
+            <w:tcW w:type="dxa" w:w="1425"/>
           </w:tcPr>
           <w:p>
+            <w:pPr>
+              <w:spacing w:after="40" w:before="40"/>
+            </w:pPr>
+            <w:r/>
             <w:r>
-              <w:t>21</w:t>
+              <w:rPr>
+                <w:rFonts w:ascii="Times New Roman" w:hAnsi="Times New Roman"/>
+                <w:b/>
+                <w:i w:val="0"/>
+                <w:color w:val="1A1A1A"/>
+                <w:sz w:val="22"/>
+                <w:rFonts w:ascii="Times New Roman" w:hAnsi="Times New Roman" w:cs="Times New Roman"/>
+              </w:rPr>
+              <w:t>31 câu</w:t>
             </w:r>
           </w:p>
         </w:tc>
         <w:tc>
           <w:tcPr>
-            <w:tcW w:type="dxa" w:w="1440"/>
+            <w:tcW w:type="dxa" w:w="1214"/>
           </w:tcPr>
           <w:p>
+            <w:pPr>
+              <w:spacing w:after="40" w:before="40"/>
+            </w:pPr>
+            <w:r/>
             <w:r>
               <w:rPr>
-                <w:b/>
+                <w:rFonts w:ascii="Times New Roman" w:hAnsi="Times New Roman"/>
+                <w:b w:val="0"/>
+                <w:i w:val="0"/>
+                <w:color w:val="1A1A1A"/>
+                <w:sz w:val="22"/>
+                <w:rFonts w:ascii="Times New Roman" w:hAnsi="Times New Roman" w:cs="Times New Roman"/>
               </w:rPr>
-              <w:t>47 câu</w:t>
+              <w:t>5,2</w:t>
             </w:r>
           </w:p>
         </w:tc>
         <w:tc>
           <w:tcPr>
-            <w:tcW w:type="dxa" w:w="1440"/>
+            <w:tcW w:type="dxa" w:w="1247"/>
           </w:tcPr>
           <w:p>
+            <w:pPr>
+              <w:spacing w:after="40" w:before="40"/>
+            </w:pPr>
+            <w:r/>
             <w:r>
               <w:rPr>
+                <w:rFonts w:ascii="Times New Roman" w:hAnsi="Times New Roman"/>
                 <w:b/>
+                <w:i w:val="0"/>
+                <w:color w:val="1A1A1A"/>
+                <w:sz w:val="22"/>
+                <w:rFonts w:ascii="Times New Roman" w:hAnsi="Times New Roman" w:cs="Times New Roman"/>
               </w:rPr>
-              <w:t>45%</w:t>
+              <w:t>Cực cao</w:t>
             </w:r>
           </w:p>
         </w:tc>
@@ -788,55 +984,1438 @@
       <w:tr>
         <w:tc>
           <w:tcPr>
-            <w:tcW w:type="dxa" w:w="1440"/>
+            <w:tcW w:type="dxa" w:w="1214"/>
+            <w:shd w:val="clear" w:color="auto" w:fill="FBF3F0"/>
           </w:tcPr>
           <w:p>
+            <w:pPr>
+              <w:spacing w:after="40" w:before="40"/>
+            </w:pPr>
+            <w:r/>
             <w:r>
               <w:rPr>
-                <w:rFonts w:ascii="Segoe UI Emoji" w:hAnsi="Segoe UI Emoji"/>
+                <w:rFonts w:ascii="Times New Roman" w:hAnsi="Times New Roman"/>
+                <w:b w:val="0"/>
+                <w:i w:val="0"/>
+                <w:color w:val="1A1A1A"/>
+                <w:sz w:val="22"/>
+                <w:rFonts w:ascii="Times New Roman" w:hAnsi="Times New Roman" w:cs="Times New Roman"/>
               </w:rPr>
-              <w:t>⭐⭐</w:t>
+              <w:t>4</w:t>
             </w:r>
           </w:p>
         </w:tc>
         <w:tc>
           <w:tcPr>
-            <w:tcW w:type="dxa" w:w="1440"/>
+            <w:tcW w:type="dxa" w:w="3464"/>
+            <w:shd w:val="clear" w:color="auto" w:fill="FBF3F0"/>
           </w:tcPr>
           <w:p>
+            <w:pPr>
+              <w:spacing w:after="40" w:before="40"/>
+            </w:pPr>
+            <w:r/>
             <w:r>
-              <w:t>14. Cấp cứu ngưng tuần hoàn</w:t>
+              <w:rPr>
+                <w:rFonts w:ascii="Times New Roman" w:hAnsi="Times New Roman"/>
+                <w:b w:val="0"/>
+                <w:i w:val="0"/>
+                <w:color w:val="1A1A1A"/>
+                <w:sz w:val="22"/>
+                <w:rFonts w:ascii="Times New Roman" w:hAnsi="Times New Roman" w:cs="Times New Roman"/>
+              </w:rPr>
+              <w:t>Bệnh thận mạn</w:t>
             </w:r>
           </w:p>
         </w:tc>
         <w:tc>
           <w:tcPr>
-            <w:tcW w:type="dxa" w:w="1440"/>
+            <w:tcW w:type="dxa" w:w="1603"/>
+            <w:shd w:val="clear" w:color="auto" w:fill="FBF3F0"/>
           </w:tcPr>
           <w:p>
+            <w:pPr>
+              <w:spacing w:after="40" w:before="40"/>
+            </w:pPr>
+            <w:r/>
             <w:r>
+              <w:rPr>
+                <w:rFonts w:ascii="Times New Roman" w:hAnsi="Times New Roman"/>
+                <w:b w:val="0"/>
+                <w:i w:val="0"/>
+                <w:color w:val="1A1A1A"/>
+                <w:sz w:val="22"/>
+                <w:rFonts w:ascii="Times New Roman" w:hAnsi="Times New Roman" w:cs="Times New Roman"/>
+              </w:rPr>
+              <w:t>162 câu</w:t>
+            </w:r>
+          </w:p>
+        </w:tc>
+        <w:tc>
+          <w:tcPr>
+            <w:tcW w:type="dxa" w:w="1425"/>
+            <w:shd w:val="clear" w:color="auto" w:fill="FBF3F0"/>
+          </w:tcPr>
+          <w:p>
+            <w:pPr>
+              <w:spacing w:after="40" w:before="40"/>
+            </w:pPr>
+            <w:r/>
+            <w:r>
+              <w:rPr>
+                <w:rFonts w:ascii="Times New Roman" w:hAnsi="Times New Roman"/>
+                <w:b/>
+                <w:i w:val="0"/>
+                <w:color w:val="1A1A1A"/>
+                <w:sz w:val="22"/>
+                <w:rFonts w:ascii="Times New Roman" w:hAnsi="Times New Roman" w:cs="Times New Roman"/>
+              </w:rPr>
+              <w:t>22 câu</w:t>
+            </w:r>
+          </w:p>
+        </w:tc>
+        <w:tc>
+          <w:tcPr>
+            <w:tcW w:type="dxa" w:w="1214"/>
+            <w:shd w:val="clear" w:color="auto" w:fill="FBF3F0"/>
+          </w:tcPr>
+          <w:p>
+            <w:pPr>
+              <w:spacing w:after="40" w:before="40"/>
+            </w:pPr>
+            <w:r/>
+            <w:r>
+              <w:rPr>
+                <w:rFonts w:ascii="Times New Roman" w:hAnsi="Times New Roman"/>
+                <w:b w:val="0"/>
+                <w:i w:val="0"/>
+                <w:color w:val="1A1A1A"/>
+                <w:sz w:val="22"/>
+                <w:rFonts w:ascii="Times New Roman" w:hAnsi="Times New Roman" w:cs="Times New Roman"/>
+              </w:rPr>
+              <w:t>3,7</w:t>
+            </w:r>
+          </w:p>
+        </w:tc>
+        <w:tc>
+          <w:tcPr>
+            <w:tcW w:type="dxa" w:w="1247"/>
+            <w:shd w:val="clear" w:color="auto" w:fill="FBF3F0"/>
+          </w:tcPr>
+          <w:p>
+            <w:pPr>
+              <w:spacing w:after="40" w:before="40"/>
+            </w:pPr>
+            <w:r/>
+            <w:r>
+              <w:rPr>
+                <w:rFonts w:ascii="Times New Roman" w:hAnsi="Times New Roman"/>
+                <w:b/>
+                <w:i w:val="0"/>
+                <w:color w:val="1A1A1A"/>
+                <w:sz w:val="22"/>
+                <w:rFonts w:ascii="Times New Roman" w:hAnsi="Times New Roman" w:cs="Times New Roman"/>
+              </w:rPr>
+              <w:t>Cực cao</w:t>
+            </w:r>
+          </w:p>
+        </w:tc>
+      </w:tr>
+      <w:tr>
+        <w:tc>
+          <w:tcPr>
+            <w:tcW w:type="dxa" w:w="1214"/>
+          </w:tcPr>
+          <w:p>
+            <w:pPr>
+              <w:spacing w:after="40" w:before="40"/>
+            </w:pPr>
+            <w:r/>
+            <w:r>
+              <w:rPr>
+                <w:rFonts w:ascii="Times New Roman" w:hAnsi="Times New Roman"/>
+                <w:b w:val="0"/>
+                <w:i w:val="0"/>
+                <w:color w:val="1A1A1A"/>
+                <w:sz w:val="22"/>
+                <w:rFonts w:ascii="Times New Roman" w:hAnsi="Times New Roman" w:cs="Times New Roman"/>
+              </w:rPr>
+              <w:t>9</w:t>
+            </w:r>
+          </w:p>
+        </w:tc>
+        <w:tc>
+          <w:tcPr>
+            <w:tcW w:type="dxa" w:w="3464"/>
+          </w:tcPr>
+          <w:p>
+            <w:pPr>
+              <w:spacing w:after="40" w:before="40"/>
+            </w:pPr>
+            <w:r/>
+            <w:r>
+              <w:rPr>
+                <w:rFonts w:ascii="Times New Roman" w:hAnsi="Times New Roman"/>
+                <w:b w:val="0"/>
+                <w:i w:val="0"/>
+                <w:color w:val="1A1A1A"/>
+                <w:sz w:val="22"/>
+                <w:rFonts w:ascii="Times New Roman" w:hAnsi="Times New Roman" w:cs="Times New Roman"/>
+              </w:rPr>
+              <w:t>Bệnh đái tháo đường</w:t>
+            </w:r>
+          </w:p>
+        </w:tc>
+        <w:tc>
+          <w:tcPr>
+            <w:tcW w:type="dxa" w:w="1603"/>
+          </w:tcPr>
+          <w:p>
+            <w:pPr>
+              <w:spacing w:after="40" w:before="40"/>
+            </w:pPr>
+            <w:r/>
+            <w:r>
+              <w:rPr>
+                <w:rFonts w:ascii="Times New Roman" w:hAnsi="Times New Roman"/>
+                <w:b w:val="0"/>
+                <w:i w:val="0"/>
+                <w:color w:val="1A1A1A"/>
+                <w:sz w:val="22"/>
+                <w:rFonts w:ascii="Times New Roman" w:hAnsi="Times New Roman" w:cs="Times New Roman"/>
+              </w:rPr>
+              <w:t>169 câu</w:t>
+            </w:r>
+          </w:p>
+        </w:tc>
+        <w:tc>
+          <w:tcPr>
+            <w:tcW w:type="dxa" w:w="1425"/>
+          </w:tcPr>
+          <w:p>
+            <w:pPr>
+              <w:spacing w:after="40" w:before="40"/>
+            </w:pPr>
+            <w:r/>
+            <w:r>
+              <w:rPr>
+                <w:rFonts w:ascii="Times New Roman" w:hAnsi="Times New Roman"/>
+                <w:b/>
+                <w:i w:val="0"/>
+                <w:color w:val="1A1A1A"/>
+                <w:sz w:val="22"/>
+                <w:rFonts w:ascii="Times New Roman" w:hAnsi="Times New Roman" w:cs="Times New Roman"/>
+              </w:rPr>
+              <w:t>22 câu</w:t>
+            </w:r>
+          </w:p>
+        </w:tc>
+        <w:tc>
+          <w:tcPr>
+            <w:tcW w:type="dxa" w:w="1214"/>
+          </w:tcPr>
+          <w:p>
+            <w:pPr>
+              <w:spacing w:after="40" w:before="40"/>
+            </w:pPr>
+            <w:r/>
+            <w:r>
+              <w:rPr>
+                <w:rFonts w:ascii="Times New Roman" w:hAnsi="Times New Roman"/>
+                <w:b w:val="0"/>
+                <w:i w:val="0"/>
+                <w:color w:val="1A1A1A"/>
+                <w:sz w:val="22"/>
+                <w:rFonts w:ascii="Times New Roman" w:hAnsi="Times New Roman" w:cs="Times New Roman"/>
+              </w:rPr>
+              <w:t>3,7</w:t>
+            </w:r>
+          </w:p>
+        </w:tc>
+        <w:tc>
+          <w:tcPr>
+            <w:tcW w:type="dxa" w:w="1247"/>
+          </w:tcPr>
+          <w:p>
+            <w:pPr>
+              <w:spacing w:after="40" w:before="40"/>
+            </w:pPr>
+            <w:r/>
+            <w:r>
+              <w:rPr>
+                <w:rFonts w:ascii="Times New Roman" w:hAnsi="Times New Roman"/>
+                <w:b/>
+                <w:i w:val="0"/>
+                <w:color w:val="1A1A1A"/>
+                <w:sz w:val="22"/>
+                <w:rFonts w:ascii="Times New Roman" w:hAnsi="Times New Roman" w:cs="Times New Roman"/>
+              </w:rPr>
+              <w:t>Cực cao</w:t>
+            </w:r>
+          </w:p>
+        </w:tc>
+      </w:tr>
+      <w:tr>
+        <w:tc>
+          <w:tcPr>
+            <w:tcW w:type="dxa" w:w="1214"/>
+            <w:shd w:val="clear" w:color="auto" w:fill="FBF3F0"/>
+          </w:tcPr>
+          <w:p>
+            <w:pPr>
+              <w:spacing w:after="40" w:before="40"/>
+            </w:pPr>
+            <w:r/>
+            <w:r>
+              <w:rPr>
+                <w:rFonts w:ascii="Times New Roman" w:hAnsi="Times New Roman"/>
+                <w:b w:val="0"/>
+                <w:i w:val="0"/>
+                <w:color w:val="1A1A1A"/>
+                <w:sz w:val="22"/>
+                <w:rFonts w:ascii="Times New Roman" w:hAnsi="Times New Roman" w:cs="Times New Roman"/>
+              </w:rPr>
+              <w:t>11</w:t>
+            </w:r>
+          </w:p>
+        </w:tc>
+        <w:tc>
+          <w:tcPr>
+            <w:tcW w:type="dxa" w:w="3464"/>
+            <w:shd w:val="clear" w:color="auto" w:fill="FBF3F0"/>
+          </w:tcPr>
+          <w:p>
+            <w:pPr>
+              <w:spacing w:after="40" w:before="40"/>
+            </w:pPr>
+            <w:r/>
+            <w:r>
+              <w:rPr>
+                <w:rFonts w:ascii="Times New Roman" w:hAnsi="Times New Roman"/>
+                <w:b w:val="0"/>
+                <w:i w:val="0"/>
+                <w:color w:val="1A1A1A"/>
+                <w:sz w:val="22"/>
+                <w:rFonts w:ascii="Times New Roman" w:hAnsi="Times New Roman" w:cs="Times New Roman"/>
+              </w:rPr>
+              <w:t>Thoái hóa khớp</w:t>
+            </w:r>
+          </w:p>
+        </w:tc>
+        <w:tc>
+          <w:tcPr>
+            <w:tcW w:type="dxa" w:w="1603"/>
+            <w:shd w:val="clear" w:color="auto" w:fill="FBF3F0"/>
+          </w:tcPr>
+          <w:p>
+            <w:pPr>
+              <w:spacing w:after="40" w:before="40"/>
+            </w:pPr>
+            <w:r/>
+            <w:r>
+              <w:rPr>
+                <w:rFonts w:ascii="Times New Roman" w:hAnsi="Times New Roman"/>
+                <w:b w:val="0"/>
+                <w:i w:val="0"/>
+                <w:color w:val="1A1A1A"/>
+                <w:sz w:val="22"/>
+                <w:rFonts w:ascii="Times New Roman" w:hAnsi="Times New Roman" w:cs="Times New Roman"/>
+              </w:rPr>
+              <w:t>190 câu</w:t>
+            </w:r>
+          </w:p>
+        </w:tc>
+        <w:tc>
+          <w:tcPr>
+            <w:tcW w:type="dxa" w:w="1425"/>
+            <w:shd w:val="clear" w:color="auto" w:fill="FBF3F0"/>
+          </w:tcPr>
+          <w:p>
+            <w:pPr>
+              <w:spacing w:after="40" w:before="40"/>
+            </w:pPr>
+            <w:r/>
+            <w:r>
+              <w:rPr>
+                <w:rFonts w:ascii="Times New Roman" w:hAnsi="Times New Roman"/>
+                <w:b/>
+                <w:i w:val="0"/>
+                <w:color w:val="1A1A1A"/>
+                <w:sz w:val="22"/>
+                <w:rFonts w:ascii="Times New Roman" w:hAnsi="Times New Roman" w:cs="Times New Roman"/>
+              </w:rPr>
+              <w:t>22 câu</w:t>
+            </w:r>
+          </w:p>
+        </w:tc>
+        <w:tc>
+          <w:tcPr>
+            <w:tcW w:type="dxa" w:w="1214"/>
+            <w:shd w:val="clear" w:color="auto" w:fill="FBF3F0"/>
+          </w:tcPr>
+          <w:p>
+            <w:pPr>
+              <w:spacing w:after="40" w:before="40"/>
+            </w:pPr>
+            <w:r/>
+            <w:r>
+              <w:rPr>
+                <w:rFonts w:ascii="Times New Roman" w:hAnsi="Times New Roman"/>
+                <w:b w:val="0"/>
+                <w:i w:val="0"/>
+                <w:color w:val="1A1A1A"/>
+                <w:sz w:val="22"/>
+                <w:rFonts w:ascii="Times New Roman" w:hAnsi="Times New Roman" w:cs="Times New Roman"/>
+              </w:rPr>
+              <w:t>3,7</w:t>
+            </w:r>
+          </w:p>
+        </w:tc>
+        <w:tc>
+          <w:tcPr>
+            <w:tcW w:type="dxa" w:w="1247"/>
+            <w:shd w:val="clear" w:color="auto" w:fill="FBF3F0"/>
+          </w:tcPr>
+          <w:p>
+            <w:pPr>
+              <w:spacing w:after="40" w:before="40"/>
+            </w:pPr>
+            <w:r/>
+            <w:r>
+              <w:rPr>
+                <w:rFonts w:ascii="Times New Roman" w:hAnsi="Times New Roman"/>
+                <w:b/>
+                <w:i w:val="0"/>
+                <w:color w:val="1A1A1A"/>
+                <w:sz w:val="22"/>
+                <w:rFonts w:ascii="Times New Roman" w:hAnsi="Times New Roman" w:cs="Times New Roman"/>
+              </w:rPr>
+              <w:t>Cực cao</w:t>
+            </w:r>
+          </w:p>
+        </w:tc>
+      </w:tr>
+      <w:tr>
+        <w:tc>
+          <w:tcPr>
+            <w:tcW w:type="dxa" w:w="1214"/>
+          </w:tcPr>
+          <w:p>
+            <w:pPr>
+              <w:spacing w:after="40" w:before="40"/>
+            </w:pPr>
+            <w:r/>
+            <w:r>
+              <w:rPr>
+                <w:rFonts w:ascii="Times New Roman" w:hAnsi="Times New Roman"/>
+                <w:b w:val="0"/>
+                <w:i w:val="0"/>
+                <w:color w:val="1A1A1A"/>
+                <w:sz w:val="22"/>
+                <w:rFonts w:ascii="Times New Roman" w:hAnsi="Times New Roman" w:cs="Times New Roman"/>
+              </w:rPr>
+              <w:t>7</w:t>
+            </w:r>
+          </w:p>
+        </w:tc>
+        <w:tc>
+          <w:tcPr>
+            <w:tcW w:type="dxa" w:w="3464"/>
+          </w:tcPr>
+          <w:p>
+            <w:pPr>
+              <w:spacing w:after="40" w:before="40"/>
+            </w:pPr>
+            <w:r/>
+            <w:r>
+              <w:rPr>
+                <w:rFonts w:ascii="Times New Roman" w:hAnsi="Times New Roman"/>
+                <w:b w:val="0"/>
+                <w:i w:val="0"/>
+                <w:color w:val="1A1A1A"/>
+                <w:sz w:val="22"/>
+                <w:rFonts w:ascii="Times New Roman" w:hAnsi="Times New Roman" w:cs="Times New Roman"/>
+              </w:rPr>
+              <w:t>Suy tim phân suất tống máu giảm</w:t>
+            </w:r>
+          </w:p>
+        </w:tc>
+        <w:tc>
+          <w:tcPr>
+            <w:tcW w:type="dxa" w:w="1603"/>
+          </w:tcPr>
+          <w:p>
+            <w:pPr>
+              <w:spacing w:after="40" w:before="40"/>
+            </w:pPr>
+            <w:r/>
+            <w:r>
+              <w:rPr>
+                <w:rFonts w:ascii="Times New Roman" w:hAnsi="Times New Roman"/>
+                <w:b w:val="0"/>
+                <w:i w:val="0"/>
+                <w:color w:val="1A1A1A"/>
+                <w:sz w:val="22"/>
+                <w:rFonts w:ascii="Times New Roman" w:hAnsi="Times New Roman" w:cs="Times New Roman"/>
+              </w:rPr>
+              <w:t>148 câu</w:t>
+            </w:r>
+          </w:p>
+        </w:tc>
+        <w:tc>
+          <w:tcPr>
+            <w:tcW w:type="dxa" w:w="1425"/>
+          </w:tcPr>
+          <w:p>
+            <w:pPr>
+              <w:spacing w:after="40" w:before="40"/>
+            </w:pPr>
+            <w:r/>
+            <w:r>
+              <w:rPr>
+                <w:rFonts w:ascii="Times New Roman" w:hAnsi="Times New Roman"/>
+                <w:b/>
+                <w:i w:val="0"/>
+                <w:color w:val="1A1A1A"/>
+                <w:sz w:val="22"/>
+                <w:rFonts w:ascii="Times New Roman" w:hAnsi="Times New Roman" w:cs="Times New Roman"/>
+              </w:rPr>
+              <w:t>21 câu</w:t>
+            </w:r>
+          </w:p>
+        </w:tc>
+        <w:tc>
+          <w:tcPr>
+            <w:tcW w:type="dxa" w:w="1214"/>
+          </w:tcPr>
+          <w:p>
+            <w:pPr>
+              <w:spacing w:after="40" w:before="40"/>
+            </w:pPr>
+            <w:r/>
+            <w:r>
+              <w:rPr>
+                <w:rFonts w:ascii="Times New Roman" w:hAnsi="Times New Roman"/>
+                <w:b w:val="0"/>
+                <w:i w:val="0"/>
+                <w:color w:val="1A1A1A"/>
+                <w:sz w:val="22"/>
+                <w:rFonts w:ascii="Times New Roman" w:hAnsi="Times New Roman" w:cs="Times New Roman"/>
+              </w:rPr>
+              <w:t>3,5</w:t>
+            </w:r>
+          </w:p>
+        </w:tc>
+        <w:tc>
+          <w:tcPr>
+            <w:tcW w:type="dxa" w:w="1247"/>
+          </w:tcPr>
+          <w:p>
+            <w:pPr>
+              <w:spacing w:after="40" w:before="40"/>
+            </w:pPr>
+            <w:r/>
+            <w:r>
+              <w:rPr>
+                <w:rFonts w:ascii="Times New Roman" w:hAnsi="Times New Roman"/>
+                <w:b/>
+                <w:i w:val="0"/>
+                <w:color w:val="1A1A1A"/>
+                <w:sz w:val="22"/>
+                <w:rFonts w:ascii="Times New Roman" w:hAnsi="Times New Roman" w:cs="Times New Roman"/>
+              </w:rPr>
+              <w:t>Cực cao</w:t>
+            </w:r>
+          </w:p>
+        </w:tc>
+      </w:tr>
+      <w:tr>
+        <w:tc>
+          <w:tcPr>
+            <w:tcW w:type="dxa" w:w="1214"/>
+            <w:shd w:val="clear" w:color="auto" w:fill="FBF3F0"/>
+          </w:tcPr>
+          <w:p>
+            <w:pPr>
+              <w:spacing w:after="40" w:before="40"/>
+            </w:pPr>
+            <w:r/>
+            <w:r>
+              <w:rPr>
+                <w:rFonts w:ascii="Times New Roman" w:hAnsi="Times New Roman"/>
+                <w:b w:val="0"/>
+                <w:i w:val="0"/>
+                <w:color w:val="1A1A1A"/>
+                <w:sz w:val="22"/>
+                <w:rFonts w:ascii="Times New Roman" w:hAnsi="Times New Roman" w:cs="Times New Roman"/>
+              </w:rPr>
+              <w:t>6</w:t>
+            </w:r>
+          </w:p>
+        </w:tc>
+        <w:tc>
+          <w:tcPr>
+            <w:tcW w:type="dxa" w:w="3464"/>
+            <w:shd w:val="clear" w:color="auto" w:fill="FBF3F0"/>
+          </w:tcPr>
+          <w:p>
+            <w:pPr>
+              <w:spacing w:after="40" w:before="40"/>
+            </w:pPr>
+            <w:r/>
+            <w:r>
+              <w:rPr>
+                <w:rFonts w:ascii="Times New Roman" w:hAnsi="Times New Roman"/>
+                <w:b w:val="0"/>
+                <w:i w:val="0"/>
+                <w:color w:val="1A1A1A"/>
+                <w:sz w:val="22"/>
+                <w:rFonts w:ascii="Times New Roman" w:hAnsi="Times New Roman" w:cs="Times New Roman"/>
+              </w:rPr>
+              <w:t>Viêm phổi cộng đồng</w:t>
+            </w:r>
+          </w:p>
+        </w:tc>
+        <w:tc>
+          <w:tcPr>
+            <w:tcW w:type="dxa" w:w="1603"/>
+            <w:shd w:val="clear" w:color="auto" w:fill="FBF3F0"/>
+          </w:tcPr>
+          <w:p>
+            <w:pPr>
+              <w:spacing w:after="40" w:before="40"/>
+            </w:pPr>
+            <w:r/>
+            <w:r>
+              <w:rPr>
+                <w:rFonts w:ascii="Times New Roman" w:hAnsi="Times New Roman"/>
+                <w:b w:val="0"/>
+                <w:i w:val="0"/>
+                <w:color w:val="1A1A1A"/>
+                <w:sz w:val="22"/>
+                <w:rFonts w:ascii="Times New Roman" w:hAnsi="Times New Roman" w:cs="Times New Roman"/>
+              </w:rPr>
+              <w:t>88 câu</w:t>
+            </w:r>
+          </w:p>
+        </w:tc>
+        <w:tc>
+          <w:tcPr>
+            <w:tcW w:type="dxa" w:w="1425"/>
+            <w:shd w:val="clear" w:color="auto" w:fill="FBF3F0"/>
+          </w:tcPr>
+          <w:p>
+            <w:pPr>
+              <w:spacing w:after="40" w:before="40"/>
+            </w:pPr>
+            <w:r/>
+            <w:r>
+              <w:rPr>
+                <w:rFonts w:ascii="Times New Roman" w:hAnsi="Times New Roman"/>
+                <w:b/>
+                <w:i w:val="0"/>
+                <w:color w:val="1A1A1A"/>
+                <w:sz w:val="22"/>
+                <w:rFonts w:ascii="Times New Roman" w:hAnsi="Times New Roman" w:cs="Times New Roman"/>
+              </w:rPr>
+              <w:t>20 câu</w:t>
+            </w:r>
+          </w:p>
+        </w:tc>
+        <w:tc>
+          <w:tcPr>
+            <w:tcW w:type="dxa" w:w="1214"/>
+            <w:shd w:val="clear" w:color="auto" w:fill="FBF3F0"/>
+          </w:tcPr>
+          <w:p>
+            <w:pPr>
+              <w:spacing w:after="40" w:before="40"/>
+            </w:pPr>
+            <w:r/>
+            <w:r>
+              <w:rPr>
+                <w:rFonts w:ascii="Times New Roman" w:hAnsi="Times New Roman"/>
+                <w:b w:val="0"/>
+                <w:i w:val="0"/>
+                <w:color w:val="1A1A1A"/>
+                <w:sz w:val="22"/>
+                <w:rFonts w:ascii="Times New Roman" w:hAnsi="Times New Roman" w:cs="Times New Roman"/>
+              </w:rPr>
               <w:t>3,3</w:t>
             </w:r>
           </w:p>
         </w:tc>
         <w:tc>
           <w:tcPr>
-            <w:tcW w:type="dxa" w:w="1440"/>
+            <w:tcW w:type="dxa" w:w="1247"/>
+            <w:shd w:val="clear" w:color="auto" w:fill="FBF3F0"/>
           </w:tcPr>
           <w:p>
+            <w:pPr>
+              <w:spacing w:after="40" w:before="40"/>
+            </w:pPr>
+            <w:r/>
             <w:r>
-              <w:t>22</w:t>
+              <w:rPr>
+                <w:rFonts w:ascii="Times New Roman" w:hAnsi="Times New Roman"/>
+                <w:b/>
+                <w:i w:val="0"/>
+                <w:color w:val="1A1A1A"/>
+                <w:sz w:val="22"/>
+                <w:rFonts w:ascii="Times New Roman" w:hAnsi="Times New Roman" w:cs="Times New Roman"/>
+              </w:rPr>
+              <w:t>Cực cao</w:t>
+            </w:r>
+          </w:p>
+        </w:tc>
+      </w:tr>
+      <w:tr>
+        <w:tc>
+          <w:tcPr>
+            <w:tcW w:type="dxa" w:w="1214"/>
+          </w:tcPr>
+          <w:p>
+            <w:pPr>
+              <w:spacing w:after="40" w:before="40"/>
+            </w:pPr>
+            <w:r/>
+            <w:r>
+              <w:rPr>
+                <w:rFonts w:ascii="Times New Roman" w:hAnsi="Times New Roman"/>
+                <w:b w:val="0"/>
+                <w:i w:val="0"/>
+                <w:color w:val="1A1A1A"/>
+                <w:sz w:val="22"/>
+                <w:rFonts w:ascii="Times New Roman" w:hAnsi="Times New Roman" w:cs="Times New Roman"/>
+              </w:rPr>
+              <w:t>1</w:t>
             </w:r>
           </w:p>
         </w:tc>
         <w:tc>
           <w:tcPr>
-            <w:tcW w:type="dxa" w:w="1440"/>
+            <w:tcW w:type="dxa" w:w="3464"/>
           </w:tcPr>
           <w:p>
+            <w:pPr>
+              <w:spacing w:after="40" w:before="40"/>
+            </w:pPr>
+            <w:r/>
             <w:r>
               <w:rPr>
+                <w:rFonts w:ascii="Times New Roman" w:hAnsi="Times New Roman"/>
+                <w:b w:val="0"/>
+                <w:i w:val="0"/>
+                <w:color w:val="1A1A1A"/>
+                <w:sz w:val="22"/>
+                <w:rFonts w:ascii="Times New Roman" w:hAnsi="Times New Roman" w:cs="Times New Roman"/>
+              </w:rPr>
+              <w:t>Viêm loét dạ dày - tá tràng</w:t>
+            </w:r>
+          </w:p>
+        </w:tc>
+        <w:tc>
+          <w:tcPr>
+            <w:tcW w:type="dxa" w:w="1603"/>
+          </w:tcPr>
+          <w:p>
+            <w:pPr>
+              <w:spacing w:after="40" w:before="40"/>
+            </w:pPr>
+            <w:r/>
+            <w:r>
+              <w:rPr>
+                <w:rFonts w:ascii="Times New Roman" w:hAnsi="Times New Roman"/>
+                <w:b w:val="0"/>
+                <w:i w:val="0"/>
+                <w:color w:val="1A1A1A"/>
+                <w:sz w:val="22"/>
+                <w:rFonts w:ascii="Times New Roman" w:hAnsi="Times New Roman" w:cs="Times New Roman"/>
+              </w:rPr>
+              <w:t>171 câu</w:t>
+            </w:r>
+          </w:p>
+        </w:tc>
+        <w:tc>
+          <w:tcPr>
+            <w:tcW w:type="dxa" w:w="1425"/>
+          </w:tcPr>
+          <w:p>
+            <w:pPr>
+              <w:spacing w:after="40" w:before="40"/>
+            </w:pPr>
+            <w:r/>
+            <w:r>
+              <w:rPr>
+                <w:rFonts w:ascii="Times New Roman" w:hAnsi="Times New Roman"/>
                 <w:b/>
+                <w:i w:val="0"/>
+                <w:color w:val="1A1A1A"/>
+                <w:sz w:val="22"/>
+                <w:rFonts w:ascii="Times New Roman" w:hAnsi="Times New Roman" w:cs="Times New Roman"/>
+              </w:rPr>
+              <w:t>19 câu</w:t>
+            </w:r>
+          </w:p>
+        </w:tc>
+        <w:tc>
+          <w:tcPr>
+            <w:tcW w:type="dxa" w:w="1214"/>
+          </w:tcPr>
+          <w:p>
+            <w:pPr>
+              <w:spacing w:after="40" w:before="40"/>
+            </w:pPr>
+            <w:r/>
+            <w:r>
+              <w:rPr>
+                <w:rFonts w:ascii="Times New Roman" w:hAnsi="Times New Roman"/>
+                <w:b w:val="0"/>
+                <w:i w:val="0"/>
+                <w:color w:val="1A1A1A"/>
+                <w:sz w:val="22"/>
+                <w:rFonts w:ascii="Times New Roman" w:hAnsi="Times New Roman" w:cs="Times New Roman"/>
+              </w:rPr>
+              <w:t>3,2</w:t>
+            </w:r>
+          </w:p>
+        </w:tc>
+        <w:tc>
+          <w:tcPr>
+            <w:tcW w:type="dxa" w:w="1247"/>
+          </w:tcPr>
+          <w:p>
+            <w:pPr>
+              <w:spacing w:after="40" w:before="40"/>
+            </w:pPr>
+            <w:r/>
+            <w:r>
+              <w:rPr>
+                <w:rFonts w:ascii="Times New Roman" w:hAnsi="Times New Roman"/>
+                <w:b/>
+                <w:i w:val="0"/>
+                <w:color w:val="1A1A1A"/>
+                <w:sz w:val="22"/>
+                <w:rFonts w:ascii="Times New Roman" w:hAnsi="Times New Roman" w:cs="Times New Roman"/>
+              </w:rPr>
+              <w:t>Cao</w:t>
+            </w:r>
+          </w:p>
+        </w:tc>
+      </w:tr>
+      <w:tr>
+        <w:tc>
+          <w:tcPr>
+            <w:tcW w:type="dxa" w:w="1214"/>
+            <w:shd w:val="clear" w:color="auto" w:fill="FBF3F0"/>
+          </w:tcPr>
+          <w:p>
+            <w:pPr>
+              <w:spacing w:after="40" w:before="40"/>
+            </w:pPr>
+            <w:r/>
+            <w:r>
+              <w:rPr>
+                <w:rFonts w:ascii="Times New Roman" w:hAnsi="Times New Roman"/>
+                <w:b w:val="0"/>
+                <w:i w:val="0"/>
+                <w:color w:val="1A1A1A"/>
+                <w:sz w:val="22"/>
+                <w:rFonts w:ascii="Times New Roman" w:hAnsi="Times New Roman" w:cs="Times New Roman"/>
+              </w:rPr>
+              <w:t>2</w:t>
+            </w:r>
+          </w:p>
+        </w:tc>
+        <w:tc>
+          <w:tcPr>
+            <w:tcW w:type="dxa" w:w="3464"/>
+            <w:shd w:val="clear" w:color="auto" w:fill="FBF3F0"/>
+          </w:tcPr>
+          <w:p>
+            <w:pPr>
+              <w:spacing w:after="40" w:before="40"/>
+            </w:pPr>
+            <w:r/>
+            <w:r>
+              <w:rPr>
+                <w:rFonts w:ascii="Times New Roman" w:hAnsi="Times New Roman"/>
+                <w:b w:val="0"/>
+                <w:i w:val="0"/>
+                <w:color w:val="1A1A1A"/>
+                <w:sz w:val="22"/>
+                <w:rFonts w:ascii="Times New Roman" w:hAnsi="Times New Roman" w:cs="Times New Roman"/>
+              </w:rPr>
+              <w:t>Xơ gan</w:t>
+            </w:r>
+          </w:p>
+        </w:tc>
+        <w:tc>
+          <w:tcPr>
+            <w:tcW w:type="dxa" w:w="1603"/>
+            <w:shd w:val="clear" w:color="auto" w:fill="FBF3F0"/>
+          </w:tcPr>
+          <w:p>
+            <w:pPr>
+              <w:spacing w:after="40" w:before="40"/>
+            </w:pPr>
+            <w:r/>
+            <w:r>
+              <w:rPr>
+                <w:rFonts w:ascii="Times New Roman" w:hAnsi="Times New Roman"/>
+                <w:b w:val="0"/>
+                <w:i w:val="0"/>
+                <w:color w:val="1A1A1A"/>
+                <w:sz w:val="22"/>
+                <w:rFonts w:ascii="Times New Roman" w:hAnsi="Times New Roman" w:cs="Times New Roman"/>
+              </w:rPr>
+              <w:t>133 câu</w:t>
+            </w:r>
+          </w:p>
+        </w:tc>
+        <w:tc>
+          <w:tcPr>
+            <w:tcW w:type="dxa" w:w="1425"/>
+            <w:shd w:val="clear" w:color="auto" w:fill="FBF3F0"/>
+          </w:tcPr>
+          <w:p>
+            <w:pPr>
+              <w:spacing w:after="40" w:before="40"/>
+            </w:pPr>
+            <w:r/>
+            <w:r>
+              <w:rPr>
+                <w:rFonts w:ascii="Times New Roman" w:hAnsi="Times New Roman"/>
+                <w:b/>
+                <w:i w:val="0"/>
+                <w:color w:val="1A1A1A"/>
+                <w:sz w:val="22"/>
+                <w:rFonts w:ascii="Times New Roman" w:hAnsi="Times New Roman" w:cs="Times New Roman"/>
+              </w:rPr>
+              <w:t>19 câu</w:t>
+            </w:r>
+          </w:p>
+        </w:tc>
+        <w:tc>
+          <w:tcPr>
+            <w:tcW w:type="dxa" w:w="1214"/>
+            <w:shd w:val="clear" w:color="auto" w:fill="FBF3F0"/>
+          </w:tcPr>
+          <w:p>
+            <w:pPr>
+              <w:spacing w:after="40" w:before="40"/>
+            </w:pPr>
+            <w:r/>
+            <w:r>
+              <w:rPr>
+                <w:rFonts w:ascii="Times New Roman" w:hAnsi="Times New Roman"/>
+                <w:b w:val="0"/>
+                <w:i w:val="0"/>
+                <w:color w:val="1A1A1A"/>
+                <w:sz w:val="22"/>
+                <w:rFonts w:ascii="Times New Roman" w:hAnsi="Times New Roman" w:cs="Times New Roman"/>
+              </w:rPr>
+              <w:t>3,2</w:t>
+            </w:r>
+          </w:p>
+        </w:tc>
+        <w:tc>
+          <w:tcPr>
+            <w:tcW w:type="dxa" w:w="1247"/>
+            <w:shd w:val="clear" w:color="auto" w:fill="FBF3F0"/>
+          </w:tcPr>
+          <w:p>
+            <w:pPr>
+              <w:spacing w:after="40" w:before="40"/>
+            </w:pPr>
+            <w:r/>
+            <w:r>
+              <w:rPr>
+                <w:rFonts w:ascii="Times New Roman" w:hAnsi="Times New Roman"/>
+                <w:b/>
+                <w:i w:val="0"/>
+                <w:color w:val="1A1A1A"/>
+                <w:sz w:val="22"/>
+                <w:rFonts w:ascii="Times New Roman" w:hAnsi="Times New Roman" w:cs="Times New Roman"/>
+              </w:rPr>
+              <w:t>Cao</w:t>
+            </w:r>
+          </w:p>
+        </w:tc>
+      </w:tr>
+      <w:tr>
+        <w:tc>
+          <w:tcPr>
+            <w:tcW w:type="dxa" w:w="1214"/>
+          </w:tcPr>
+          <w:p>
+            <w:pPr>
+              <w:spacing w:after="40" w:before="40"/>
+            </w:pPr>
+            <w:r/>
+            <w:r>
+              <w:rPr>
+                <w:rFonts w:ascii="Times New Roman" w:hAnsi="Times New Roman"/>
+                <w:b w:val="0"/>
+                <w:i w:val="0"/>
+                <w:color w:val="1A1A1A"/>
+                <w:sz w:val="22"/>
+                <w:rFonts w:ascii="Times New Roman" w:hAnsi="Times New Roman" w:cs="Times New Roman"/>
+              </w:rPr>
+              <w:t>3</w:t>
+            </w:r>
+          </w:p>
+        </w:tc>
+        <w:tc>
+          <w:tcPr>
+            <w:tcW w:type="dxa" w:w="3464"/>
+          </w:tcPr>
+          <w:p>
+            <w:pPr>
+              <w:spacing w:after="40" w:before="40"/>
+            </w:pPr>
+            <w:r/>
+            <w:r>
+              <w:rPr>
+                <w:rFonts w:ascii="Times New Roman" w:hAnsi="Times New Roman"/>
+                <w:b w:val="0"/>
+                <w:i w:val="0"/>
+                <w:color w:val="1A1A1A"/>
+                <w:sz w:val="22"/>
+                <w:rFonts w:ascii="Times New Roman" w:hAnsi="Times New Roman" w:cs="Times New Roman"/>
+              </w:rPr>
+              <w:t>Bệnh cầu thận</w:t>
+            </w:r>
+          </w:p>
+        </w:tc>
+        <w:tc>
+          <w:tcPr>
+            <w:tcW w:type="dxa" w:w="1603"/>
+          </w:tcPr>
+          <w:p>
+            <w:pPr>
+              <w:spacing w:after="40" w:before="40"/>
+            </w:pPr>
+            <w:r/>
+            <w:r>
+              <w:rPr>
+                <w:rFonts w:ascii="Times New Roman" w:hAnsi="Times New Roman"/>
+                <w:b w:val="0"/>
+                <w:i w:val="0"/>
+                <w:color w:val="1A1A1A"/>
+                <w:sz w:val="22"/>
+                <w:rFonts w:ascii="Times New Roman" w:hAnsi="Times New Roman" w:cs="Times New Roman"/>
+              </w:rPr>
+              <w:t>194 câu</w:t>
+            </w:r>
+          </w:p>
+        </w:tc>
+        <w:tc>
+          <w:tcPr>
+            <w:tcW w:type="dxa" w:w="1425"/>
+          </w:tcPr>
+          <w:p>
+            <w:pPr>
+              <w:spacing w:after="40" w:before="40"/>
+            </w:pPr>
+            <w:r/>
+            <w:r>
+              <w:rPr>
+                <w:rFonts w:ascii="Times New Roman" w:hAnsi="Times New Roman"/>
+                <w:b/>
+                <w:i w:val="0"/>
+                <w:color w:val="1A1A1A"/>
+                <w:sz w:val="22"/>
+                <w:rFonts w:ascii="Times New Roman" w:hAnsi="Times New Roman" w:cs="Times New Roman"/>
+              </w:rPr>
+              <w:t>18 câu</w:t>
+            </w:r>
+          </w:p>
+        </w:tc>
+        <w:tc>
+          <w:tcPr>
+            <w:tcW w:type="dxa" w:w="1214"/>
+          </w:tcPr>
+          <w:p>
+            <w:pPr>
+              <w:spacing w:after="40" w:before="40"/>
+            </w:pPr>
+            <w:r/>
+            <w:r>
+              <w:rPr>
+                <w:rFonts w:ascii="Times New Roman" w:hAnsi="Times New Roman"/>
+                <w:b w:val="0"/>
+                <w:i w:val="0"/>
+                <w:color w:val="1A1A1A"/>
+                <w:sz w:val="22"/>
+                <w:rFonts w:ascii="Times New Roman" w:hAnsi="Times New Roman" w:cs="Times New Roman"/>
+              </w:rPr>
+              <w:t>3,0</w:t>
+            </w:r>
+          </w:p>
+        </w:tc>
+        <w:tc>
+          <w:tcPr>
+            <w:tcW w:type="dxa" w:w="1247"/>
+          </w:tcPr>
+          <w:p>
+            <w:pPr>
+              <w:spacing w:after="40" w:before="40"/>
+            </w:pPr>
+            <w:r/>
+            <w:r>
+              <w:rPr>
+                <w:rFonts w:ascii="Times New Roman" w:hAnsi="Times New Roman"/>
+                <w:b/>
+                <w:i w:val="0"/>
+                <w:color w:val="1A1A1A"/>
+                <w:sz w:val="22"/>
+                <w:rFonts w:ascii="Times New Roman" w:hAnsi="Times New Roman" w:cs="Times New Roman"/>
+              </w:rPr>
+              <w:t>Cao</w:t>
+            </w:r>
+          </w:p>
+        </w:tc>
+      </w:tr>
+      <w:tr>
+        <w:tc>
+          <w:tcPr>
+            <w:tcW w:type="dxa" w:w="1214"/>
+            <w:shd w:val="clear" w:color="auto" w:fill="FBF3F0"/>
+          </w:tcPr>
+          <w:p>
+            <w:pPr>
+              <w:spacing w:after="40" w:before="40"/>
+            </w:pPr>
+            <w:r/>
+            <w:r>
+              <w:rPr>
+                <w:rFonts w:ascii="Times New Roman" w:hAnsi="Times New Roman"/>
+                <w:b w:val="0"/>
+                <w:i w:val="0"/>
+                <w:color w:val="1A1A1A"/>
+                <w:sz w:val="22"/>
+                <w:rFonts w:ascii="Times New Roman" w:hAnsi="Times New Roman" w:cs="Times New Roman"/>
+              </w:rPr>
+              <w:t>5</w:t>
+            </w:r>
+          </w:p>
+        </w:tc>
+        <w:tc>
+          <w:tcPr>
+            <w:tcW w:type="dxa" w:w="3464"/>
+            <w:shd w:val="clear" w:color="auto" w:fill="FBF3F0"/>
+          </w:tcPr>
+          <w:p>
+            <w:pPr>
+              <w:spacing w:after="40" w:before="40"/>
+            </w:pPr>
+            <w:r/>
+            <w:r>
+              <w:rPr>
+                <w:rFonts w:ascii="Times New Roman" w:hAnsi="Times New Roman"/>
+                <w:b w:val="0"/>
+                <w:i w:val="0"/>
+                <w:color w:val="1A1A1A"/>
+                <w:sz w:val="22"/>
+                <w:rFonts w:ascii="Times New Roman" w:hAnsi="Times New Roman" w:cs="Times New Roman"/>
+              </w:rPr>
+              <w:t>Bệnh phổi tắc nghẽn mạn tính</w:t>
+            </w:r>
+          </w:p>
+        </w:tc>
+        <w:tc>
+          <w:tcPr>
+            <w:tcW w:type="dxa" w:w="1603"/>
+            <w:shd w:val="clear" w:color="auto" w:fill="FBF3F0"/>
+          </w:tcPr>
+          <w:p>
+            <w:pPr>
+              <w:spacing w:after="40" w:before="40"/>
+            </w:pPr>
+            <w:r/>
+            <w:r>
+              <w:rPr>
+                <w:rFonts w:ascii="Times New Roman" w:hAnsi="Times New Roman"/>
+                <w:b w:val="0"/>
+                <w:i w:val="0"/>
+                <w:color w:val="1A1A1A"/>
+                <w:sz w:val="22"/>
+                <w:rFonts w:ascii="Times New Roman" w:hAnsi="Times New Roman" w:cs="Times New Roman"/>
+              </w:rPr>
+              <w:t>155 câu</w:t>
+            </w:r>
+          </w:p>
+        </w:tc>
+        <w:tc>
+          <w:tcPr>
+            <w:tcW w:type="dxa" w:w="1425"/>
+            <w:shd w:val="clear" w:color="auto" w:fill="FBF3F0"/>
+          </w:tcPr>
+          <w:p>
+            <w:pPr>
+              <w:spacing w:after="40" w:before="40"/>
+            </w:pPr>
+            <w:r/>
+            <w:r>
+              <w:rPr>
+                <w:rFonts w:ascii="Times New Roman" w:hAnsi="Times New Roman"/>
+                <w:b/>
+                <w:i w:val="0"/>
+                <w:color w:val="1A1A1A"/>
+                <w:sz w:val="22"/>
+                <w:rFonts w:ascii="Times New Roman" w:hAnsi="Times New Roman" w:cs="Times New Roman"/>
+              </w:rPr>
+              <w:t>18 câu</w:t>
+            </w:r>
+          </w:p>
+        </w:tc>
+        <w:tc>
+          <w:tcPr>
+            <w:tcW w:type="dxa" w:w="1214"/>
+            <w:shd w:val="clear" w:color="auto" w:fill="FBF3F0"/>
+          </w:tcPr>
+          <w:p>
+            <w:pPr>
+              <w:spacing w:after="40" w:before="40"/>
+            </w:pPr>
+            <w:r/>
+            <w:r>
+              <w:rPr>
+                <w:rFonts w:ascii="Times New Roman" w:hAnsi="Times New Roman"/>
+                <w:b w:val="0"/>
+                <w:i w:val="0"/>
+                <w:color w:val="1A1A1A"/>
+                <w:sz w:val="22"/>
+                <w:rFonts w:ascii="Times New Roman" w:hAnsi="Times New Roman" w:cs="Times New Roman"/>
+              </w:rPr>
+              <w:t>3,0</w:t>
+            </w:r>
+          </w:p>
+        </w:tc>
+        <w:tc>
+          <w:tcPr>
+            <w:tcW w:type="dxa" w:w="1247"/>
+            <w:shd w:val="clear" w:color="auto" w:fill="FBF3F0"/>
+          </w:tcPr>
+          <w:p>
+            <w:pPr>
+              <w:spacing w:after="40" w:before="40"/>
+            </w:pPr>
+            <w:r/>
+            <w:r>
+              <w:rPr>
+                <w:rFonts w:ascii="Times New Roman" w:hAnsi="Times New Roman"/>
+                <w:b/>
+                <w:i w:val="0"/>
+                <w:color w:val="1A1A1A"/>
+                <w:sz w:val="22"/>
+                <w:rFonts w:ascii="Times New Roman" w:hAnsi="Times New Roman" w:cs="Times New Roman"/>
+              </w:rPr>
+              <w:t>Cao</w:t>
+            </w:r>
+          </w:p>
+        </w:tc>
+      </w:tr>
+      <w:tr>
+        <w:tc>
+          <w:tcPr>
+            <w:tcW w:type="dxa" w:w="1214"/>
+          </w:tcPr>
+          <w:p>
+            <w:pPr>
+              <w:spacing w:after="40" w:before="40"/>
+            </w:pPr>
+            <w:r/>
+            <w:r>
+              <w:rPr>
+                <w:rFonts w:ascii="Times New Roman" w:hAnsi="Times New Roman"/>
+                <w:b w:val="0"/>
+                <w:i w:val="0"/>
+                <w:color w:val="1A1A1A"/>
+                <w:sz w:val="22"/>
+                <w:rFonts w:ascii="Times New Roman" w:hAnsi="Times New Roman" w:cs="Times New Roman"/>
+              </w:rPr>
+              <w:t>8</w:t>
+            </w:r>
+          </w:p>
+        </w:tc>
+        <w:tc>
+          <w:tcPr>
+            <w:tcW w:type="dxa" w:w="3464"/>
+          </w:tcPr>
+          <w:p>
+            <w:pPr>
+              <w:spacing w:after="40" w:before="40"/>
+            </w:pPr>
+            <w:r/>
+            <w:r>
+              <w:rPr>
+                <w:rFonts w:ascii="Times New Roman" w:hAnsi="Times New Roman"/>
+                <w:b w:val="0"/>
+                <w:i w:val="0"/>
+                <w:color w:val="1A1A1A"/>
+                <w:sz w:val="22"/>
+                <w:rFonts w:ascii="Times New Roman" w:hAnsi="Times New Roman" w:cs="Times New Roman"/>
+              </w:rPr>
+              <w:t>Tăng huyết áp</w:t>
+            </w:r>
+          </w:p>
+        </w:tc>
+        <w:tc>
+          <w:tcPr>
+            <w:tcW w:type="dxa" w:w="1603"/>
+          </w:tcPr>
+          <w:p>
+            <w:pPr>
+              <w:spacing w:after="40" w:before="40"/>
+            </w:pPr>
+            <w:r/>
+            <w:r>
+              <w:rPr>
+                <w:rFonts w:ascii="Times New Roman" w:hAnsi="Times New Roman"/>
+                <w:b w:val="0"/>
+                <w:i w:val="0"/>
+                <w:color w:val="1A1A1A"/>
+                <w:sz w:val="22"/>
+                <w:rFonts w:ascii="Times New Roman" w:hAnsi="Times New Roman" w:cs="Times New Roman"/>
+              </w:rPr>
+              <w:t>139 câu</w:t>
+            </w:r>
+          </w:p>
+        </w:tc>
+        <w:tc>
+          <w:tcPr>
+            <w:tcW w:type="dxa" w:w="1425"/>
+          </w:tcPr>
+          <w:p>
+            <w:pPr>
+              <w:spacing w:after="40" w:before="40"/>
+            </w:pPr>
+            <w:r/>
+            <w:r>
+              <w:rPr>
+                <w:rFonts w:ascii="Times New Roman" w:hAnsi="Times New Roman"/>
+                <w:b/>
+                <w:i w:val="0"/>
+                <w:color w:val="1A1A1A"/>
+                <w:sz w:val="22"/>
+                <w:rFonts w:ascii="Times New Roman" w:hAnsi="Times New Roman" w:cs="Times New Roman"/>
+              </w:rPr>
+              <w:t>17 câu</w:t>
+            </w:r>
+          </w:p>
+        </w:tc>
+        <w:tc>
+          <w:tcPr>
+            <w:tcW w:type="dxa" w:w="1214"/>
+          </w:tcPr>
+          <w:p>
+            <w:pPr>
+              <w:spacing w:after="40" w:before="40"/>
+            </w:pPr>
+            <w:r/>
+            <w:r>
+              <w:rPr>
+                <w:rFonts w:ascii="Times New Roman" w:hAnsi="Times New Roman"/>
+                <w:b w:val="0"/>
+                <w:i w:val="0"/>
+                <w:color w:val="1A1A1A"/>
+                <w:sz w:val="22"/>
+                <w:rFonts w:ascii="Times New Roman" w:hAnsi="Times New Roman" w:cs="Times New Roman"/>
+              </w:rPr>
+              <w:t>2,8</w:t>
+            </w:r>
+          </w:p>
+        </w:tc>
+        <w:tc>
+          <w:tcPr>
+            <w:tcW w:type="dxa" w:w="1247"/>
+          </w:tcPr>
+          <w:p>
+            <w:pPr>
+              <w:spacing w:after="40" w:before="40"/>
+            </w:pPr>
+            <w:r/>
+            <w:r>
+              <w:rPr>
+                <w:rFonts w:ascii="Times New Roman" w:hAnsi="Times New Roman"/>
+                <w:b/>
+                <w:i w:val="0"/>
+                <w:color w:val="1A1A1A"/>
+                <w:sz w:val="22"/>
+                <w:rFonts w:ascii="Times New Roman" w:hAnsi="Times New Roman" w:cs="Times New Roman"/>
+              </w:rPr>
+              <w:t>Cao</w:t>
+            </w:r>
+          </w:p>
+        </w:tc>
+      </w:tr>
+      <w:tr>
+        <w:tc>
+          <w:tcPr>
+            <w:tcW w:type="dxa" w:w="1214"/>
+            <w:shd w:val="clear" w:color="auto" w:fill="FBF3F0"/>
+          </w:tcPr>
+          <w:p>
+            <w:pPr>
+              <w:spacing w:after="40" w:before="40"/>
+            </w:pPr>
+            <w:r/>
+            <w:r>
+              <w:rPr>
+                <w:rFonts w:ascii="Times New Roman" w:hAnsi="Times New Roman"/>
+                <w:b w:val="0"/>
+                <w:i w:val="0"/>
+                <w:color w:val="1A1A1A"/>
+                <w:sz w:val="22"/>
+                <w:rFonts w:ascii="Times New Roman" w:hAnsi="Times New Roman" w:cs="Times New Roman"/>
+              </w:rPr>
+              <w:t>14</w:t>
+            </w:r>
+          </w:p>
+        </w:tc>
+        <w:tc>
+          <w:tcPr>
+            <w:tcW w:type="dxa" w:w="3464"/>
+            <w:shd w:val="clear" w:color="auto" w:fill="FBF3F0"/>
+          </w:tcPr>
+          <w:p>
+            <w:pPr>
+              <w:spacing w:after="40" w:before="40"/>
+            </w:pPr>
+            <w:r/>
+            <w:r>
+              <w:rPr>
+                <w:rFonts w:ascii="Times New Roman" w:hAnsi="Times New Roman"/>
+                <w:b w:val="0"/>
+                <w:i w:val="0"/>
+                <w:color w:val="1A1A1A"/>
+                <w:sz w:val="22"/>
+                <w:rFonts w:ascii="Times New Roman" w:hAnsi="Times New Roman" w:cs="Times New Roman"/>
+              </w:rPr>
+              <w:t>Cấp cứu ngừng tuần hoàn</w:t>
+            </w:r>
+          </w:p>
+        </w:tc>
+        <w:tc>
+          <w:tcPr>
+            <w:tcW w:type="dxa" w:w="1603"/>
+            <w:shd w:val="clear" w:color="auto" w:fill="FBF3F0"/>
+          </w:tcPr>
+          <w:p>
+            <w:pPr>
+              <w:spacing w:after="40" w:before="40"/>
+            </w:pPr>
+            <w:r/>
+            <w:r>
+              <w:rPr>
+                <w:rFonts w:ascii="Times New Roman" w:hAnsi="Times New Roman"/>
+                <w:b w:val="0"/>
+                <w:i w:val="0"/>
+                <w:color w:val="1A1A1A"/>
+                <w:sz w:val="22"/>
+                <w:rFonts w:ascii="Times New Roman" w:hAnsi="Times New Roman" w:cs="Times New Roman"/>
               </w:rPr>
               <w:t>58 câu</w:t>
             </w:r>
@@ -844,14 +2423,70 @@
         </w:tc>
         <w:tc>
           <w:tcPr>
-            <w:tcW w:type="dxa" w:w="1440"/>
+            <w:tcW w:type="dxa" w:w="1425"/>
+            <w:shd w:val="clear" w:color="auto" w:fill="FBF3F0"/>
           </w:tcPr>
           <w:p>
+            <w:pPr>
+              <w:spacing w:after="40" w:before="40"/>
+            </w:pPr>
+            <w:r/>
             <w:r>
               <w:rPr>
+                <w:rFonts w:ascii="Times New Roman" w:hAnsi="Times New Roman"/>
                 <w:b/>
+                <w:i w:val="0"/>
+                <w:color w:val="1A1A1A"/>
+                <w:sz w:val="22"/>
+                <w:rFonts w:ascii="Times New Roman" w:hAnsi="Times New Roman" w:cs="Times New Roman"/>
               </w:rPr>
-              <w:t>38%</w:t>
+              <w:t>16 câu</w:t>
+            </w:r>
+          </w:p>
+        </w:tc>
+        <w:tc>
+          <w:tcPr>
+            <w:tcW w:type="dxa" w:w="1214"/>
+            <w:shd w:val="clear" w:color="auto" w:fill="FBF3F0"/>
+          </w:tcPr>
+          <w:p>
+            <w:pPr>
+              <w:spacing w:after="40" w:before="40"/>
+            </w:pPr>
+            <w:r/>
+            <w:r>
+              <w:rPr>
+                <w:rFonts w:ascii="Times New Roman" w:hAnsi="Times New Roman"/>
+                <w:b w:val="0"/>
+                <w:i w:val="0"/>
+                <w:color w:val="1A1A1A"/>
+                <w:sz w:val="22"/>
+                <w:rFonts w:ascii="Times New Roman" w:hAnsi="Times New Roman" w:cs="Times New Roman"/>
+              </w:rPr>
+              <w:t>2,7</w:t>
+            </w:r>
+          </w:p>
+        </w:tc>
+        <w:tc>
+          <w:tcPr>
+            <w:tcW w:type="dxa" w:w="1247"/>
+            <w:shd w:val="clear" w:color="auto" w:fill="FBF3F0"/>
+          </w:tcPr>
+          <w:p>
+            <w:pPr>
+              <w:spacing w:after="40" w:before="40"/>
+            </w:pPr>
+            <w:r/>
+            <w:r>
+              <w:rPr>
+                <w:rFonts w:ascii="Times New Roman" w:hAnsi="Times New Roman"/>
+                <w:b/>
+                <w:i w:val="0"/>
+                <w:color w:val="1A1A1A"/>
+                <w:sz w:val="22"/>
+                <w:rFonts w:ascii="Times New Roman" w:hAnsi="Times New Roman" w:cs="Times New Roman"/>
+              </w:rPr>
+              <w:t>Cao</w:t>
             </w:r>
           </w:p>
         </w:tc>
@@ -859,64 +2494,133 @@
       <w:tr>
         <w:tc>
           <w:tcPr>
-            <w:tcW w:type="dxa" w:w="1440"/>
+            <w:tcW w:type="dxa" w:w="1214"/>
           </w:tcPr>
           <w:p>
+            <w:pPr>
+              <w:spacing w:after="40" w:before="40"/>
+            </w:pPr>
+            <w:r/>
             <w:r>
               <w:rPr>
-                <w:rFonts w:ascii="Segoe UI Emoji" w:hAnsi="Segoe UI Emoji"/>
+                <w:rFonts w:ascii="Times New Roman" w:hAnsi="Times New Roman"/>
+                <w:b w:val="0"/>
+                <w:i w:val="0"/>
+                <w:color w:val="1A1A1A"/>
+                <w:sz w:val="22"/>
+                <w:rFonts w:ascii="Times New Roman" w:hAnsi="Times New Roman" w:cs="Times New Roman"/>
               </w:rPr>
-              <w:t>⭐⭐</w:t>
+              <w:t>10</w:t>
             </w:r>
           </w:p>
         </w:tc>
         <w:tc>
           <w:tcPr>
-            <w:tcW w:type="dxa" w:w="1440"/>
+            <w:tcW w:type="dxa" w:w="3464"/>
           </w:tcPr>
           <w:p>
+            <w:pPr>
+              <w:spacing w:after="40" w:before="40"/>
+            </w:pPr>
+            <w:r/>
             <w:r>
-              <w:t>02. Xơ gan</w:t>
+              <w:rPr>
+                <w:rFonts w:ascii="Times New Roman" w:hAnsi="Times New Roman"/>
+                <w:b w:val="0"/>
+                <w:i w:val="0"/>
+                <w:color w:val="1A1A1A"/>
+                <w:sz w:val="22"/>
+                <w:rFonts w:ascii="Times New Roman" w:hAnsi="Times New Roman" w:cs="Times New Roman"/>
+              </w:rPr>
+              <w:t>Bệnh lý tuyến giáp</w:t>
             </w:r>
           </w:p>
         </w:tc>
         <w:tc>
           <w:tcPr>
-            <w:tcW w:type="dxa" w:w="1440"/>
+            <w:tcW w:type="dxa" w:w="1603"/>
           </w:tcPr>
           <w:p>
+            <w:pPr>
+              <w:spacing w:after="40" w:before="40"/>
+            </w:pPr>
+            <w:r/>
             <w:r>
-              <w:t>3,3</w:t>
+              <w:rPr>
+                <w:rFonts w:ascii="Times New Roman" w:hAnsi="Times New Roman"/>
+                <w:b w:val="0"/>
+                <w:i w:val="0"/>
+                <w:color w:val="1A1A1A"/>
+                <w:sz w:val="22"/>
+                <w:rFonts w:ascii="Times New Roman" w:hAnsi="Times New Roman" w:cs="Times New Roman"/>
+              </w:rPr>
+              <w:t>109 câu</w:t>
             </w:r>
           </w:p>
         </w:tc>
         <w:tc>
           <w:tcPr>
-            <w:tcW w:type="dxa" w:w="1440"/>
+            <w:tcW w:type="dxa" w:w="1425"/>
           </w:tcPr>
           <w:p>
+            <w:pPr>
+              <w:spacing w:after="40" w:before="40"/>
+            </w:pPr>
+            <w:r/>
             <w:r>
-              <w:t>19</w:t>
+              <w:rPr>
+                <w:rFonts w:ascii="Times New Roman" w:hAnsi="Times New Roman"/>
+                <w:b/>
+                <w:i w:val="0"/>
+                <w:color w:val="1A1A1A"/>
+                <w:sz w:val="22"/>
+                <w:rFonts w:ascii="Times New Roman" w:hAnsi="Times New Roman" w:cs="Times New Roman"/>
+              </w:rPr>
+              <w:t>12 câu</w:t>
             </w:r>
           </w:p>
         </w:tc>
         <w:tc>
           <w:tcPr>
-            <w:tcW w:type="dxa" w:w="1440"/>
+            <w:tcW w:type="dxa" w:w="1214"/>
           </w:tcPr>
           <w:p>
+            <w:pPr>
+              <w:spacing w:after="40" w:before="40"/>
+            </w:pPr>
+            <w:r/>
             <w:r>
-              <w:t>133 câu</w:t>
+              <w:rPr>
+                <w:rFonts w:ascii="Times New Roman" w:hAnsi="Times New Roman"/>
+                <w:b w:val="0"/>
+                <w:i w:val="0"/>
+                <w:color w:val="1A1A1A"/>
+                <w:sz w:val="22"/>
+                <w:rFonts w:ascii="Times New Roman" w:hAnsi="Times New Roman" w:cs="Times New Roman"/>
+              </w:rPr>
+              <w:t>2,0</w:t>
             </w:r>
           </w:p>
         </w:tc>
         <w:tc>
           <w:tcPr>
-            <w:tcW w:type="dxa" w:w="1440"/>
+            <w:tcW w:type="dxa" w:w="1247"/>
           </w:tcPr>
           <w:p>
+            <w:pPr>
+              <w:spacing w:after="40" w:before="40"/>
+            </w:pPr>
+            <w:r/>
             <w:r>
-              <w:t>14%</w:t>
+              <w:rPr>
+                <w:rFonts w:ascii="Times New Roman" w:hAnsi="Times New Roman"/>
+                <w:b w:val="0"/>
+                <w:i w:val="0"/>
+                <w:color w:val="1A1A1A"/>
+                <w:sz w:val="22"/>
+                <w:rFonts w:ascii="Times New Roman" w:hAnsi="Times New Roman" w:cs="Times New Roman"/>
+              </w:rPr>
+              <w:t>Trung bình</w:t>
             </w:r>
           </w:p>
         </w:tc>
@@ -924,64 +2628,139 @@
       <w:tr>
         <w:tc>
           <w:tcPr>
-            <w:tcW w:type="dxa" w:w="1440"/>
+            <w:tcW w:type="dxa" w:w="1214"/>
+            <w:shd w:val="clear" w:color="auto" w:fill="FBF3F0"/>
           </w:tcPr>
           <w:p>
+            <w:pPr>
+              <w:spacing w:after="40" w:before="40"/>
+            </w:pPr>
+            <w:r/>
             <w:r>
               <w:rPr>
-                <w:rFonts w:ascii="Segoe UI Emoji" w:hAnsi="Segoe UI Emoji"/>
+                <w:rFonts w:ascii="Times New Roman" w:hAnsi="Times New Roman"/>
+                <w:b w:val="0"/>
+                <w:i w:val="0"/>
+                <w:color w:val="1A1A1A"/>
+                <w:sz w:val="22"/>
+                <w:rFonts w:ascii="Times New Roman" w:hAnsi="Times New Roman" w:cs="Times New Roman"/>
               </w:rPr>
-              <w:t>⭐⭐</w:t>
+              <w:t>12</w:t>
             </w:r>
           </w:p>
         </w:tc>
         <w:tc>
           <w:tcPr>
-            <w:tcW w:type="dxa" w:w="1440"/>
+            <w:tcW w:type="dxa" w:w="3464"/>
+            <w:shd w:val="clear" w:color="auto" w:fill="FBF3F0"/>
           </w:tcPr>
           <w:p>
+            <w:pPr>
+              <w:spacing w:after="40" w:before="40"/>
+            </w:pPr>
+            <w:r/>
             <w:r>
-              <w:t>03. Bệnh cầu thận</w:t>
+              <w:rPr>
+                <w:rFonts w:ascii="Times New Roman" w:hAnsi="Times New Roman"/>
+                <w:b w:val="0"/>
+                <w:i w:val="0"/>
+                <w:color w:val="1A1A1A"/>
+                <w:sz w:val="22"/>
+                <w:rFonts w:ascii="Times New Roman" w:hAnsi="Times New Roman" w:cs="Times New Roman"/>
+              </w:rPr>
+              <w:t>Bệnh gút</w:t>
             </w:r>
           </w:p>
         </w:tc>
         <w:tc>
           <w:tcPr>
-            <w:tcW w:type="dxa" w:w="1440"/>
+            <w:tcW w:type="dxa" w:w="1603"/>
+            <w:shd w:val="clear" w:color="auto" w:fill="FBF3F0"/>
           </w:tcPr>
           <w:p>
+            <w:pPr>
+              <w:spacing w:after="40" w:before="40"/>
+            </w:pPr>
+            <w:r/>
             <w:r>
-              <w:t>3,3</w:t>
+              <w:rPr>
+                <w:rFonts w:ascii="Times New Roman" w:hAnsi="Times New Roman"/>
+                <w:b w:val="0"/>
+                <w:i w:val="0"/>
+                <w:color w:val="1A1A1A"/>
+                <w:sz w:val="22"/>
+                <w:rFonts w:ascii="Times New Roman" w:hAnsi="Times New Roman" w:cs="Times New Roman"/>
+              </w:rPr>
+              <w:t>95 câu</w:t>
             </w:r>
           </w:p>
         </w:tc>
         <w:tc>
           <w:tcPr>
-            <w:tcW w:type="dxa" w:w="1440"/>
+            <w:tcW w:type="dxa" w:w="1425"/>
+            <w:shd w:val="clear" w:color="auto" w:fill="FBF3F0"/>
           </w:tcPr>
           <w:p>
+            <w:pPr>
+              <w:spacing w:after="40" w:before="40"/>
+            </w:pPr>
+            <w:r/>
             <w:r>
-              <w:t>17</w:t>
+              <w:rPr>
+                <w:rFonts w:ascii="Times New Roman" w:hAnsi="Times New Roman"/>
+                <w:b/>
+                <w:i w:val="0"/>
+                <w:color w:val="1A1A1A"/>
+                <w:sz w:val="22"/>
+                <w:rFonts w:ascii="Times New Roman" w:hAnsi="Times New Roman" w:cs="Times New Roman"/>
+              </w:rPr>
+              <w:t>4 câu</w:t>
             </w:r>
           </w:p>
         </w:tc>
         <w:tc>
           <w:tcPr>
-            <w:tcW w:type="dxa" w:w="1440"/>
+            <w:tcW w:type="dxa" w:w="1214"/>
+            <w:shd w:val="clear" w:color="auto" w:fill="FBF3F0"/>
           </w:tcPr>
           <w:p>
+            <w:pPr>
+              <w:spacing w:after="40" w:before="40"/>
+            </w:pPr>
+            <w:r/>
             <w:r>
-              <w:t>194 câu</w:t>
+              <w:rPr>
+                <w:rFonts w:ascii="Times New Roman" w:hAnsi="Times New Roman"/>
+                <w:b w:val="0"/>
+                <w:i w:val="0"/>
+                <w:color w:val="1A1A1A"/>
+                <w:sz w:val="22"/>
+                <w:rFonts w:ascii="Times New Roman" w:hAnsi="Times New Roman" w:cs="Times New Roman"/>
+              </w:rPr>
+              <w:t>0,7</w:t>
             </w:r>
           </w:p>
         </w:tc>
         <w:tc>
           <w:tcPr>
-            <w:tcW w:type="dxa" w:w="1440"/>
+            <w:tcW w:type="dxa" w:w="1247"/>
+            <w:shd w:val="clear" w:color="auto" w:fill="FBF3F0"/>
           </w:tcPr>
           <w:p>
+            <w:pPr>
+              <w:spacing w:after="40" w:before="40"/>
+            </w:pPr>
+            <w:r/>
             <w:r>
-              <w:t>9%</w:t>
+              <w:rPr>
+                <w:rFonts w:ascii="Times New Roman" w:hAnsi="Times New Roman"/>
+                <w:b w:val="0"/>
+                <w:i w:val="0"/>
+                <w:color w:val="1A1A1A"/>
+                <w:sz w:val="22"/>
+                <w:rFonts w:ascii="Times New Roman" w:hAnsi="Times New Roman" w:cs="Times New Roman"/>
+              </w:rPr>
+              <w:t>Thấp</w:t>
             </w:r>
           </w:p>
         </w:tc>
@@ -989,64 +2768,322 @@
       <w:tr>
         <w:tc>
           <w:tcPr>
-            <w:tcW w:type="dxa" w:w="1440"/>
+            <w:tcW w:type="dxa" w:w="1214"/>
           </w:tcPr>
           <w:p>
+            <w:pPr>
+              <w:spacing w:after="40" w:before="40"/>
+            </w:pPr>
+            <w:r/>
             <w:r>
               <w:rPr>
-                <w:rFonts w:ascii="Segoe UI Emoji" w:hAnsi="Segoe UI Emoji"/>
+                <w:rFonts w:ascii="Times New Roman" w:hAnsi="Times New Roman"/>
+                <w:b w:val="0"/>
+                <w:i w:val="0"/>
+                <w:color w:val="1A1A1A"/>
+                <w:sz w:val="22"/>
+                <w:rFonts w:ascii="Times New Roman" w:hAnsi="Times New Roman" w:cs="Times New Roman"/>
               </w:rPr>
-              <w:t>⭐⭐</w:t>
+              <w:t>13</w:t>
             </w:r>
           </w:p>
         </w:tc>
         <w:tc>
           <w:tcPr>
-            <w:tcW w:type="dxa" w:w="1440"/>
+            <w:tcW w:type="dxa" w:w="3464"/>
           </w:tcPr>
           <w:p>
+            <w:pPr>
+              <w:spacing w:after="40" w:before="40"/>
+            </w:pPr>
+            <w:r/>
             <w:r>
-              <w:t>07. Suy tim phân suất tống máu giảm</w:t>
+              <w:rPr>
+                <w:rFonts w:ascii="Times New Roman" w:hAnsi="Times New Roman"/>
+                <w:b w:val="0"/>
+                <w:i w:val="0"/>
+                <w:color w:val="1A1A1A"/>
+                <w:sz w:val="22"/>
+                <w:rFonts w:ascii="Times New Roman" w:hAnsi="Times New Roman" w:cs="Times New Roman"/>
+              </w:rPr>
+              <w:t>Suy hô hấp cấp</w:t>
             </w:r>
           </w:p>
         </w:tc>
         <w:tc>
           <w:tcPr>
-            <w:tcW w:type="dxa" w:w="1440"/>
+            <w:tcW w:type="dxa" w:w="1603"/>
           </w:tcPr>
           <w:p>
+            <w:pPr>
+              <w:spacing w:after="40" w:before="40"/>
+            </w:pPr>
+            <w:r/>
             <w:r>
-              <w:t>3,0</w:t>
+              <w:rPr>
+                <w:rFonts w:ascii="Times New Roman" w:hAnsi="Times New Roman"/>
+                <w:b w:val="0"/>
+                <w:i w:val="0"/>
+                <w:color w:val="1A1A1A"/>
+                <w:sz w:val="22"/>
+                <w:rFonts w:ascii="Times New Roman" w:hAnsi="Times New Roman" w:cs="Times New Roman"/>
+              </w:rPr>
+              <w:t>97 câu</w:t>
             </w:r>
           </w:p>
         </w:tc>
         <w:tc>
           <w:tcPr>
-            <w:tcW w:type="dxa" w:w="1440"/>
+            <w:tcW w:type="dxa" w:w="1425"/>
           </w:tcPr>
           <w:p>
+            <w:pPr>
+              <w:spacing w:after="40" w:before="40"/>
+            </w:pPr>
+            <w:r/>
             <w:r>
-              <w:t>22</w:t>
+              <w:rPr>
+                <w:rFonts w:ascii="Times New Roman" w:hAnsi="Times New Roman"/>
+                <w:b/>
+                <w:i w:val="0"/>
+                <w:color w:val="1A1A1A"/>
+                <w:sz w:val="22"/>
+                <w:rFonts w:ascii="Times New Roman" w:hAnsi="Times New Roman" w:cs="Times New Roman"/>
+              </w:rPr>
+              <w:t>0 câu</w:t>
             </w:r>
           </w:p>
         </w:tc>
         <w:tc>
           <w:tcPr>
-            <w:tcW w:type="dxa" w:w="1440"/>
+            <w:tcW w:type="dxa" w:w="1214"/>
           </w:tcPr>
           <w:p>
+            <w:pPr>
+              <w:spacing w:after="40" w:before="40"/>
+            </w:pPr>
+            <w:r/>
             <w:r>
-              <w:t>148 câu</w:t>
+              <w:rPr>
+                <w:rFonts w:ascii="Times New Roman" w:hAnsi="Times New Roman"/>
+                <w:b w:val="0"/>
+                <w:i w:val="0"/>
+                <w:color w:val="1A1A1A"/>
+                <w:sz w:val="22"/>
+                <w:rFonts w:ascii="Times New Roman" w:hAnsi="Times New Roman" w:cs="Times New Roman"/>
+              </w:rPr>
+              <w:t>0,0</w:t>
             </w:r>
           </w:p>
         </w:tc>
         <w:tc>
           <w:tcPr>
-            <w:tcW w:type="dxa" w:w="1440"/>
+            <w:tcW w:type="dxa" w:w="1247"/>
           </w:tcPr>
           <w:p>
+            <w:pPr>
+              <w:spacing w:after="40" w:before="40"/>
+            </w:pPr>
+            <w:r/>
             <w:r>
-              <w:t>15%</w:t>
+              <w:rPr>
+                <w:rFonts w:ascii="Times New Roman" w:hAnsi="Times New Roman"/>
+                <w:b w:val="0"/>
+                <w:i w:val="0"/>
+                <w:color w:val="1A1A1A"/>
+                <w:sz w:val="22"/>
+                <w:rFonts w:ascii="Times New Roman" w:hAnsi="Times New Roman" w:cs="Times New Roman"/>
+              </w:rPr>
+              <w:t>Chưa từng ra</w:t>
+            </w:r>
+          </w:p>
+        </w:tc>
+      </w:tr>
+    </w:tbl>
+    <w:p>
+      <w:pPr>
+        <w:spacing w:after="40"/>
+      </w:pPr>
+    </w:p>
+    <w:p>
+      <w:pPr>
+        <w:spacing w:before="80" w:after="80"/>
+        <w:ind w:left="187"/>
+        <w:pBdr>
+          <w:left w:val="single" w:sz="12" w:space="6" w:color="B03010"/>
+        </w:pBdr>
+        <w:shd w:val="clear" w:color="auto" w:fill="FDF1EE"/>
+      </w:pPr>
+      <w:r>
+        <w:rPr>
+          <w:rFonts w:ascii="Times New Roman" w:hAnsi="Times New Roman"/>
+          <w:b w:val="0"/>
+          <w:i w:val="0"/>
+          <w:color w:val="1A1A1A"/>
+          <w:sz w:val="23"/>
+          <w:rFonts w:ascii="Times New Roman" w:hAnsi="Times New Roman" w:cs="Times New Roman"/>
+        </w:rPr>
+        <w:t xml:space="preserve">Bài </w:t>
+      </w:r>
+      <w:r>
+        <w:rPr>
+          <w:rFonts w:ascii="Times New Roman" w:hAnsi="Times New Roman"/>
+          <w:b/>
+          <w:i w:val="0"/>
+          <w:color w:val="1A1A1A"/>
+          <w:sz w:val="23"/>
+          <w:rFonts w:ascii="Times New Roman" w:hAnsi="Times New Roman" w:cs="Times New Roman"/>
+        </w:rPr>
+        <w:t>Các rối loạn cầm máu thường gặp</w:t>
+      </w:r>
+      <w:r>
+        <w:rPr>
+          <w:rFonts w:ascii="Times New Roman" w:hAnsi="Times New Roman"/>
+          <w:b w:val="0"/>
+          <w:i w:val="0"/>
+          <w:color w:val="1A1A1A"/>
+          <w:sz w:val="23"/>
+          <w:rFonts w:ascii="Times New Roman" w:hAnsi="Times New Roman" w:cs="Times New Roman"/>
+        </w:rPr>
+        <w:t xml:space="preserve"> (5,2 câu/đề) và </w:t>
+      </w:r>
+      <w:r>
+        <w:rPr>
+          <w:rFonts w:ascii="Times New Roman" w:hAnsi="Times New Roman"/>
+          <w:b/>
+          <w:i w:val="0"/>
+          <w:color w:val="1A1A1A"/>
+          <w:sz w:val="23"/>
+          <w:rFonts w:ascii="Times New Roman" w:hAnsi="Times New Roman" w:cs="Times New Roman"/>
+        </w:rPr>
+        <w:t>Bệnh thận mạn / Đái tháo đường / Thoái hóa khớp</w:t>
+      </w:r>
+      <w:r>
+        <w:rPr>
+          <w:rFonts w:ascii="Times New Roman" w:hAnsi="Times New Roman"/>
+          <w:b w:val="0"/>
+          <w:i w:val="0"/>
+          <w:color w:val="1A1A1A"/>
+          <w:sz w:val="23"/>
+          <w:rFonts w:ascii="Times New Roman" w:hAnsi="Times New Roman" w:cs="Times New Roman"/>
+        </w:rPr>
+        <w:t xml:space="preserve"> (3,7 câu/đề) là bốn bài sinh lời nhất. Bài </w:t>
+      </w:r>
+      <w:r>
+        <w:rPr>
+          <w:rFonts w:ascii="Times New Roman" w:hAnsi="Times New Roman"/>
+          <w:b/>
+          <w:i w:val="0"/>
+          <w:color w:val="1A1A1A"/>
+          <w:sz w:val="23"/>
+          <w:rFonts w:ascii="Times New Roman" w:hAnsi="Times New Roman" w:cs="Times New Roman"/>
+        </w:rPr>
+        <w:t>Suy hô hấp cấp</w:t>
+      </w:r>
+      <w:r>
+        <w:rPr>
+          <w:rFonts w:ascii="Times New Roman" w:hAnsi="Times New Roman"/>
+          <w:b w:val="0"/>
+          <w:i w:val="0"/>
+          <w:color w:val="1A1A1A"/>
+          <w:sz w:val="23"/>
+          <w:rFonts w:ascii="Times New Roman" w:hAnsi="Times New Roman" w:cs="Times New Roman"/>
+        </w:rPr>
+        <w:t xml:space="preserve"> chưa từng ra câu nào trong 6 đề — để cuối cùng.</w:t>
+      </w:r>
+    </w:p>
+    <w:p>
+      <w:pPr>
+        <w:keepNext/>
+        <w:spacing w:before="260" w:after="80"/>
+        <w:pBdr>
+          <w:bottom w:val="single" w:sz="4" w:space="3" w:color="E3C7BC"/>
+        </w:pBdr>
+      </w:pPr>
+      <w:r>
+        <w:rPr>
+          <w:rFonts w:ascii="Times New Roman" w:hAnsi="Times New Roman"/>
+          <w:b/>
+          <w:i w:val="0"/>
+          <w:color w:val="B03010"/>
+          <w:sz w:val="27"/>
+          <w:rFonts w:ascii="Times New Roman" w:hAnsi="Times New Roman" w:cs="Times New Roman"/>
+        </w:rPr>
+        <w:t>3. Năm bài NGOÀI mục lục nhưng vẫn ra đề đều</w:t>
+      </w:r>
+    </w:p>
+    <w:tbl>
+      <w:tblPr>
+        <w:tblStyle w:val="TableGrid"/>
+        <w:tblW w:type="auto" w:w="0"/>
+        <w:jc w:val="center"/>
+        <w:tblLayout w:type="fixed"/>
+        <w:tblLook w:firstColumn="1" w:firstRow="1" w:lastColumn="0" w:lastRow="0" w:noHBand="0" w:noVBand="1" w:val="04A0"/>
+        <w:tblBorders>
+          <w:top w:val="single" w:sz="4" w:space="0" w:color="C9C9C9"/>
+          <w:left w:val="single" w:sz="4" w:space="0" w:color="C9C9C9"/>
+          <w:bottom w:val="single" w:sz="4" w:space="0" w:color="C9C9C9"/>
+          <w:right w:val="single" w:sz="4" w:space="0" w:color="C9C9C9"/>
+          <w:insideH w:val="single" w:sz="4" w:space="0" w:color="C9C9C9"/>
+          <w:insideV w:val="single" w:sz="4" w:space="0" w:color="C9C9C9"/>
+        </w:tblBorders>
+        <w:tblW w:w="5000" w:type="pct"/>
+        <w:tblLayout w:type="fixed"/>
+        <w:tblCellMar>
+          <w:top w:w="60" w:type="dxa"/>
+          <w:bottom w:w="60" w:type="dxa"/>
+          <w:left w:w="110" w:type="dxa"/>
+          <w:right w:w="110" w:type="dxa"/>
+        </w:tblCellMar>
+      </w:tblPr>
+      <w:tblGrid>
+        <w:gridCol w:w="5083"/>
+        <w:gridCol w:w="5083"/>
+      </w:tblGrid>
+      <w:tr>
+        <w:tc>
+          <w:tcPr>
+            <w:tcW w:type="dxa" w:w="5898"/>
+            <w:shd w:val="clear" w:color="auto" w:fill="8C2F1A"/>
+          </w:tcPr>
+          <w:p>
+            <w:pPr>
+              <w:spacing w:after="40" w:before="40"/>
+            </w:pPr>
+            <w:r/>
+            <w:r>
+              <w:rPr>
+                <w:rFonts w:ascii="Times New Roman" w:hAnsi="Times New Roman"/>
+                <w:b/>
+                <w:i w:val="0"/>
+                <w:color w:val="FFFFFF"/>
+                <w:sz w:val="22"/>
+                <w:rFonts w:ascii="Times New Roman" w:hAnsi="Times New Roman" w:cs="Times New Roman"/>
+              </w:rPr>
+              <w:t>Bài của MinMin</w:t>
+            </w:r>
+          </w:p>
+        </w:tc>
+        <w:tc>
+          <w:tcPr>
+            <w:tcW w:type="dxa" w:w="4268"/>
+            <w:shd w:val="clear" w:color="auto" w:fill="8C2F1A"/>
+          </w:tcPr>
+          <w:p>
+            <w:pPr>
+              <w:spacing w:after="40" w:before="40"/>
+            </w:pPr>
+            <w:r/>
+            <w:r>
+              <w:rPr>
+                <w:rFonts w:ascii="Times New Roman" w:hAnsi="Times New Roman"/>
+                <w:b/>
+                <w:i w:val="0"/>
+                <w:color w:val="FFFFFF"/>
+                <w:sz w:val="22"/>
+                <w:rFonts w:ascii="Times New Roman" w:hAnsi="Times New Roman" w:cs="Times New Roman"/>
+              </w:rPr>
+              <w:t>Số câu đã ra</w:t>
             </w:r>
           </w:p>
         </w:tc>
@@ -1054,64 +3091,45 @@
       <w:tr>
         <w:tc>
           <w:tcPr>
-            <w:tcW w:type="dxa" w:w="1440"/>
+            <w:tcW w:type="dxa" w:w="5898"/>
           </w:tcPr>
           <w:p>
+            <w:pPr>
+              <w:spacing w:after="40" w:before="40"/>
+            </w:pPr>
+            <w:r/>
             <w:r>
               <w:rPr>
-                <w:rFonts w:ascii="Segoe UI Emoji" w:hAnsi="Segoe UI Emoji"/>
+                <w:rFonts w:ascii="Times New Roman" w:hAnsi="Times New Roman"/>
+                <w:b w:val="0"/>
+                <w:i w:val="0"/>
+                <w:color w:val="1A1A1A"/>
+                <w:sz w:val="22"/>
+                <w:rFonts w:ascii="Times New Roman" w:hAnsi="Times New Roman" w:cs="Times New Roman"/>
               </w:rPr>
-              <w:t>⭐⭐</w:t>
+              <w:t>Bệnh mạch vành và nhồi máu cơ tim</w:t>
             </w:r>
           </w:p>
         </w:tc>
         <w:tc>
           <w:tcPr>
-            <w:tcW w:type="dxa" w:w="1440"/>
+            <w:tcW w:type="dxa" w:w="4268"/>
           </w:tcPr>
           <w:p>
+            <w:pPr>
+              <w:spacing w:after="40" w:before="40"/>
+            </w:pPr>
+            <w:r/>
             <w:r>
-              <w:t>18. Hen phế quản</w:t>
-            </w:r>
-          </w:p>
-        </w:tc>
-        <w:tc>
-          <w:tcPr>
-            <w:tcW w:type="dxa" w:w="1440"/>
-          </w:tcPr>
-          <w:p>
-            <w:r>
-              <w:t>2,7</w:t>
-            </w:r>
-          </w:p>
-        </w:tc>
-        <w:tc>
-          <w:tcPr>
-            <w:tcW w:type="dxa" w:w="1440"/>
-          </w:tcPr>
-          <w:p>
-            <w:r>
+              <w:rPr>
+                <w:rFonts w:ascii="Times New Roman" w:hAnsi="Times New Roman"/>
+                <w:b w:val="0"/>
+                <w:i w:val="0"/>
+                <w:color w:val="1A1A1A"/>
+                <w:sz w:val="22"/>
+                <w:rFonts w:ascii="Times New Roman" w:hAnsi="Times New Roman" w:cs="Times New Roman"/>
+              </w:rPr>
               <w:t>16</w:t>
-            </w:r>
-          </w:p>
-        </w:tc>
-        <w:tc>
-          <w:tcPr>
-            <w:tcW w:type="dxa" w:w="1440"/>
-          </w:tcPr>
-          <w:p>
-            <w:r>
-              <w:t>161 câu</w:t>
-            </w:r>
-          </w:p>
-        </w:tc>
-        <w:tc>
-          <w:tcPr>
-            <w:tcW w:type="dxa" w:w="1440"/>
-          </w:tcPr>
-          <w:p>
-            <w:r>
-              <w:t>10%</w:t>
             </w:r>
           </w:p>
         </w:tc>
@@ -1119,64 +3137,47 @@
       <w:tr>
         <w:tc>
           <w:tcPr>
-            <w:tcW w:type="dxa" w:w="1440"/>
+            <w:tcW w:type="dxa" w:w="5898"/>
+            <w:shd w:val="clear" w:color="auto" w:fill="FBF3F0"/>
           </w:tcPr>
           <w:p>
+            <w:pPr>
+              <w:spacing w:after="40" w:before="40"/>
+            </w:pPr>
+            <w:r/>
             <w:r>
               <w:rPr>
-                <w:rFonts w:ascii="Segoe UI Emoji" w:hAnsi="Segoe UI Emoji"/>
+                <w:rFonts w:ascii="Times New Roman" w:hAnsi="Times New Roman"/>
+                <w:b w:val="0"/>
+                <w:i w:val="0"/>
+                <w:color w:val="1A1A1A"/>
+                <w:sz w:val="22"/>
+                <w:rFonts w:ascii="Times New Roman" w:hAnsi="Times New Roman" w:cs="Times New Roman"/>
               </w:rPr>
-              <w:t>⭐⭐</w:t>
+              <w:t>Hen phế quản</w:t>
             </w:r>
           </w:p>
         </w:tc>
         <w:tc>
           <w:tcPr>
-            <w:tcW w:type="dxa" w:w="1440"/>
+            <w:tcW w:type="dxa" w:w="4268"/>
+            <w:shd w:val="clear" w:color="auto" w:fill="FBF3F0"/>
           </w:tcPr>
           <w:p>
+            <w:pPr>
+              <w:spacing w:after="40" w:before="40"/>
+            </w:pPr>
+            <w:r/>
             <w:r>
-              <w:t>19. Bệnh mạch vành và nhồi máu cơ tim</w:t>
-            </w:r>
-          </w:p>
-        </w:tc>
-        <w:tc>
-          <w:tcPr>
-            <w:tcW w:type="dxa" w:w="1440"/>
-          </w:tcPr>
-          <w:p>
-            <w:r>
-              <w:t>2,7</w:t>
-            </w:r>
-          </w:p>
-        </w:tc>
-        <w:tc>
-          <w:tcPr>
-            <w:tcW w:type="dxa" w:w="1440"/>
-          </w:tcPr>
-          <w:p>
-            <w:r>
+              <w:rPr>
+                <w:rFonts w:ascii="Times New Roman" w:hAnsi="Times New Roman"/>
+                <w:b w:val="0"/>
+                <w:i w:val="0"/>
+                <w:color w:val="1A1A1A"/>
+                <w:sz w:val="22"/>
+                <w:rFonts w:ascii="Times New Roman" w:hAnsi="Times New Roman" w:cs="Times New Roman"/>
+              </w:rPr>
               <w:t>15</w:t>
-            </w:r>
-          </w:p>
-        </w:tc>
-        <w:tc>
-          <w:tcPr>
-            <w:tcW w:type="dxa" w:w="1440"/>
-          </w:tcPr>
-          <w:p>
-            <w:r>
-              <w:t>145 câu</w:t>
-            </w:r>
-          </w:p>
-        </w:tc>
-        <w:tc>
-          <w:tcPr>
-            <w:tcW w:type="dxa" w:w="1440"/>
-          </w:tcPr>
-          <w:p>
-            <w:r>
-              <w:t>10%</w:t>
             </w:r>
           </w:p>
         </w:tc>
@@ -1184,70 +3185,45 @@
       <w:tr>
         <w:tc>
           <w:tcPr>
-            <w:tcW w:type="dxa" w:w="1440"/>
+            <w:tcW w:type="dxa" w:w="5898"/>
           </w:tcPr>
           <w:p>
+            <w:pPr>
+              <w:spacing w:after="40" w:before="40"/>
+            </w:pPr>
+            <w:r/>
             <w:r>
               <w:rPr>
-                <w:rFonts w:ascii="Segoe UI Emoji" w:hAnsi="Segoe UI Emoji"/>
+                <w:rFonts w:ascii="Times New Roman" w:hAnsi="Times New Roman"/>
+                <w:b w:val="0"/>
+                <w:i w:val="0"/>
+                <w:color w:val="1A1A1A"/>
+                <w:sz w:val="22"/>
+                <w:rFonts w:ascii="Times New Roman" w:hAnsi="Times New Roman" w:cs="Times New Roman"/>
               </w:rPr>
-              <w:t>⭐⭐</w:t>
+              <w:t>Choáng</w:t>
             </w:r>
           </w:p>
         </w:tc>
         <w:tc>
           <w:tcPr>
-            <w:tcW w:type="dxa" w:w="1440"/>
+            <w:tcW w:type="dxa" w:w="4268"/>
           </w:tcPr>
           <w:p>
-            <w:r>
-              <w:t>16. Xuất huyết giảm tiểu cầu miễn dịch</w:t>
-            </w:r>
-          </w:p>
-        </w:tc>
-        <w:tc>
-          <w:tcPr>
-            <w:tcW w:type="dxa" w:w="1440"/>
-          </w:tcPr>
-          <w:p>
-            <w:r>
-              <w:t>2,3</w:t>
-            </w:r>
-          </w:p>
-        </w:tc>
-        <w:tc>
-          <w:tcPr>
-            <w:tcW w:type="dxa" w:w="1440"/>
-          </w:tcPr>
-          <w:p>
-            <w:r>
-              <w:t>16</w:t>
-            </w:r>
-          </w:p>
-        </w:tc>
-        <w:tc>
-          <w:tcPr>
-            <w:tcW w:type="dxa" w:w="1440"/>
-          </w:tcPr>
-          <w:p>
+            <w:pPr>
+              <w:spacing w:after="40" w:before="40"/>
+            </w:pPr>
+            <w:r/>
             <w:r>
               <w:rPr>
-                <w:b/>
+                <w:rFonts w:ascii="Times New Roman" w:hAnsi="Times New Roman"/>
+                <w:b w:val="0"/>
+                <w:i w:val="0"/>
+                <w:color w:val="1A1A1A"/>
+                <w:sz w:val="22"/>
+                <w:rFonts w:ascii="Times New Roman" w:hAnsi="Times New Roman" w:cs="Times New Roman"/>
               </w:rPr>
-              <w:t>47 câu</w:t>
-            </w:r>
-          </w:p>
-        </w:tc>
-        <w:tc>
-          <w:tcPr>
-            <w:tcW w:type="dxa" w:w="1440"/>
-          </w:tcPr>
-          <w:p>
-            <w:r>
-              <w:rPr>
-                <w:b/>
-              </w:rPr>
-              <w:t>34%</w:t>
+              <w:t>12</w:t>
             </w:r>
           </w:p>
         </w:tc>
@@ -1255,64 +3231,47 @@
       <w:tr>
         <w:tc>
           <w:tcPr>
-            <w:tcW w:type="dxa" w:w="1440"/>
+            <w:tcW w:type="dxa" w:w="5898"/>
+            <w:shd w:val="clear" w:color="auto" w:fill="FBF3F0"/>
           </w:tcPr>
           <w:p>
+            <w:pPr>
+              <w:spacing w:after="40" w:before="40"/>
+            </w:pPr>
+            <w:r/>
             <w:r>
               <w:rPr>
-                <w:rFonts w:ascii="Segoe UI Emoji" w:hAnsi="Segoe UI Emoji"/>
+                <w:rFonts w:ascii="Times New Roman" w:hAnsi="Times New Roman"/>
+                <w:b w:val="0"/>
+                <w:i w:val="0"/>
+                <w:color w:val="1A1A1A"/>
+                <w:sz w:val="22"/>
+                <w:rFonts w:ascii="Times New Roman" w:hAnsi="Times New Roman" w:cs="Times New Roman"/>
               </w:rPr>
-              <w:t>⭐⭐</w:t>
+              <w:t>Xuất huyết tiêu hóa</w:t>
             </w:r>
           </w:p>
         </w:tc>
         <w:tc>
           <w:tcPr>
-            <w:tcW w:type="dxa" w:w="1440"/>
+            <w:tcW w:type="dxa" w:w="4268"/>
+            <w:shd w:val="clear" w:color="auto" w:fill="FBF3F0"/>
           </w:tcPr>
           <w:p>
+            <w:pPr>
+              <w:spacing w:after="40" w:before="40"/>
+            </w:pPr>
+            <w:r/>
             <w:r>
-              <w:t>20. Choáng</w:t>
-            </w:r>
-          </w:p>
-        </w:tc>
-        <w:tc>
-          <w:tcPr>
-            <w:tcW w:type="dxa" w:w="1440"/>
-          </w:tcPr>
-          <w:p>
-            <w:r>
-              <w:t>2,0</w:t>
-            </w:r>
-          </w:p>
-        </w:tc>
-        <w:tc>
-          <w:tcPr>
-            <w:tcW w:type="dxa" w:w="1440"/>
-          </w:tcPr>
-          <w:p>
-            <w:r>
-              <w:t>16</w:t>
-            </w:r>
-          </w:p>
-        </w:tc>
-        <w:tc>
-          <w:tcPr>
-            <w:tcW w:type="dxa" w:w="1440"/>
-          </w:tcPr>
-          <w:p>
-            <w:r>
-              <w:t>98 câu</w:t>
-            </w:r>
-          </w:p>
-        </w:tc>
-        <w:tc>
-          <w:tcPr>
-            <w:tcW w:type="dxa" w:w="1440"/>
-          </w:tcPr>
-          <w:p>
-            <w:r>
-              <w:t>16%</w:t>
+              <w:rPr>
+                <w:rFonts w:ascii="Times New Roman" w:hAnsi="Times New Roman"/>
+                <w:b w:val="0"/>
+                <w:i w:val="0"/>
+                <w:color w:val="1A1A1A"/>
+                <w:sz w:val="22"/>
+                <w:rFonts w:ascii="Times New Roman" w:hAnsi="Times New Roman" w:cs="Times New Roman"/>
+              </w:rPr>
+              <w:t>2</w:t>
             </w:r>
           </w:p>
         </w:tc>
@@ -1320,64 +3279,216 @@
       <w:tr>
         <w:tc>
           <w:tcPr>
-            <w:tcW w:type="dxa" w:w="1440"/>
+            <w:tcW w:type="dxa" w:w="5898"/>
           </w:tcPr>
           <w:p>
+            <w:pPr>
+              <w:spacing w:after="40" w:before="40"/>
+            </w:pPr>
+            <w:r/>
             <w:r>
               <w:rPr>
-                <w:rFonts w:ascii="Segoe UI Emoji" w:hAnsi="Segoe UI Emoji"/>
+                <w:rFonts w:ascii="Times New Roman" w:hAnsi="Times New Roman"/>
+                <w:b w:val="0"/>
+                <w:i w:val="0"/>
+                <w:color w:val="1A1A1A"/>
+                <w:sz w:val="22"/>
+                <w:rFonts w:ascii="Times New Roman" w:hAnsi="Times New Roman" w:cs="Times New Roman"/>
               </w:rPr>
-              <w:t>⭐⭐</w:t>
+              <w:t>Hạ đường huyết</w:t>
             </w:r>
           </w:p>
         </w:tc>
         <w:tc>
           <w:tcPr>
-            <w:tcW w:type="dxa" w:w="1440"/>
+            <w:tcW w:type="dxa" w:w="4268"/>
           </w:tcPr>
           <w:p>
+            <w:pPr>
+              <w:spacing w:after="40" w:before="40"/>
+            </w:pPr>
+            <w:r/>
             <w:r>
-              <w:t>10. Bệnh lý tuyến giáp</w:t>
+              <w:rPr>
+                <w:rFonts w:ascii="Times New Roman" w:hAnsi="Times New Roman"/>
+                <w:b w:val="0"/>
+                <w:i w:val="0"/>
+                <w:color w:val="1A1A1A"/>
+                <w:sz w:val="22"/>
+                <w:rFonts w:ascii="Times New Roman" w:hAnsi="Times New Roman" w:cs="Times New Roman"/>
+              </w:rPr>
+              <w:t>1</w:t>
+            </w:r>
+          </w:p>
+        </w:tc>
+      </w:tr>
+    </w:tbl>
+    <w:p>
+      <w:pPr>
+        <w:spacing w:after="40"/>
+      </w:pPr>
+    </w:p>
+    <w:p>
+      <w:pPr>
+        <w:spacing w:before="80" w:after="80"/>
+        <w:ind w:left="187"/>
+        <w:pBdr>
+          <w:left w:val="single" w:sz="12" w:space="6" w:color="7F9DB9"/>
+        </w:pBdr>
+        <w:shd w:val="clear" w:color="auto" w:fill="F3F6FA"/>
+      </w:pPr>
+      <w:r>
+        <w:rPr>
+          <w:rFonts w:ascii="Times New Roman" w:hAnsi="Times New Roman"/>
+          <w:b w:val="0"/>
+          <w:i w:val="0"/>
+          <w:color w:val="1A1A1A"/>
+          <w:sz w:val="23"/>
+          <w:rFonts w:ascii="Times New Roman" w:hAnsi="Times New Roman" w:cs="Times New Roman"/>
+        </w:rPr>
+        <w:t>Ba bài đầu (bệnh mạch vành, hen phế quản, choáng) chiếm 43 câu. Nếu còn thời gian sau khi xong 15 bài chính, mở ngân hàng MinMin ba bài này luyện thêm.</w:t>
+      </w:r>
+    </w:p>
+    <w:p>
+      <w:pPr>
+        <w:keepNext/>
+        <w:spacing w:before="260" w:after="80"/>
+        <w:pBdr>
+          <w:bottom w:val="single" w:sz="4" w:space="3" w:color="E3C7BC"/>
+        </w:pBdr>
+      </w:pPr>
+      <w:r>
+        <w:rPr>
+          <w:rFonts w:ascii="Times New Roman" w:hAnsi="Times New Roman"/>
+          <w:b/>
+          <w:i w:val="0"/>
+          <w:color w:val="B03010"/>
+          <w:sz w:val="27"/>
+          <w:rFonts w:ascii="Times New Roman" w:hAnsi="Times New Roman" w:cs="Times New Roman"/>
+        </w:rPr>
+        <w:t>4. 8 câu đã ra ở BA khoá khác nhau — thuộc lòng trước tiên</w:t>
+      </w:r>
+    </w:p>
+    <w:tbl>
+      <w:tblPr>
+        <w:tblStyle w:val="TableGrid"/>
+        <w:tblW w:type="auto" w:w="0"/>
+        <w:jc w:val="center"/>
+        <w:tblLayout w:type="fixed"/>
+        <w:tblLook w:firstColumn="1" w:firstRow="1" w:lastColumn="0" w:lastRow="0" w:noHBand="0" w:noVBand="1" w:val="04A0"/>
+        <w:tblBorders>
+          <w:top w:val="single" w:sz="4" w:space="0" w:color="C9C9C9"/>
+          <w:left w:val="single" w:sz="4" w:space="0" w:color="C9C9C9"/>
+          <w:bottom w:val="single" w:sz="4" w:space="0" w:color="C9C9C9"/>
+          <w:right w:val="single" w:sz="4" w:space="0" w:color="C9C9C9"/>
+          <w:insideH w:val="single" w:sz="4" w:space="0" w:color="C9C9C9"/>
+          <w:insideV w:val="single" w:sz="4" w:space="0" w:color="C9C9C9"/>
+        </w:tblBorders>
+        <w:tblW w:w="5000" w:type="pct"/>
+        <w:tblLayout w:type="fixed"/>
+        <w:tblCellMar>
+          <w:top w:w="60" w:type="dxa"/>
+          <w:bottom w:w="60" w:type="dxa"/>
+          <w:left w:w="110" w:type="dxa"/>
+          <w:right w:w="110" w:type="dxa"/>
+        </w:tblCellMar>
+      </w:tblPr>
+      <w:tblGrid>
+        <w:gridCol w:w="2541"/>
+        <w:gridCol w:w="2541"/>
+        <w:gridCol w:w="2541"/>
+        <w:gridCol w:w="2541"/>
+      </w:tblGrid>
+      <w:tr>
+        <w:tc>
+          <w:tcPr>
+            <w:tcW w:type="dxa" w:w="1217"/>
+            <w:shd w:val="clear" w:color="auto" w:fill="8C2F1A"/>
+          </w:tcPr>
+          <w:p>
+            <w:pPr>
+              <w:spacing w:after="40" w:before="40"/>
+            </w:pPr>
+            <w:r/>
+            <w:r>
+              <w:rPr>
+                <w:rFonts w:ascii="Times New Roman" w:hAnsi="Times New Roman"/>
+                <w:b/>
+                <w:i w:val="0"/>
+                <w:color w:val="FFFFFF"/>
+                <w:sz w:val="22"/>
+                <w:rFonts w:ascii="Times New Roman" w:hAnsi="Times New Roman" w:cs="Times New Roman"/>
+              </w:rPr>
+              <w:t>Bài</w:t>
             </w:r>
           </w:p>
         </w:tc>
         <w:tc>
           <w:tcPr>
-            <w:tcW w:type="dxa" w:w="1440"/>
+            <w:tcW w:type="dxa" w:w="5579"/>
+            <w:shd w:val="clear" w:color="auto" w:fill="8C2F1A"/>
           </w:tcPr>
           <w:p>
+            <w:pPr>
+              <w:spacing w:after="40" w:before="40"/>
+            </w:pPr>
+            <w:r/>
             <w:r>
-              <w:t>2,0</w:t>
+              <w:rPr>
+                <w:rFonts w:ascii="Times New Roman" w:hAnsi="Times New Roman"/>
+                <w:b/>
+                <w:i w:val="0"/>
+                <w:color w:val="FFFFFF"/>
+                <w:sz w:val="22"/>
+                <w:rFonts w:ascii="Times New Roman" w:hAnsi="Times New Roman" w:cs="Times New Roman"/>
+              </w:rPr>
+              <w:t>Câu hỏi</w:t>
             </w:r>
           </w:p>
         </w:tc>
         <w:tc>
           <w:tcPr>
-            <w:tcW w:type="dxa" w:w="1440"/>
+            <w:tcW w:type="dxa" w:w="1647"/>
+            <w:shd w:val="clear" w:color="auto" w:fill="8C2F1A"/>
           </w:tcPr>
           <w:p>
+            <w:pPr>
+              <w:spacing w:after="40" w:before="40"/>
+            </w:pPr>
+            <w:r/>
             <w:r>
-              <w:t>15</w:t>
+              <w:rPr>
+                <w:rFonts w:ascii="Times New Roman" w:hAnsi="Times New Roman"/>
+                <w:b/>
+                <w:i w:val="0"/>
+                <w:color w:val="FFFFFF"/>
+                <w:sz w:val="22"/>
+                <w:rFonts w:ascii="Times New Roman" w:hAnsi="Times New Roman" w:cs="Times New Roman"/>
+              </w:rPr>
+              <w:t>Đáp án</w:t>
             </w:r>
           </w:p>
         </w:tc>
         <w:tc>
           <w:tcPr>
-            <w:tcW w:type="dxa" w:w="1440"/>
+            <w:tcW w:type="dxa" w:w="1724"/>
+            <w:shd w:val="clear" w:color="auto" w:fill="8C2F1A"/>
           </w:tcPr>
           <w:p>
+            <w:pPr>
+              <w:spacing w:after="40" w:before="40"/>
+            </w:pPr>
+            <w:r/>
             <w:r>
-              <w:t>109 câu</w:t>
-            </w:r>
-          </w:p>
-        </w:tc>
-        <w:tc>
-          <w:tcPr>
-            <w:tcW w:type="dxa" w:w="1440"/>
-          </w:tcPr>
-          <w:p>
-            <w:r>
-              <w:t>14%</w:t>
+              <w:rPr>
+                <w:rFonts w:ascii="Times New Roman" w:hAnsi="Times New Roman"/>
+                <w:b/>
+                <w:i w:val="0"/>
+                <w:color w:val="FFFFFF"/>
+                <w:sz w:val="22"/>
+                <w:rFonts w:ascii="Times New Roman" w:hAnsi="Times New Roman" w:cs="Times New Roman"/>
+              </w:rPr>
+              <w:t>Đã ra</w:t>
             </w:r>
           </w:p>
         </w:tc>
@@ -1385,64 +3496,89 @@
       <w:tr>
         <w:tc>
           <w:tcPr>
-            <w:tcW w:type="dxa" w:w="1440"/>
+            <w:tcW w:type="dxa" w:w="1217"/>
           </w:tcPr>
           <w:p>
+            <w:pPr>
+              <w:spacing w:after="40" w:before="40"/>
+            </w:pPr>
+            <w:r/>
             <w:r>
               <w:rPr>
-                <w:rFonts w:ascii="Segoe UI Emoji" w:hAnsi="Segoe UI Emoji"/>
+                <w:rFonts w:ascii="Times New Roman" w:hAnsi="Times New Roman"/>
+                <w:b w:val="0"/>
+                <w:i w:val="0"/>
+                <w:color w:val="1A1A1A"/>
+                <w:sz w:val="22"/>
+                <w:rFonts w:ascii="Times New Roman" w:hAnsi="Times New Roman" w:cs="Times New Roman"/>
               </w:rPr>
-              <w:t>⭐</w:t>
+              <w:t>1</w:t>
             </w:r>
           </w:p>
         </w:tc>
         <w:tc>
           <w:tcPr>
-            <w:tcW w:type="dxa" w:w="1440"/>
+            <w:tcW w:type="dxa" w:w="5579"/>
           </w:tcPr>
           <w:p>
+            <w:pPr>
+              <w:spacing w:after="40" w:before="40"/>
+            </w:pPr>
+            <w:r/>
             <w:r>
-              <w:t>12. Viêm khớp gút</w:t>
+              <w:rPr>
+                <w:rFonts w:ascii="Times New Roman" w:hAnsi="Times New Roman"/>
+                <w:b w:val="0"/>
+                <w:i w:val="0"/>
+                <w:color w:val="1A1A1A"/>
+                <w:sz w:val="22"/>
+                <w:rFonts w:ascii="Times New Roman" w:hAnsi="Times New Roman" w:cs="Times New Roman"/>
+              </w:rPr>
+              <w:t>Đặc điểm KHÔNG ĐÚNG của viêm dạ dày cấp là</w:t>
             </w:r>
           </w:p>
         </w:tc>
         <w:tc>
           <w:tcPr>
-            <w:tcW w:type="dxa" w:w="1440"/>
+            <w:tcW w:type="dxa" w:w="1647"/>
           </w:tcPr>
           <w:p>
+            <w:pPr>
+              <w:spacing w:after="40" w:before="40"/>
+            </w:pPr>
+            <w:r/>
             <w:r>
-              <w:t>1,7</w:t>
+              <w:rPr>
+                <w:rFonts w:ascii="Times New Roman" w:hAnsi="Times New Roman"/>
+                <w:b/>
+                <w:i w:val="0"/>
+                <w:color w:val="1A1A1A"/>
+                <w:sz w:val="22"/>
+                <w:rFonts w:ascii="Times New Roman" w:hAnsi="Times New Roman" w:cs="Times New Roman"/>
+              </w:rPr>
+              <w:t>Hay để lại di chứng</w:t>
             </w:r>
           </w:p>
         </w:tc>
         <w:tc>
           <w:tcPr>
-            <w:tcW w:type="dxa" w:w="1440"/>
+            <w:tcW w:type="dxa" w:w="1724"/>
           </w:tcPr>
           <w:p>
+            <w:pPr>
+              <w:spacing w:after="40" w:before="40"/>
+            </w:pPr>
+            <w:r/>
             <w:r>
-              <w:t>6</w:t>
-            </w:r>
-          </w:p>
-        </w:tc>
-        <w:tc>
-          <w:tcPr>
-            <w:tcW w:type="dxa" w:w="1440"/>
-          </w:tcPr>
-          <w:p>
-            <w:r>
-              <w:t>95 câu</w:t>
-            </w:r>
-          </w:p>
-        </w:tc>
-        <w:tc>
-          <w:tcPr>
-            <w:tcW w:type="dxa" w:w="1440"/>
-          </w:tcPr>
-          <w:p>
-            <w:r>
-              <w:t>6%</w:t>
+              <w:rPr>
+                <w:rFonts w:ascii="Times New Roman" w:hAnsi="Times New Roman"/>
+                <w:b w:val="0"/>
+                <w:i w:val="0"/>
+                <w:color w:val="1A1A1A"/>
+                <w:sz w:val="22"/>
+                <w:rFonts w:ascii="Times New Roman" w:hAnsi="Times New Roman" w:cs="Times New Roman"/>
+              </w:rPr>
+              <w:t>RHM45, RHM46, RHM47</w:t>
             </w:r>
           </w:p>
         </w:tc>
@@ -1450,64 +3586,93 @@
       <w:tr>
         <w:tc>
           <w:tcPr>
-            <w:tcW w:type="dxa" w:w="1440"/>
+            <w:tcW w:type="dxa" w:w="1217"/>
+            <w:shd w:val="clear" w:color="auto" w:fill="FBF3F0"/>
           </w:tcPr>
           <w:p>
+            <w:pPr>
+              <w:spacing w:after="40" w:before="40"/>
+            </w:pPr>
+            <w:r/>
             <w:r>
               <w:rPr>
-                <w:rFonts w:ascii="Segoe UI Emoji" w:hAnsi="Segoe UI Emoji"/>
+                <w:rFonts w:ascii="Times New Roman" w:hAnsi="Times New Roman"/>
+                <w:b w:val="0"/>
+                <w:i w:val="0"/>
+                <w:color w:val="1A1A1A"/>
+                <w:sz w:val="22"/>
+                <w:rFonts w:ascii="Times New Roman" w:hAnsi="Times New Roman" w:cs="Times New Roman"/>
               </w:rPr>
-              <w:t>⭐</w:t>
-            </w:r>
-          </w:p>
-        </w:tc>
-        <w:tc>
-          <w:tcPr>
-            <w:tcW w:type="dxa" w:w="1440"/>
-          </w:tcPr>
-          <w:p>
-            <w:r>
-              <w:t>11. Thoái hóa khớp</w:t>
-            </w:r>
-          </w:p>
-        </w:tc>
-        <w:tc>
-          <w:tcPr>
-            <w:tcW w:type="dxa" w:w="1440"/>
-          </w:tcPr>
-          <w:p>
-            <w:r>
-              <w:t>1,3</w:t>
-            </w:r>
-          </w:p>
-        </w:tc>
-        <w:tc>
-          <w:tcPr>
-            <w:tcW w:type="dxa" w:w="1440"/>
-          </w:tcPr>
-          <w:p>
-            <w:r>
               <w:t>4</w:t>
             </w:r>
           </w:p>
         </w:tc>
         <w:tc>
           <w:tcPr>
-            <w:tcW w:type="dxa" w:w="1440"/>
+            <w:tcW w:type="dxa" w:w="5579"/>
+            <w:shd w:val="clear" w:color="auto" w:fill="FBF3F0"/>
           </w:tcPr>
           <w:p>
+            <w:pPr>
+              <w:spacing w:after="40" w:before="40"/>
+            </w:pPr>
+            <w:r/>
             <w:r>
-              <w:t>93 câu</w:t>
+              <w:rPr>
+                <w:rFonts w:ascii="Times New Roman" w:hAnsi="Times New Roman"/>
+                <w:b w:val="0"/>
+                <w:i w:val="0"/>
+                <w:color w:val="1A1A1A"/>
+                <w:sz w:val="22"/>
+                <w:rFonts w:ascii="Times New Roman" w:hAnsi="Times New Roman" w:cs="Times New Roman"/>
+              </w:rPr>
+              <w:t>Cơ chế chính gây thiếu máu ở bệnh nhân suy thận mạn</w:t>
             </w:r>
           </w:p>
         </w:tc>
         <w:tc>
           <w:tcPr>
-            <w:tcW w:type="dxa" w:w="1440"/>
+            <w:tcW w:type="dxa" w:w="1647"/>
+            <w:shd w:val="clear" w:color="auto" w:fill="FBF3F0"/>
           </w:tcPr>
           <w:p>
+            <w:pPr>
+              <w:spacing w:after="40" w:before="40"/>
+            </w:pPr>
+            <w:r/>
             <w:r>
-              <w:t>4%</w:t>
+              <w:rPr>
+                <w:rFonts w:ascii="Times New Roman" w:hAnsi="Times New Roman"/>
+                <w:b/>
+                <w:i w:val="0"/>
+                <w:color w:val="1A1A1A"/>
+                <w:sz w:val="22"/>
+                <w:rFonts w:ascii="Times New Roman" w:hAnsi="Times New Roman" w:cs="Times New Roman"/>
+              </w:rPr>
+              <w:t>Thiếu Erythropoietin</w:t>
+            </w:r>
+          </w:p>
+        </w:tc>
+        <w:tc>
+          <w:tcPr>
+            <w:tcW w:type="dxa" w:w="1724"/>
+            <w:shd w:val="clear" w:color="auto" w:fill="FBF3F0"/>
+          </w:tcPr>
+          <w:p>
+            <w:pPr>
+              <w:spacing w:after="40" w:before="40"/>
+            </w:pPr>
+            <w:r/>
+            <w:r>
+              <w:rPr>
+                <w:rFonts w:ascii="Times New Roman" w:hAnsi="Times New Roman"/>
+                <w:b w:val="0"/>
+                <w:i w:val="0"/>
+                <w:color w:val="1A1A1A"/>
+                <w:sz w:val="22"/>
+                <w:rFonts w:ascii="Times New Roman" w:hAnsi="Times New Roman" w:cs="Times New Roman"/>
+              </w:rPr>
+              <w:t>RHM44, RHM47, RHM48</w:t>
             </w:r>
           </w:p>
         </w:tc>
@@ -1515,186 +3680,630 @@
       <w:tr>
         <w:tc>
           <w:tcPr>
-            <w:tcW w:type="dxa" w:w="1440"/>
+            <w:tcW w:type="dxa" w:w="1217"/>
           </w:tcPr>
           <w:p>
+            <w:pPr>
+              <w:spacing w:after="40" w:before="40"/>
+            </w:pPr>
+            <w:r/>
             <w:r>
               <w:rPr>
-                <w:rFonts w:ascii="Segoe UI Emoji" w:hAnsi="Segoe UI Emoji"/>
+                <w:rFonts w:ascii="Times New Roman" w:hAnsi="Times New Roman"/>
+                <w:b w:val="0"/>
+                <w:i w:val="0"/>
+                <w:color w:val="1A1A1A"/>
+                <w:sz w:val="22"/>
+                <w:rFonts w:ascii="Times New Roman" w:hAnsi="Times New Roman" w:cs="Times New Roman"/>
               </w:rPr>
-              <w:t>⭐</w:t>
+              <w:t>5</w:t>
             </w:r>
           </w:p>
         </w:tc>
         <w:tc>
           <w:tcPr>
-            <w:tcW w:type="dxa" w:w="1440"/>
+            <w:tcW w:type="dxa" w:w="5579"/>
           </w:tcPr>
           <w:p>
+            <w:pPr>
+              <w:spacing w:after="40" w:before="40"/>
+            </w:pPr>
+            <w:r/>
             <w:r>
-              <w:t>13. Suy hô hấp cấp</w:t>
+              <w:rPr>
+                <w:rFonts w:ascii="Times New Roman" w:hAnsi="Times New Roman"/>
+                <w:b w:val="0"/>
+                <w:i w:val="0"/>
+                <w:color w:val="1A1A1A"/>
+                <w:sz w:val="22"/>
+                <w:rFonts w:ascii="Times New Roman" w:hAnsi="Times New Roman" w:cs="Times New Roman"/>
+              </w:rPr>
+              <w:t>Để chẩn đoán xác định một trường hợp nghi ngờ bệnh phổi tắc nghẽn mạn tính, bệnh nhân cần được thực hiện cận …</w:t>
             </w:r>
           </w:p>
         </w:tc>
         <w:tc>
           <w:tcPr>
-            <w:tcW w:type="dxa" w:w="1440"/>
+            <w:tcW w:type="dxa" w:w="1647"/>
           </w:tcPr>
           <w:p>
+            <w:pPr>
+              <w:spacing w:after="40" w:before="40"/>
+            </w:pPr>
+            <w:r/>
             <w:r>
-              <w:t>1,0</w:t>
+              <w:rPr>
+                <w:rFonts w:ascii="Times New Roman" w:hAnsi="Times New Roman"/>
+                <w:b/>
+                <w:i w:val="0"/>
+                <w:color w:val="1A1A1A"/>
+                <w:sz w:val="22"/>
+                <w:rFonts w:ascii="Times New Roman" w:hAnsi="Times New Roman" w:cs="Times New Roman"/>
+              </w:rPr>
+              <w:t>Đo hô hấp ký</w:t>
             </w:r>
           </w:p>
         </w:tc>
         <w:tc>
           <w:tcPr>
-            <w:tcW w:type="dxa" w:w="1440"/>
+            <w:tcW w:type="dxa" w:w="1724"/>
           </w:tcPr>
           <w:p>
+            <w:pPr>
+              <w:spacing w:after="40" w:before="40"/>
+            </w:pPr>
+            <w:r/>
             <w:r>
-              <w:t>3</w:t>
+              <w:rPr>
+                <w:rFonts w:ascii="Times New Roman" w:hAnsi="Times New Roman"/>
+                <w:b w:val="0"/>
+                <w:i w:val="0"/>
+                <w:color w:val="1A1A1A"/>
+                <w:sz w:val="22"/>
+                <w:rFonts w:ascii="Times New Roman" w:hAnsi="Times New Roman" w:cs="Times New Roman"/>
+              </w:rPr>
+              <w:t>RHM46, RHM47, RHM48</w:t>
+            </w:r>
+          </w:p>
+        </w:tc>
+      </w:tr>
+      <w:tr>
+        <w:tc>
+          <w:tcPr>
+            <w:tcW w:type="dxa" w:w="1217"/>
+            <w:shd w:val="clear" w:color="auto" w:fill="FBF3F0"/>
+          </w:tcPr>
+          <w:p>
+            <w:pPr>
+              <w:spacing w:after="40" w:before="40"/>
+            </w:pPr>
+            <w:r/>
+            <w:r>
+              <w:rPr>
+                <w:rFonts w:ascii="Times New Roman" w:hAnsi="Times New Roman"/>
+                <w:b w:val="0"/>
+                <w:i w:val="0"/>
+                <w:color w:val="1A1A1A"/>
+                <w:sz w:val="22"/>
+                <w:rFonts w:ascii="Times New Roman" w:hAnsi="Times New Roman" w:cs="Times New Roman"/>
+              </w:rPr>
+              <w:t>6</w:t>
             </w:r>
           </w:p>
         </w:tc>
         <w:tc>
           <w:tcPr>
-            <w:tcW w:type="dxa" w:w="1440"/>
+            <w:tcW w:type="dxa" w:w="5579"/>
+            <w:shd w:val="clear" w:color="auto" w:fill="FBF3F0"/>
           </w:tcPr>
           <w:p>
+            <w:pPr>
+              <w:spacing w:after="40" w:before="40"/>
+            </w:pPr>
+            <w:r/>
             <w:r>
-              <w:t>97 câu</w:t>
+              <w:rPr>
+                <w:rFonts w:ascii="Times New Roman" w:hAnsi="Times New Roman"/>
+                <w:b w:val="0"/>
+                <w:i w:val="0"/>
+                <w:color w:val="1A1A1A"/>
+                <w:sz w:val="22"/>
+                <w:rFonts w:ascii="Times New Roman" w:hAnsi="Times New Roman" w:cs="Times New Roman"/>
+              </w:rPr>
+              <w:t>Các yếu tố nguy cơ nhiễm P.aeruginosa đề kháng kháng sinh ở bệnh nhân viêm phổi cộng đồng bao gồm</w:t>
             </w:r>
           </w:p>
         </w:tc>
         <w:tc>
           <w:tcPr>
-            <w:tcW w:type="dxa" w:w="1440"/>
+            <w:tcW w:type="dxa" w:w="1647"/>
+            <w:shd w:val="clear" w:color="auto" w:fill="FBF3F0"/>
           </w:tcPr>
           <w:p>
+            <w:pPr>
+              <w:spacing w:after="40" w:before="40"/>
+            </w:pPr>
+            <w:r/>
             <w:r>
-              <w:t>3%</w:t>
+              <w:rPr>
+                <w:rFonts w:ascii="Times New Roman" w:hAnsi="Times New Roman"/>
+                <w:b/>
+                <w:i w:val="0"/>
+                <w:color w:val="1A1A1A"/>
+                <w:sz w:val="22"/>
+                <w:rFonts w:ascii="Times New Roman" w:hAnsi="Times New Roman" w:cs="Times New Roman"/>
+              </w:rPr>
+              <w:t>Có mở khí quản</w:t>
+            </w:r>
+          </w:p>
+        </w:tc>
+        <w:tc>
+          <w:tcPr>
+            <w:tcW w:type="dxa" w:w="1724"/>
+            <w:shd w:val="clear" w:color="auto" w:fill="FBF3F0"/>
+          </w:tcPr>
+          <w:p>
+            <w:pPr>
+              <w:spacing w:after="40" w:before="40"/>
+            </w:pPr>
+            <w:r/>
+            <w:r>
+              <w:rPr>
+                <w:rFonts w:ascii="Times New Roman" w:hAnsi="Times New Roman"/>
+                <w:b w:val="0"/>
+                <w:i w:val="0"/>
+                <w:color w:val="1A1A1A"/>
+                <w:sz w:val="22"/>
+                <w:rFonts w:ascii="Times New Roman" w:hAnsi="Times New Roman" w:cs="Times New Roman"/>
+              </w:rPr>
+              <w:t>RHM45, RHM47, RHM48</w:t>
+            </w:r>
+          </w:p>
+        </w:tc>
+      </w:tr>
+      <w:tr>
+        <w:tc>
+          <w:tcPr>
+            <w:tcW w:type="dxa" w:w="1217"/>
+          </w:tcPr>
+          <w:p>
+            <w:pPr>
+              <w:spacing w:after="40" w:before="40"/>
+            </w:pPr>
+            <w:r/>
+            <w:r>
+              <w:rPr>
+                <w:rFonts w:ascii="Times New Roman" w:hAnsi="Times New Roman"/>
+                <w:b w:val="0"/>
+                <w:i w:val="0"/>
+                <w:color w:val="1A1A1A"/>
+                <w:sz w:val="22"/>
+                <w:rFonts w:ascii="Times New Roman" w:hAnsi="Times New Roman" w:cs="Times New Roman"/>
+              </w:rPr>
+              <w:t>9</w:t>
+            </w:r>
+          </w:p>
+        </w:tc>
+        <w:tc>
+          <w:tcPr>
+            <w:tcW w:type="dxa" w:w="5579"/>
+          </w:tcPr>
+          <w:p>
+            <w:pPr>
+              <w:spacing w:after="40" w:before="40"/>
+            </w:pPr>
+            <w:r/>
+            <w:r>
+              <w:rPr>
+                <w:rFonts w:ascii="Times New Roman" w:hAnsi="Times New Roman"/>
+                <w:b w:val="0"/>
+                <w:i w:val="0"/>
+                <w:color w:val="1A1A1A"/>
+                <w:sz w:val="22"/>
+                <w:rFonts w:ascii="Times New Roman" w:hAnsi="Times New Roman" w:cs="Times New Roman"/>
+              </w:rPr>
+              <w:t>Cơ chế bệnh sinh chính của đái tháo đường type 1</w:t>
+            </w:r>
+          </w:p>
+        </w:tc>
+        <w:tc>
+          <w:tcPr>
+            <w:tcW w:type="dxa" w:w="1647"/>
+          </w:tcPr>
+          <w:p>
+            <w:pPr>
+              <w:spacing w:after="40" w:before="40"/>
+            </w:pPr>
+            <w:r/>
+            <w:r>
+              <w:rPr>
+                <w:rFonts w:ascii="Times New Roman" w:hAnsi="Times New Roman"/>
+                <w:b/>
+                <w:i w:val="0"/>
+                <w:color w:val="1A1A1A"/>
+                <w:sz w:val="22"/>
+                <w:rFonts w:ascii="Times New Roman" w:hAnsi="Times New Roman" w:cs="Times New Roman"/>
+              </w:rPr>
+              <w:t>Tế bào bêta tổn thương do tự miễn dẫn đến thiếu insulin tuy…</w:t>
+            </w:r>
+          </w:p>
+        </w:tc>
+        <w:tc>
+          <w:tcPr>
+            <w:tcW w:type="dxa" w:w="1724"/>
+          </w:tcPr>
+          <w:p>
+            <w:pPr>
+              <w:spacing w:after="40" w:before="40"/>
+            </w:pPr>
+            <w:r/>
+            <w:r>
+              <w:rPr>
+                <w:rFonts w:ascii="Times New Roman" w:hAnsi="Times New Roman"/>
+                <w:b w:val="0"/>
+                <w:i w:val="0"/>
+                <w:color w:val="1A1A1A"/>
+                <w:sz w:val="22"/>
+                <w:rFonts w:ascii="Times New Roman" w:hAnsi="Times New Roman" w:cs="Times New Roman"/>
+              </w:rPr>
+              <w:t>RHM43, RHM46, RHM48</w:t>
+            </w:r>
+          </w:p>
+        </w:tc>
+      </w:tr>
+      <w:tr>
+        <w:tc>
+          <w:tcPr>
+            <w:tcW w:type="dxa" w:w="1217"/>
+            <w:shd w:val="clear" w:color="auto" w:fill="FBF3F0"/>
+          </w:tcPr>
+          <w:p>
+            <w:pPr>
+              <w:spacing w:after="40" w:before="40"/>
+            </w:pPr>
+            <w:r/>
+            <w:r>
+              <w:rPr>
+                <w:rFonts w:ascii="Times New Roman" w:hAnsi="Times New Roman"/>
+                <w:b w:val="0"/>
+                <w:i w:val="0"/>
+                <w:color w:val="1A1A1A"/>
+                <w:sz w:val="22"/>
+                <w:rFonts w:ascii="Times New Roman" w:hAnsi="Times New Roman" w:cs="Times New Roman"/>
+              </w:rPr>
+              <w:t>15</w:t>
+            </w:r>
+          </w:p>
+        </w:tc>
+        <w:tc>
+          <w:tcPr>
+            <w:tcW w:type="dxa" w:w="5579"/>
+            <w:shd w:val="clear" w:color="auto" w:fill="FBF3F0"/>
+          </w:tcPr>
+          <w:p>
+            <w:pPr>
+              <w:spacing w:after="40" w:before="40"/>
+            </w:pPr>
+            <w:r/>
+            <w:r>
+              <w:rPr>
+                <w:rFonts w:ascii="Times New Roman" w:hAnsi="Times New Roman"/>
+                <w:b w:val="0"/>
+                <w:i w:val="0"/>
+                <w:color w:val="1A1A1A"/>
+                <w:sz w:val="22"/>
+                <w:rFonts w:ascii="Times New Roman" w:hAnsi="Times New Roman" w:cs="Times New Roman"/>
+              </w:rPr>
+              <w:t>Hemophilia A là bệnh di truyền liên quan nhiễm sắc thể</w:t>
+            </w:r>
+          </w:p>
+        </w:tc>
+        <w:tc>
+          <w:tcPr>
+            <w:tcW w:type="dxa" w:w="1647"/>
+            <w:shd w:val="clear" w:color="auto" w:fill="FBF3F0"/>
+          </w:tcPr>
+          <w:p>
+            <w:pPr>
+              <w:spacing w:after="40" w:before="40"/>
+            </w:pPr>
+            <w:r/>
+            <w:r>
+              <w:rPr>
+                <w:rFonts w:ascii="Times New Roman" w:hAnsi="Times New Roman"/>
+                <w:b/>
+                <w:i w:val="0"/>
+                <w:color w:val="1A1A1A"/>
+                <w:sz w:val="22"/>
+                <w:rFonts w:ascii="Times New Roman" w:hAnsi="Times New Roman" w:cs="Times New Roman"/>
+              </w:rPr>
+              <w:t>Giới tính X</w:t>
+            </w:r>
+          </w:p>
+        </w:tc>
+        <w:tc>
+          <w:tcPr>
+            <w:tcW w:type="dxa" w:w="1724"/>
+            <w:shd w:val="clear" w:color="auto" w:fill="FBF3F0"/>
+          </w:tcPr>
+          <w:p>
+            <w:pPr>
+              <w:spacing w:after="40" w:before="40"/>
+            </w:pPr>
+            <w:r/>
+            <w:r>
+              <w:rPr>
+                <w:rFonts w:ascii="Times New Roman" w:hAnsi="Times New Roman"/>
+                <w:b w:val="0"/>
+                <w:i w:val="0"/>
+                <w:color w:val="1A1A1A"/>
+                <w:sz w:val="22"/>
+                <w:rFonts w:ascii="Times New Roman" w:hAnsi="Times New Roman" w:cs="Times New Roman"/>
+              </w:rPr>
+              <w:t>RHM44, RHM46, RHM47</w:t>
+            </w:r>
+          </w:p>
+        </w:tc>
+      </w:tr>
+      <w:tr>
+        <w:tc>
+          <w:tcPr>
+            <w:tcW w:type="dxa" w:w="1217"/>
+          </w:tcPr>
+          <w:p>
+            <w:pPr>
+              <w:spacing w:after="40" w:before="40"/>
+            </w:pPr>
+            <w:r/>
+            <w:r>
+              <w:rPr>
+                <w:rFonts w:ascii="Times New Roman" w:hAnsi="Times New Roman"/>
+                <w:b w:val="0"/>
+                <w:i w:val="0"/>
+                <w:color w:val="1A1A1A"/>
+                <w:sz w:val="22"/>
+                <w:rFonts w:ascii="Times New Roman" w:hAnsi="Times New Roman" w:cs="Times New Roman"/>
+              </w:rPr>
+              <w:t>15</w:t>
+            </w:r>
+          </w:p>
+        </w:tc>
+        <w:tc>
+          <w:tcPr>
+            <w:tcW w:type="dxa" w:w="5579"/>
+          </w:tcPr>
+          <w:p>
+            <w:pPr>
+              <w:spacing w:after="40" w:before="40"/>
+            </w:pPr>
+            <w:r/>
+            <w:r>
+              <w:rPr>
+                <w:rFonts w:ascii="Times New Roman" w:hAnsi="Times New Roman"/>
+                <w:b w:val="0"/>
+                <w:i w:val="0"/>
+                <w:color w:val="1A1A1A"/>
+                <w:sz w:val="22"/>
+                <w:rFonts w:ascii="Times New Roman" w:hAnsi="Times New Roman" w:cs="Times New Roman"/>
+              </w:rPr>
+              <w:t>Trong bệnh xuất huyết giảm tiểu cầu miễn dịch, tiểu cầu gắn kháng thể bất thường bị phá hủy chủ yếu ở đâu?</w:t>
+            </w:r>
+          </w:p>
+        </w:tc>
+        <w:tc>
+          <w:tcPr>
+            <w:tcW w:type="dxa" w:w="1647"/>
+          </w:tcPr>
+          <w:p>
+            <w:pPr>
+              <w:spacing w:after="40" w:before="40"/>
+            </w:pPr>
+            <w:r/>
+            <w:r>
+              <w:rPr>
+                <w:rFonts w:ascii="Times New Roman" w:hAnsi="Times New Roman"/>
+                <w:b/>
+                <w:i w:val="0"/>
+                <w:color w:val="1A1A1A"/>
+                <w:sz w:val="22"/>
+                <w:rFonts w:ascii="Times New Roman" w:hAnsi="Times New Roman" w:cs="Times New Roman"/>
+              </w:rPr>
+              <w:t>Lách</w:t>
+            </w:r>
+          </w:p>
+        </w:tc>
+        <w:tc>
+          <w:tcPr>
+            <w:tcW w:type="dxa" w:w="1724"/>
+          </w:tcPr>
+          <w:p>
+            <w:pPr>
+              <w:spacing w:after="40" w:before="40"/>
+            </w:pPr>
+            <w:r/>
+            <w:r>
+              <w:rPr>
+                <w:rFonts w:ascii="Times New Roman" w:hAnsi="Times New Roman"/>
+                <w:b w:val="0"/>
+                <w:i w:val="0"/>
+                <w:color w:val="1A1A1A"/>
+                <w:sz w:val="22"/>
+                <w:rFonts w:ascii="Times New Roman" w:hAnsi="Times New Roman" w:cs="Times New Roman"/>
+              </w:rPr>
+              <w:t>RHM43, RHM45, RHM46</w:t>
+            </w:r>
+          </w:p>
+        </w:tc>
+      </w:tr>
+      <w:tr>
+        <w:tc>
+          <w:tcPr>
+            <w:tcW w:type="dxa" w:w="1217"/>
+            <w:shd w:val="clear" w:color="auto" w:fill="FBF3F0"/>
+          </w:tcPr>
+          <w:p>
+            <w:pPr>
+              <w:spacing w:after="40" w:before="40"/>
+            </w:pPr>
+            <w:r/>
+            <w:r>
+              <w:rPr>
+                <w:rFonts w:ascii="Times New Roman" w:hAnsi="Times New Roman"/>
+                <w:b w:val="0"/>
+                <w:i w:val="0"/>
+                <w:color w:val="1A1A1A"/>
+                <w:sz w:val="22"/>
+                <w:rFonts w:ascii="Times New Roman" w:hAnsi="Times New Roman" w:cs="Times New Roman"/>
+              </w:rPr>
+              <w:t>15</w:t>
+            </w:r>
+          </w:p>
+        </w:tc>
+        <w:tc>
+          <w:tcPr>
+            <w:tcW w:type="dxa" w:w="5579"/>
+            <w:shd w:val="clear" w:color="auto" w:fill="FBF3F0"/>
+          </w:tcPr>
+          <w:p>
+            <w:pPr>
+              <w:spacing w:after="40" w:before="40"/>
+            </w:pPr>
+            <w:r/>
+            <w:r>
+              <w:rPr>
+                <w:rFonts w:ascii="Times New Roman" w:hAnsi="Times New Roman"/>
+                <w:b w:val="0"/>
+                <w:i w:val="0"/>
+                <w:color w:val="1A1A1A"/>
+                <w:sz w:val="22"/>
+                <w:rFonts w:ascii="Times New Roman" w:hAnsi="Times New Roman" w:cs="Times New Roman"/>
+              </w:rPr>
+              <w:t>Vị trí chảy máu thường gặp nhất của hemophilia A</w:t>
+            </w:r>
+          </w:p>
+        </w:tc>
+        <w:tc>
+          <w:tcPr>
+            <w:tcW w:type="dxa" w:w="1647"/>
+            <w:shd w:val="clear" w:color="auto" w:fill="FBF3F0"/>
+          </w:tcPr>
+          <w:p>
+            <w:pPr>
+              <w:spacing w:after="40" w:before="40"/>
+            </w:pPr>
+            <w:r/>
+            <w:r>
+              <w:rPr>
+                <w:rFonts w:ascii="Times New Roman" w:hAnsi="Times New Roman"/>
+                <w:b/>
+                <w:i w:val="0"/>
+                <w:color w:val="1A1A1A"/>
+                <w:sz w:val="22"/>
+                <w:rFonts w:ascii="Times New Roman" w:hAnsi="Times New Roman" w:cs="Times New Roman"/>
+              </w:rPr>
+              <w:t>Khớp</w:t>
+            </w:r>
+          </w:p>
+        </w:tc>
+        <w:tc>
+          <w:tcPr>
+            <w:tcW w:type="dxa" w:w="1724"/>
+            <w:shd w:val="clear" w:color="auto" w:fill="FBF3F0"/>
+          </w:tcPr>
+          <w:p>
+            <w:pPr>
+              <w:spacing w:after="40" w:before="40"/>
+            </w:pPr>
+            <w:r/>
+            <w:r>
+              <w:rPr>
+                <w:rFonts w:ascii="Times New Roman" w:hAnsi="Times New Roman"/>
+                <w:b w:val="0"/>
+                <w:i w:val="0"/>
+                <w:color w:val="1A1A1A"/>
+                <w:sz w:val="22"/>
+                <w:rFonts w:ascii="Times New Roman" w:hAnsi="Times New Roman" w:cs="Times New Roman"/>
+              </w:rPr>
+              <w:t>RHM44, RHM45, RHM47</w:t>
             </w:r>
           </w:p>
         </w:tc>
       </w:tr>
     </w:tbl>
-    <w:p/>
     <w:p>
-      <w:r>
-        <w:rPr>
-          <w:b/>
-        </w:rPr>
-        <w:t>Bốn bài "lãi" nhất — ngân hàng nhỏ mà ra nhiều:</w:t>
-      </w:r>
+      <w:pPr>
+        <w:spacing w:after="40"/>
+      </w:pPr>
     </w:p>
     <w:p>
       <w:pPr>
-        <w:pStyle w:val="ListBullet"/>
+        <w:keepNext/>
+        <w:spacing w:before="260" w:after="80"/>
+        <w:pBdr>
+          <w:bottom w:val="single" w:sz="4" w:space="3" w:color="E3C7BC"/>
+        </w:pBdr>
       </w:pPr>
       <w:r>
         <w:rPr>
+          <w:rFonts w:ascii="Times New Roman" w:hAnsi="Times New Roman"/>
           <w:b/>
+          <w:i w:val="0"/>
+          <w:color w:val="B03010"/>
+          <w:sz w:val="27"/>
+          <w:rFonts w:ascii="Times New Roman" w:hAnsi="Times New Roman" w:cs="Times New Roman"/>
         </w:rPr>
-        <w:t>Các rối loạn đông máu</w:t>
-      </w:r>
-      <w:r>
-        <w:t>: 47 câu ngân hàng → 3,5 câu/đề. Cứ 100 câu học được 45 câu ra đề. Học 1 buổi là xong.</w:t>
-      </w:r>
-    </w:p>
-    <w:p>
-      <w:pPr>
-        <w:pStyle w:val="ListBullet"/>
-      </w:pPr>
-      <w:r>
-        <w:rPr>
-          <w:b/>
-        </w:rPr>
-        <w:t>Cấp cứu ngưng tuần hoàn</w:t>
-      </w:r>
-      <w:r>
-        <w:t>: 58 câu → 3,7 câu/đề. Toàn con số dễ thuộc (tần số ép tim, biên độ, tỉ lệ).</w:t>
-      </w:r>
-    </w:p>
-    <w:p>
-      <w:pPr>
-        <w:pStyle w:val="ListBullet"/>
-      </w:pPr>
-      <w:r>
-        <w:rPr>
-          <w:b/>
-        </w:rPr>
-        <w:t>Xuất huyết giảm tiểu cầu miễn dịch</w:t>
-      </w:r>
-      <w:r>
-        <w:t>: 47 câu → 2,7 câu/đề.</w:t>
-      </w:r>
-    </w:p>
-    <w:p>
-      <w:pPr>
-        <w:pStyle w:val="ListBullet"/>
-      </w:pPr>
-      <w:r>
-        <w:rPr>
-          <w:b/>
-        </w:rPr>
-        <w:t>Tổng quan bệnh lý cơ xương khớp</w:t>
-      </w:r>
-      <w:r>
-        <w:t xml:space="preserve">: 97 câu → 5 câu/đề ở K43–K47 (bài ra nhiều nhất toàn học phần), nhưng </w:t>
-      </w:r>
-      <w:r>
-        <w:rPr>
-          <w:b/>
-        </w:rPr>
-        <w:t>K48 không ra câu nào</w:t>
-      </w:r>
-      <w:r>
-        <w:t>.</w:t>
-      </w:r>
-    </w:p>
-    <w:p>
-      <w:r>
-        <w:rPr>
-          <w:b/>
-        </w:rPr>
-        <w:t>Bài "lỗ" nhất: Bệnh cầu thận</w:t>
-      </w:r>
-      <w:r>
-        <w:t xml:space="preserve"> — 194 câu ngân hàng, nhiều nhất môn, mà chỉ ra 2,8 câu/đề (9%). Nếu thiếu thời gian, cắt bớt bài này trước, chỉ giữ phần hội chứng thận hư và bệnh cầu thận do đái tháo đường.</w:t>
-      </w:r>
-    </w:p>
-    <w:p>
-      <w:r>
-        <w:rPr>
-          <w:b/>
-          <w:color w:val="C05000"/>
-          <w:sz w:val="26"/>
-        </w:rPr>
-        <w:t>3. Đề K46 – K47 – K48 dồn vào đâu</w:t>
+        <w:t>5. 31 câu đã ra ở HAI khoá khác nhau — nhóm ưu tiên hai</w:t>
       </w:r>
     </w:p>
     <w:tbl>
       <w:tblPr>
         <w:tblStyle w:val="TableGrid"/>
         <w:tblW w:type="auto" w:w="0"/>
+        <w:jc w:val="center"/>
+        <w:tblLayout w:type="fixed"/>
         <w:tblLook w:firstColumn="1" w:firstRow="1" w:lastColumn="0" w:lastRow="0" w:noHBand="0" w:noVBand="1" w:val="04A0"/>
+        <w:tblBorders>
+          <w:top w:val="single" w:sz="4" w:space="0" w:color="C9C9C9"/>
+          <w:left w:val="single" w:sz="4" w:space="0" w:color="C9C9C9"/>
+          <w:bottom w:val="single" w:sz="4" w:space="0" w:color="C9C9C9"/>
+          <w:right w:val="single" w:sz="4" w:space="0" w:color="C9C9C9"/>
+          <w:insideH w:val="single" w:sz="4" w:space="0" w:color="C9C9C9"/>
+          <w:insideV w:val="single" w:sz="4" w:space="0" w:color="C9C9C9"/>
+        </w:tblBorders>
+        <w:tblW w:w="5000" w:type="pct"/>
+        <w:tblLayout w:type="fixed"/>
+        <w:tblCellMar>
+          <w:top w:w="60" w:type="dxa"/>
+          <w:bottom w:w="60" w:type="dxa"/>
+          <w:left w:w="110" w:type="dxa"/>
+          <w:right w:w="110" w:type="dxa"/>
+        </w:tblCellMar>
       </w:tblPr>
       <w:tblGrid>
-        <w:gridCol w:w="1728"/>
-        <w:gridCol w:w="1728"/>
-        <w:gridCol w:w="1728"/>
-        <w:gridCol w:w="1728"/>
-        <w:gridCol w:w="1728"/>
+        <w:gridCol w:w="2541"/>
+        <w:gridCol w:w="2541"/>
+        <w:gridCol w:w="2541"/>
+        <w:gridCol w:w="2541"/>
       </w:tblGrid>
       <w:tr>
         <w:tc>
           <w:tcPr>
-            <w:tcW w:type="dxa" w:w="1728"/>
+            <w:tcW w:type="dxa" w:w="1206"/>
+            <w:shd w:val="clear" w:color="auto" w:fill="8C2F1A"/>
           </w:tcPr>
           <w:p>
+            <w:pPr>
+              <w:spacing w:after="40" w:before="40"/>
+            </w:pPr>
+            <w:r/>
             <w:r>
               <w:rPr>
+                <w:rFonts w:ascii="Times New Roman" w:hAnsi="Times New Roman"/>
                 <w:b/>
+                <w:i w:val="0"/>
+                <w:color w:val="FFFFFF"/>
+                <w:sz w:val="22"/>
+                <w:rFonts w:ascii="Times New Roman" w:hAnsi="Times New Roman" w:cs="Times New Roman"/>
               </w:rPr>
               <w:t>Bài</w:t>
             </w:r>
@@ -1702,53 +4311,70 @@
         </w:tc>
         <w:tc>
           <w:tcPr>
-            <w:tcW w:type="dxa" w:w="1728"/>
+            <w:tcW w:type="dxa" w:w="5526"/>
+            <w:shd w:val="clear" w:color="auto" w:fill="8C2F1A"/>
           </w:tcPr>
           <w:p>
+            <w:pPr>
+              <w:spacing w:after="40" w:before="40"/>
+            </w:pPr>
+            <w:r/>
             <w:r>
               <w:rPr>
+                <w:rFonts w:ascii="Times New Roman" w:hAnsi="Times New Roman"/>
                 <w:b/>
+                <w:i w:val="0"/>
+                <w:color w:val="FFFFFF"/>
+                <w:sz w:val="22"/>
+                <w:rFonts w:ascii="Times New Roman" w:hAnsi="Times New Roman" w:cs="Times New Roman"/>
               </w:rPr>
-              <w:t>K46</w:t>
+              <w:t>Câu hỏi</w:t>
             </w:r>
           </w:p>
         </w:tc>
         <w:tc>
           <w:tcPr>
-            <w:tcW w:type="dxa" w:w="1728"/>
+            <w:tcW w:type="dxa" w:w="2228"/>
+            <w:shd w:val="clear" w:color="auto" w:fill="8C2F1A"/>
           </w:tcPr>
           <w:p>
+            <w:pPr>
+              <w:spacing w:after="40" w:before="40"/>
+            </w:pPr>
+            <w:r/>
             <w:r>
               <w:rPr>
+                <w:rFonts w:ascii="Times New Roman" w:hAnsi="Times New Roman"/>
                 <w:b/>
+                <w:i w:val="0"/>
+                <w:color w:val="FFFFFF"/>
+                <w:sz w:val="22"/>
+                <w:rFonts w:ascii="Times New Roman" w:hAnsi="Times New Roman" w:cs="Times New Roman"/>
               </w:rPr>
-              <w:t>K47</w:t>
+              <w:t>Đáp án</w:t>
             </w:r>
           </w:p>
         </w:tc>
         <w:tc>
           <w:tcPr>
-            <w:tcW w:type="dxa" w:w="1728"/>
+            <w:tcW w:type="dxa" w:w="1206"/>
+            <w:shd w:val="clear" w:color="auto" w:fill="8C2F1A"/>
           </w:tcPr>
           <w:p>
+            <w:pPr>
+              <w:spacing w:after="40" w:before="40"/>
+            </w:pPr>
+            <w:r/>
             <w:r>
               <w:rPr>
+                <w:rFonts w:ascii="Times New Roman" w:hAnsi="Times New Roman"/>
                 <w:b/>
+                <w:i w:val="0"/>
+                <w:color w:val="FFFFFF"/>
+                <w:sz w:val="22"/>
+                <w:rFonts w:ascii="Times New Roman" w:hAnsi="Times New Roman" w:cs="Times New Roman"/>
               </w:rPr>
-              <w:t>K48</w:t>
-            </w:r>
-          </w:p>
-        </w:tc>
-        <w:tc>
-          <w:tcPr>
-            <w:tcW w:type="dxa" w:w="1728"/>
-          </w:tcPr>
-          <w:p>
-            <w:r>
-              <w:rPr>
-                <w:b/>
-              </w:rPr>
-              <w:t>Nhận xét</w:t>
+              <w:t>Đã ra</w:t>
             </w:r>
           </w:p>
         </w:tc>
@@ -1756,42 +4382,1400 @@
       <w:tr>
         <w:tc>
           <w:tcPr>
-            <w:tcW w:type="dxa" w:w="1728"/>
+            <w:tcW w:type="dxa" w:w="1206"/>
           </w:tcPr>
           <w:p>
+            <w:pPr>
+              <w:spacing w:after="40" w:before="40"/>
+            </w:pPr>
+            <w:r/>
             <w:r>
-              <w:t>Viêm phổi cộng đồng</w:t>
+              <w:rPr>
+                <w:rFonts w:ascii="Times New Roman" w:hAnsi="Times New Roman"/>
+                <w:b w:val="0"/>
+                <w:i w:val="0"/>
+                <w:color w:val="1A1A1A"/>
+                <w:sz w:val="22"/>
+                <w:rFonts w:ascii="Times New Roman" w:hAnsi="Times New Roman" w:cs="Times New Roman"/>
+              </w:rPr>
+              <w:t>0</w:t>
             </w:r>
           </w:p>
         </w:tc>
         <w:tc>
           <w:tcPr>
-            <w:tcW w:type="dxa" w:w="1728"/>
+            <w:tcW w:type="dxa" w:w="5526"/>
           </w:tcPr>
           <w:p>
+            <w:pPr>
+              <w:spacing w:after="40" w:before="40"/>
+            </w:pPr>
+            <w:r/>
             <w:r>
+              <w:rPr>
+                <w:rFonts w:ascii="Times New Roman" w:hAnsi="Times New Roman"/>
+                <w:b w:val="0"/>
+                <w:i w:val="0"/>
+                <w:color w:val="1A1A1A"/>
+                <w:sz w:val="22"/>
+                <w:rFonts w:ascii="Times New Roman" w:hAnsi="Times New Roman" w:cs="Times New Roman"/>
+              </w:rPr>
+              <w:t>Cơ chế bệnh sinh của bệnh mạch vành là</w:t>
+            </w:r>
+          </w:p>
+        </w:tc>
+        <w:tc>
+          <w:tcPr>
+            <w:tcW w:type="dxa" w:w="2228"/>
+          </w:tcPr>
+          <w:p>
+            <w:pPr>
+              <w:spacing w:after="40" w:before="40"/>
+            </w:pPr>
+            <w:r/>
+            <w:r>
+              <w:rPr>
+                <w:rFonts w:ascii="Times New Roman" w:hAnsi="Times New Roman"/>
+                <w:b/>
+                <w:i w:val="0"/>
+                <w:color w:val="1A1A1A"/>
+                <w:sz w:val="22"/>
+                <w:rFonts w:ascii="Times New Roman" w:hAnsi="Times New Roman" w:cs="Times New Roman"/>
+              </w:rPr>
+              <w:t>Giảm cung cấp oxy và tăng nhu cầu oxy cơ tim</w:t>
+            </w:r>
+          </w:p>
+        </w:tc>
+        <w:tc>
+          <w:tcPr>
+            <w:tcW w:type="dxa" w:w="1206"/>
+          </w:tcPr>
+          <w:p>
+            <w:pPr>
+              <w:spacing w:after="40" w:before="40"/>
+            </w:pPr>
+            <w:r/>
+            <w:r>
+              <w:rPr>
+                <w:rFonts w:ascii="Times New Roman" w:hAnsi="Times New Roman"/>
+                <w:b w:val="0"/>
+                <w:i w:val="0"/>
+                <w:color w:val="1A1A1A"/>
+                <w:sz w:val="22"/>
+                <w:rFonts w:ascii="Times New Roman" w:hAnsi="Times New Roman" w:cs="Times New Roman"/>
+              </w:rPr>
+              <w:t>RHM44, RHM46</w:t>
+            </w:r>
+          </w:p>
+        </w:tc>
+      </w:tr>
+      <w:tr>
+        <w:tc>
+          <w:tcPr>
+            <w:tcW w:type="dxa" w:w="1206"/>
+            <w:shd w:val="clear" w:color="auto" w:fill="FBF3F0"/>
+          </w:tcPr>
+          <w:p>
+            <w:pPr>
+              <w:spacing w:after="40" w:before="40"/>
+            </w:pPr>
+            <w:r/>
+            <w:r>
+              <w:rPr>
+                <w:rFonts w:ascii="Times New Roman" w:hAnsi="Times New Roman"/>
+                <w:b w:val="0"/>
+                <w:i w:val="0"/>
+                <w:color w:val="1A1A1A"/>
+                <w:sz w:val="22"/>
+                <w:rFonts w:ascii="Times New Roman" w:hAnsi="Times New Roman" w:cs="Times New Roman"/>
+              </w:rPr>
+              <w:t>0</w:t>
+            </w:r>
+          </w:p>
+        </w:tc>
+        <w:tc>
+          <w:tcPr>
+            <w:tcW w:type="dxa" w:w="5526"/>
+            <w:shd w:val="clear" w:color="auto" w:fill="FBF3F0"/>
+          </w:tcPr>
+          <w:p>
+            <w:pPr>
+              <w:spacing w:after="40" w:before="40"/>
+            </w:pPr>
+            <w:r/>
+            <w:r>
+              <w:rPr>
+                <w:rFonts w:ascii="Times New Roman" w:hAnsi="Times New Roman"/>
+                <w:b w:val="0"/>
+                <w:i w:val="0"/>
+                <w:color w:val="1A1A1A"/>
+                <w:sz w:val="22"/>
+                <w:rFonts w:ascii="Times New Roman" w:hAnsi="Times New Roman" w:cs="Times New Roman"/>
+              </w:rPr>
+              <w:t>Cơn đau nào có hướng lan giống cơn đau thắt ngực</w:t>
+            </w:r>
+          </w:p>
+        </w:tc>
+        <w:tc>
+          <w:tcPr>
+            <w:tcW w:type="dxa" w:w="2228"/>
+            <w:shd w:val="clear" w:color="auto" w:fill="FBF3F0"/>
+          </w:tcPr>
+          <w:p>
+            <w:pPr>
+              <w:spacing w:after="40" w:before="40"/>
+            </w:pPr>
+            <w:r/>
+            <w:r>
+              <w:rPr>
+                <w:rFonts w:ascii="Times New Roman" w:hAnsi="Times New Roman"/>
+                <w:b/>
+                <w:i w:val="0"/>
+                <w:color w:val="1A1A1A"/>
+                <w:sz w:val="22"/>
+                <w:rFonts w:ascii="Times New Roman" w:hAnsi="Times New Roman" w:cs="Times New Roman"/>
+              </w:rPr>
+              <w:t>Lan xuống mặt trụ của cánh tay trái</w:t>
+            </w:r>
+          </w:p>
+        </w:tc>
+        <w:tc>
+          <w:tcPr>
+            <w:tcW w:type="dxa" w:w="1206"/>
+            <w:shd w:val="clear" w:color="auto" w:fill="FBF3F0"/>
+          </w:tcPr>
+          <w:p>
+            <w:pPr>
+              <w:spacing w:after="40" w:before="40"/>
+            </w:pPr>
+            <w:r/>
+            <w:r>
+              <w:rPr>
+                <w:rFonts w:ascii="Times New Roman" w:hAnsi="Times New Roman"/>
+                <w:b w:val="0"/>
+                <w:i w:val="0"/>
+                <w:color w:val="1A1A1A"/>
+                <w:sz w:val="22"/>
+                <w:rFonts w:ascii="Times New Roman" w:hAnsi="Times New Roman" w:cs="Times New Roman"/>
+              </w:rPr>
+              <w:t>RHM46, RHM47</w:t>
+            </w:r>
+          </w:p>
+        </w:tc>
+      </w:tr>
+      <w:tr>
+        <w:tc>
+          <w:tcPr>
+            <w:tcW w:type="dxa" w:w="1206"/>
+          </w:tcPr>
+          <w:p>
+            <w:pPr>
+              <w:spacing w:after="40" w:before="40"/>
+            </w:pPr>
+            <w:r/>
+            <w:r>
+              <w:rPr>
+                <w:rFonts w:ascii="Times New Roman" w:hAnsi="Times New Roman"/>
+                <w:b w:val="0"/>
+                <w:i w:val="0"/>
+                <w:color w:val="1A1A1A"/>
+                <w:sz w:val="22"/>
+                <w:rFonts w:ascii="Times New Roman" w:hAnsi="Times New Roman" w:cs="Times New Roman"/>
+              </w:rPr>
+              <w:t>0</w:t>
+            </w:r>
+          </w:p>
+        </w:tc>
+        <w:tc>
+          <w:tcPr>
+            <w:tcW w:type="dxa" w:w="5526"/>
+          </w:tcPr>
+          <w:p>
+            <w:pPr>
+              <w:spacing w:after="40" w:before="40"/>
+            </w:pPr>
+            <w:r/>
+            <w:r>
+              <w:rPr>
+                <w:rFonts w:ascii="Times New Roman" w:hAnsi="Times New Roman"/>
+                <w:b w:val="0"/>
+                <w:i w:val="0"/>
+                <w:color w:val="1A1A1A"/>
+                <w:sz w:val="22"/>
+                <w:rFonts w:ascii="Times New Roman" w:hAnsi="Times New Roman" w:cs="Times New Roman"/>
+              </w:rPr>
+              <w:t>Cận lâm sàng nên thực hiện để đánh giá mức độ nặng của cơn hen cấp, NGOẠI TRỪ</w:t>
+            </w:r>
+          </w:p>
+        </w:tc>
+        <w:tc>
+          <w:tcPr>
+            <w:tcW w:type="dxa" w:w="2228"/>
+          </w:tcPr>
+          <w:p>
+            <w:pPr>
+              <w:spacing w:after="40" w:before="40"/>
+            </w:pPr>
+            <w:r/>
+            <w:r>
+              <w:rPr>
+                <w:rFonts w:ascii="Times New Roman" w:hAnsi="Times New Roman"/>
+                <w:b/>
+                <w:i w:val="0"/>
+                <w:color w:val="1A1A1A"/>
+                <w:sz w:val="22"/>
+                <w:rFonts w:ascii="Times New Roman" w:hAnsi="Times New Roman" w:cs="Times New Roman"/>
+              </w:rPr>
+              <w:t>Công thức máu</w:t>
+            </w:r>
+          </w:p>
+        </w:tc>
+        <w:tc>
+          <w:tcPr>
+            <w:tcW w:type="dxa" w:w="1206"/>
+          </w:tcPr>
+          <w:p>
+            <w:pPr>
+              <w:spacing w:after="40" w:before="40"/>
+            </w:pPr>
+            <w:r/>
+            <w:r>
+              <w:rPr>
+                <w:rFonts w:ascii="Times New Roman" w:hAnsi="Times New Roman"/>
+                <w:b w:val="0"/>
+                <w:i w:val="0"/>
+                <w:color w:val="1A1A1A"/>
+                <w:sz w:val="22"/>
+                <w:rFonts w:ascii="Times New Roman" w:hAnsi="Times New Roman" w:cs="Times New Roman"/>
+              </w:rPr>
+              <w:t>RHM43, RHM47</w:t>
+            </w:r>
+          </w:p>
+        </w:tc>
+      </w:tr>
+      <w:tr>
+        <w:tc>
+          <w:tcPr>
+            <w:tcW w:type="dxa" w:w="1206"/>
+            <w:shd w:val="clear" w:color="auto" w:fill="FBF3F0"/>
+          </w:tcPr>
+          <w:p>
+            <w:pPr>
+              <w:spacing w:after="40" w:before="40"/>
+            </w:pPr>
+            <w:r/>
+            <w:r>
+              <w:rPr>
+                <w:rFonts w:ascii="Times New Roman" w:hAnsi="Times New Roman"/>
+                <w:b w:val="0"/>
+                <w:i w:val="0"/>
+                <w:color w:val="1A1A1A"/>
+                <w:sz w:val="22"/>
+                <w:rFonts w:ascii="Times New Roman" w:hAnsi="Times New Roman" w:cs="Times New Roman"/>
+              </w:rPr>
+              <w:t>1</w:t>
+            </w:r>
+          </w:p>
+        </w:tc>
+        <w:tc>
+          <w:tcPr>
+            <w:tcW w:type="dxa" w:w="5526"/>
+            <w:shd w:val="clear" w:color="auto" w:fill="FBF3F0"/>
+          </w:tcPr>
+          <w:p>
+            <w:pPr>
+              <w:spacing w:after="40" w:before="40"/>
+            </w:pPr>
+            <w:r/>
+            <w:r>
+              <w:rPr>
+                <w:rFonts w:ascii="Times New Roman" w:hAnsi="Times New Roman"/>
+                <w:b w:val="0"/>
+                <w:i w:val="0"/>
+                <w:color w:val="1A1A1A"/>
+                <w:sz w:val="22"/>
+                <w:rFonts w:ascii="Times New Roman" w:hAnsi="Times New Roman" w:cs="Times New Roman"/>
+              </w:rPr>
+              <w:t>Viêm dạ dày mạn type A có tổn thương ở</w:t>
+            </w:r>
+          </w:p>
+        </w:tc>
+        <w:tc>
+          <w:tcPr>
+            <w:tcW w:type="dxa" w:w="2228"/>
+            <w:shd w:val="clear" w:color="auto" w:fill="FBF3F0"/>
+          </w:tcPr>
+          <w:p>
+            <w:pPr>
+              <w:spacing w:after="40" w:before="40"/>
+            </w:pPr>
+            <w:r/>
+            <w:r>
+              <w:rPr>
+                <w:rFonts w:ascii="Times New Roman" w:hAnsi="Times New Roman"/>
+                <w:b/>
+                <w:i w:val="0"/>
+                <w:color w:val="1A1A1A"/>
+                <w:sz w:val="22"/>
+                <w:rFonts w:ascii="Times New Roman" w:hAnsi="Times New Roman" w:cs="Times New Roman"/>
+              </w:rPr>
+              <w:t>Thân và đáy vị</w:t>
+            </w:r>
+          </w:p>
+        </w:tc>
+        <w:tc>
+          <w:tcPr>
+            <w:tcW w:type="dxa" w:w="1206"/>
+            <w:shd w:val="clear" w:color="auto" w:fill="FBF3F0"/>
+          </w:tcPr>
+          <w:p>
+            <w:pPr>
+              <w:spacing w:after="40" w:before="40"/>
+            </w:pPr>
+            <w:r/>
+            <w:r>
+              <w:rPr>
+                <w:rFonts w:ascii="Times New Roman" w:hAnsi="Times New Roman"/>
+                <w:b w:val="0"/>
+                <w:i w:val="0"/>
+                <w:color w:val="1A1A1A"/>
+                <w:sz w:val="22"/>
+                <w:rFonts w:ascii="Times New Roman" w:hAnsi="Times New Roman" w:cs="Times New Roman"/>
+              </w:rPr>
+              <w:t>RHM47, RHM48</w:t>
+            </w:r>
+          </w:p>
+        </w:tc>
+      </w:tr>
+      <w:tr>
+        <w:tc>
+          <w:tcPr>
+            <w:tcW w:type="dxa" w:w="1206"/>
+          </w:tcPr>
+          <w:p>
+            <w:pPr>
+              <w:spacing w:after="40" w:before="40"/>
+            </w:pPr>
+            <w:r/>
+            <w:r>
+              <w:rPr>
+                <w:rFonts w:ascii="Times New Roman" w:hAnsi="Times New Roman"/>
+                <w:b w:val="0"/>
+                <w:i w:val="0"/>
+                <w:color w:val="1A1A1A"/>
+                <w:sz w:val="22"/>
+                <w:rFonts w:ascii="Times New Roman" w:hAnsi="Times New Roman" w:cs="Times New Roman"/>
+              </w:rPr>
+              <w:t>1</w:t>
+            </w:r>
+          </w:p>
+        </w:tc>
+        <w:tc>
+          <w:tcPr>
+            <w:tcW w:type="dxa" w:w="5526"/>
+          </w:tcPr>
+          <w:p>
+            <w:pPr>
+              <w:spacing w:after="40" w:before="40"/>
+            </w:pPr>
+            <w:r/>
+            <w:r>
+              <w:rPr>
+                <w:rFonts w:ascii="Times New Roman" w:hAnsi="Times New Roman"/>
+                <w:b w:val="0"/>
+                <w:i w:val="0"/>
+                <w:color w:val="1A1A1A"/>
+                <w:sz w:val="22"/>
+                <w:rFonts w:ascii="Times New Roman" w:hAnsi="Times New Roman" w:cs="Times New Roman"/>
+              </w:rPr>
+              <w:t>Đặc điểm điển hình của đau do loét hành tá tràng</w:t>
+            </w:r>
+          </w:p>
+        </w:tc>
+        <w:tc>
+          <w:tcPr>
+            <w:tcW w:type="dxa" w:w="2228"/>
+          </w:tcPr>
+          <w:p>
+            <w:pPr>
+              <w:spacing w:after="40" w:before="40"/>
+            </w:pPr>
+            <w:r/>
+            <w:r>
+              <w:rPr>
+                <w:rFonts w:ascii="Times New Roman" w:hAnsi="Times New Roman"/>
+                <w:b/>
+                <w:i w:val="0"/>
+                <w:color w:val="1A1A1A"/>
+                <w:sz w:val="22"/>
+                <w:rFonts w:ascii="Times New Roman" w:hAnsi="Times New Roman" w:cs="Times New Roman"/>
+              </w:rPr>
+              <w:t>Đau lúc đói, ăn vào giảm đau</w:t>
+            </w:r>
+          </w:p>
+        </w:tc>
+        <w:tc>
+          <w:tcPr>
+            <w:tcW w:type="dxa" w:w="1206"/>
+          </w:tcPr>
+          <w:p>
+            <w:pPr>
+              <w:spacing w:after="40" w:before="40"/>
+            </w:pPr>
+            <w:r/>
+            <w:r>
+              <w:rPr>
+                <w:rFonts w:ascii="Times New Roman" w:hAnsi="Times New Roman"/>
+                <w:b w:val="0"/>
+                <w:i w:val="0"/>
+                <w:color w:val="1A1A1A"/>
+                <w:sz w:val="22"/>
+                <w:rFonts w:ascii="Times New Roman" w:hAnsi="Times New Roman" w:cs="Times New Roman"/>
+              </w:rPr>
+              <w:t>RHM47, RHM48</w:t>
+            </w:r>
+          </w:p>
+        </w:tc>
+      </w:tr>
+      <w:tr>
+        <w:tc>
+          <w:tcPr>
+            <w:tcW w:type="dxa" w:w="1206"/>
+            <w:shd w:val="clear" w:color="auto" w:fill="FBF3F0"/>
+          </w:tcPr>
+          <w:p>
+            <w:pPr>
+              <w:spacing w:after="40" w:before="40"/>
+            </w:pPr>
+            <w:r/>
+            <w:r>
+              <w:rPr>
+                <w:rFonts w:ascii="Times New Roman" w:hAnsi="Times New Roman"/>
+                <w:b w:val="0"/>
+                <w:i w:val="0"/>
+                <w:color w:val="1A1A1A"/>
+                <w:sz w:val="22"/>
+                <w:rFonts w:ascii="Times New Roman" w:hAnsi="Times New Roman" w:cs="Times New Roman"/>
+              </w:rPr>
+              <w:t>2</w:t>
+            </w:r>
+          </w:p>
+        </w:tc>
+        <w:tc>
+          <w:tcPr>
+            <w:tcW w:type="dxa" w:w="5526"/>
+            <w:shd w:val="clear" w:color="auto" w:fill="FBF3F0"/>
+          </w:tcPr>
+          <w:p>
+            <w:pPr>
+              <w:spacing w:after="40" w:before="40"/>
+            </w:pPr>
+            <w:r/>
+            <w:r>
+              <w:rPr>
+                <w:rFonts w:ascii="Times New Roman" w:hAnsi="Times New Roman"/>
+                <w:b w:val="0"/>
+                <w:i w:val="0"/>
+                <w:color w:val="1A1A1A"/>
+                <w:sz w:val="22"/>
+                <w:rFonts w:ascii="Times New Roman" w:hAnsi="Times New Roman" w:cs="Times New Roman"/>
+              </w:rPr>
+              <w:t>Nguyên nhân gây xơ gan. Chọn câu SAI</w:t>
+            </w:r>
+          </w:p>
+        </w:tc>
+        <w:tc>
+          <w:tcPr>
+            <w:tcW w:type="dxa" w:w="2228"/>
+            <w:shd w:val="clear" w:color="auto" w:fill="FBF3F0"/>
+          </w:tcPr>
+          <w:p>
+            <w:pPr>
+              <w:spacing w:after="40" w:before="40"/>
+            </w:pPr>
+            <w:r/>
+            <w:r>
+              <w:rPr>
+                <w:rFonts w:ascii="Times New Roman" w:hAnsi="Times New Roman"/>
+                <w:b/>
+                <w:i w:val="0"/>
+                <w:color w:val="1A1A1A"/>
+                <w:sz w:val="22"/>
+                <w:rFonts w:ascii="Times New Roman" w:hAnsi="Times New Roman" w:cs="Times New Roman"/>
+              </w:rPr>
+              <w:t>Suy dinh dưỡng</w:t>
+            </w:r>
+          </w:p>
+        </w:tc>
+        <w:tc>
+          <w:tcPr>
+            <w:tcW w:type="dxa" w:w="1206"/>
+            <w:shd w:val="clear" w:color="auto" w:fill="FBF3F0"/>
+          </w:tcPr>
+          <w:p>
+            <w:pPr>
+              <w:spacing w:after="40" w:before="40"/>
+            </w:pPr>
+            <w:r/>
+            <w:r>
+              <w:rPr>
+                <w:rFonts w:ascii="Times New Roman" w:hAnsi="Times New Roman"/>
+                <w:b w:val="0"/>
+                <w:i w:val="0"/>
+                <w:color w:val="1A1A1A"/>
+                <w:sz w:val="22"/>
+                <w:rFonts w:ascii="Times New Roman" w:hAnsi="Times New Roman" w:cs="Times New Roman"/>
+              </w:rPr>
+              <w:t>RHM45, RHM48</w:t>
+            </w:r>
+          </w:p>
+        </w:tc>
+      </w:tr>
+      <w:tr>
+        <w:tc>
+          <w:tcPr>
+            <w:tcW w:type="dxa" w:w="1206"/>
+          </w:tcPr>
+          <w:p>
+            <w:pPr>
+              <w:spacing w:after="40" w:before="40"/>
+            </w:pPr>
+            <w:r/>
+            <w:r>
+              <w:rPr>
+                <w:rFonts w:ascii="Times New Roman" w:hAnsi="Times New Roman"/>
+                <w:b w:val="0"/>
+                <w:i w:val="0"/>
+                <w:color w:val="1A1A1A"/>
+                <w:sz w:val="22"/>
+                <w:rFonts w:ascii="Times New Roman" w:hAnsi="Times New Roman" w:cs="Times New Roman"/>
+              </w:rPr>
+              <w:t>3</w:t>
+            </w:r>
+          </w:p>
+        </w:tc>
+        <w:tc>
+          <w:tcPr>
+            <w:tcW w:type="dxa" w:w="5526"/>
+          </w:tcPr>
+          <w:p>
+            <w:pPr>
+              <w:spacing w:after="40" w:before="40"/>
+            </w:pPr>
+            <w:r/>
+            <w:r>
+              <w:rPr>
+                <w:rFonts w:ascii="Times New Roman" w:hAnsi="Times New Roman"/>
+                <w:b w:val="0"/>
+                <w:i w:val="0"/>
+                <w:color w:val="1A1A1A"/>
+                <w:sz w:val="22"/>
+                <w:rFonts w:ascii="Times New Roman" w:hAnsi="Times New Roman" w:cs="Times New Roman"/>
+              </w:rPr>
+              <w:t>Phân loại bệnh cầu thận có thể dựa trên: CHỌN CÂU SAI</w:t>
+            </w:r>
+          </w:p>
+        </w:tc>
+        <w:tc>
+          <w:tcPr>
+            <w:tcW w:type="dxa" w:w="2228"/>
+          </w:tcPr>
+          <w:p>
+            <w:pPr>
+              <w:spacing w:after="40" w:before="40"/>
+            </w:pPr>
+            <w:r/>
+            <w:r>
+              <w:rPr>
+                <w:rFonts w:ascii="Times New Roman" w:hAnsi="Times New Roman"/>
+                <w:b/>
+                <w:i w:val="0"/>
+                <w:color w:val="1A1A1A"/>
+                <w:sz w:val="22"/>
+                <w:rFonts w:ascii="Times New Roman" w:hAnsi="Times New Roman" w:cs="Times New Roman"/>
+              </w:rPr>
+              <w:t>Hình ảnh học</w:t>
+            </w:r>
+          </w:p>
+        </w:tc>
+        <w:tc>
+          <w:tcPr>
+            <w:tcW w:type="dxa" w:w="1206"/>
+          </w:tcPr>
+          <w:p>
+            <w:pPr>
+              <w:spacing w:after="40" w:before="40"/>
+            </w:pPr>
+            <w:r/>
+            <w:r>
+              <w:rPr>
+                <w:rFonts w:ascii="Times New Roman" w:hAnsi="Times New Roman"/>
+                <w:b w:val="0"/>
+                <w:i w:val="0"/>
+                <w:color w:val="1A1A1A"/>
+                <w:sz w:val="22"/>
+                <w:rFonts w:ascii="Times New Roman" w:hAnsi="Times New Roman" w:cs="Times New Roman"/>
+              </w:rPr>
+              <w:t>RHM46, RHM47</w:t>
+            </w:r>
+          </w:p>
+        </w:tc>
+      </w:tr>
+      <w:tr>
+        <w:tc>
+          <w:tcPr>
+            <w:tcW w:type="dxa" w:w="1206"/>
+            <w:shd w:val="clear" w:color="auto" w:fill="FBF3F0"/>
+          </w:tcPr>
+          <w:p>
+            <w:pPr>
+              <w:spacing w:after="40" w:before="40"/>
+            </w:pPr>
+            <w:r/>
+            <w:r>
+              <w:rPr>
+                <w:rFonts w:ascii="Times New Roman" w:hAnsi="Times New Roman"/>
+                <w:b w:val="0"/>
+                <w:i w:val="0"/>
+                <w:color w:val="1A1A1A"/>
+                <w:sz w:val="22"/>
+                <w:rFonts w:ascii="Times New Roman" w:hAnsi="Times New Roman" w:cs="Times New Roman"/>
+              </w:rPr>
+              <w:t>3</w:t>
+            </w:r>
+          </w:p>
+        </w:tc>
+        <w:tc>
+          <w:tcPr>
+            <w:tcW w:type="dxa" w:w="5526"/>
+            <w:shd w:val="clear" w:color="auto" w:fill="FBF3F0"/>
+          </w:tcPr>
+          <w:p>
+            <w:pPr>
+              <w:spacing w:after="40" w:before="40"/>
+            </w:pPr>
+            <w:r/>
+            <w:r>
+              <w:rPr>
+                <w:rFonts w:ascii="Times New Roman" w:hAnsi="Times New Roman"/>
+                <w:b w:val="0"/>
+                <w:i w:val="0"/>
+                <w:color w:val="1A1A1A"/>
+                <w:sz w:val="22"/>
+                <w:rFonts w:ascii="Times New Roman" w:hAnsi="Times New Roman" w:cs="Times New Roman"/>
+              </w:rPr>
+              <w:t>Thay đổi bổ thể trong viêm cầu thận cấp hậu nhiễm liên cầu trùng</w:t>
+            </w:r>
+          </w:p>
+        </w:tc>
+        <w:tc>
+          <w:tcPr>
+            <w:tcW w:type="dxa" w:w="2228"/>
+            <w:shd w:val="clear" w:color="auto" w:fill="FBF3F0"/>
+          </w:tcPr>
+          <w:p>
+            <w:pPr>
+              <w:spacing w:after="40" w:before="40"/>
+            </w:pPr>
+            <w:r/>
+            <w:r>
+              <w:rPr>
+                <w:rFonts w:ascii="Times New Roman" w:hAnsi="Times New Roman"/>
+                <w:b/>
+                <w:i w:val="0"/>
+                <w:color w:val="1A1A1A"/>
+                <w:sz w:val="22"/>
+                <w:rFonts w:ascii="Times New Roman" w:hAnsi="Times New Roman" w:cs="Times New Roman"/>
+              </w:rPr>
+              <w:t>C3 giảm, C4 bình thường hoặc giảm</w:t>
+            </w:r>
+          </w:p>
+        </w:tc>
+        <w:tc>
+          <w:tcPr>
+            <w:tcW w:type="dxa" w:w="1206"/>
+            <w:shd w:val="clear" w:color="auto" w:fill="FBF3F0"/>
+          </w:tcPr>
+          <w:p>
+            <w:pPr>
+              <w:spacing w:after="40" w:before="40"/>
+            </w:pPr>
+            <w:r/>
+            <w:r>
+              <w:rPr>
+                <w:rFonts w:ascii="Times New Roman" w:hAnsi="Times New Roman"/>
+                <w:b w:val="0"/>
+                <w:i w:val="0"/>
+                <w:color w:val="1A1A1A"/>
+                <w:sz w:val="22"/>
+                <w:rFonts w:ascii="Times New Roman" w:hAnsi="Times New Roman" w:cs="Times New Roman"/>
+              </w:rPr>
+              <w:t>RHM44, RHM45</w:t>
+            </w:r>
+          </w:p>
+        </w:tc>
+      </w:tr>
+      <w:tr>
+        <w:tc>
+          <w:tcPr>
+            <w:tcW w:type="dxa" w:w="1206"/>
+          </w:tcPr>
+          <w:p>
+            <w:pPr>
+              <w:spacing w:after="40" w:before="40"/>
+            </w:pPr>
+            <w:r/>
+            <w:r>
+              <w:rPr>
+                <w:rFonts w:ascii="Times New Roman" w:hAnsi="Times New Roman"/>
+                <w:b w:val="0"/>
+                <w:i w:val="0"/>
+                <w:color w:val="1A1A1A"/>
+                <w:sz w:val="22"/>
+                <w:rFonts w:ascii="Times New Roman" w:hAnsi="Times New Roman" w:cs="Times New Roman"/>
+              </w:rPr>
+              <w:t>3</w:t>
+            </w:r>
+          </w:p>
+        </w:tc>
+        <w:tc>
+          <w:tcPr>
+            <w:tcW w:type="dxa" w:w="5526"/>
+          </w:tcPr>
+          <w:p>
+            <w:pPr>
+              <w:spacing w:after="40" w:before="40"/>
+            </w:pPr>
+            <w:r/>
+            <w:r>
+              <w:rPr>
+                <w:rFonts w:ascii="Times New Roman" w:hAnsi="Times New Roman"/>
+                <w:b w:val="0"/>
+                <w:i w:val="0"/>
+                <w:color w:val="1A1A1A"/>
+                <w:sz w:val="22"/>
+                <w:rFonts w:ascii="Times New Roman" w:hAnsi="Times New Roman" w:cs="Times New Roman"/>
+              </w:rPr>
+              <w:t>Thuốc KHÔNG có tác dụng ức chế miễn dịch trong điều trị bệnh tự miễn</w:t>
+            </w:r>
+          </w:p>
+        </w:tc>
+        <w:tc>
+          <w:tcPr>
+            <w:tcW w:type="dxa" w:w="2228"/>
+          </w:tcPr>
+          <w:p>
+            <w:pPr>
+              <w:spacing w:after="40" w:before="40"/>
+            </w:pPr>
+            <w:r/>
+            <w:r>
+              <w:rPr>
+                <w:rFonts w:ascii="Times New Roman" w:hAnsi="Times New Roman"/>
+                <w:b/>
+                <w:i w:val="0"/>
+                <w:color w:val="1A1A1A"/>
+                <w:sz w:val="22"/>
+                <w:rFonts w:ascii="Times New Roman" w:hAnsi="Times New Roman" w:cs="Times New Roman"/>
+              </w:rPr>
+              <w:t>Corticoid, Cyclosporine, Mycophenolate mofetil</w:t>
+            </w:r>
+          </w:p>
+        </w:tc>
+        <w:tc>
+          <w:tcPr>
+            <w:tcW w:type="dxa" w:w="1206"/>
+          </w:tcPr>
+          <w:p>
+            <w:pPr>
+              <w:spacing w:after="40" w:before="40"/>
+            </w:pPr>
+            <w:r/>
+            <w:r>
+              <w:rPr>
+                <w:rFonts w:ascii="Times New Roman" w:hAnsi="Times New Roman"/>
+                <w:b w:val="0"/>
+                <w:i w:val="0"/>
+                <w:color w:val="1A1A1A"/>
+                <w:sz w:val="22"/>
+                <w:rFonts w:ascii="Times New Roman" w:hAnsi="Times New Roman" w:cs="Times New Roman"/>
+              </w:rPr>
+              <w:t>RHM44, RHM45</w:t>
+            </w:r>
+          </w:p>
+        </w:tc>
+      </w:tr>
+      <w:tr>
+        <w:tc>
+          <w:tcPr>
+            <w:tcW w:type="dxa" w:w="1206"/>
+            <w:shd w:val="clear" w:color="auto" w:fill="FBF3F0"/>
+          </w:tcPr>
+          <w:p>
+            <w:pPr>
+              <w:spacing w:after="40" w:before="40"/>
+            </w:pPr>
+            <w:r/>
+            <w:r>
+              <w:rPr>
+                <w:rFonts w:ascii="Times New Roman" w:hAnsi="Times New Roman"/>
+                <w:b w:val="0"/>
+                <w:i w:val="0"/>
+                <w:color w:val="1A1A1A"/>
+                <w:sz w:val="22"/>
+                <w:rFonts w:ascii="Times New Roman" w:hAnsi="Times New Roman" w:cs="Times New Roman"/>
+              </w:rPr>
               <w:t>4</w:t>
             </w:r>
           </w:p>
         </w:tc>
         <w:tc>
           <w:tcPr>
-            <w:tcW w:type="dxa" w:w="1728"/>
+            <w:tcW w:type="dxa" w:w="5526"/>
+            <w:shd w:val="clear" w:color="auto" w:fill="FBF3F0"/>
           </w:tcPr>
           <w:p>
+            <w:pPr>
+              <w:spacing w:after="40" w:before="40"/>
+            </w:pPr>
+            <w:r/>
             <w:r>
-              <w:t>4</w:t>
+              <w:rPr>
+                <w:rFonts w:ascii="Times New Roman" w:hAnsi="Times New Roman"/>
+                <w:b w:val="0"/>
+                <w:i w:val="0"/>
+                <w:color w:val="1A1A1A"/>
+                <w:sz w:val="22"/>
+                <w:rFonts w:ascii="Times New Roman" w:hAnsi="Times New Roman" w:cs="Times New Roman"/>
+              </w:rPr>
+              <w:t>Bệnh nhân có GFR dao động 65-67 ml/phút/1,73m² trong 4 tháng, biểu hiện nào sau đây có thể giúp chẩn đoán bện…</w:t>
             </w:r>
           </w:p>
         </w:tc>
         <w:tc>
           <w:tcPr>
-            <w:tcW w:type="dxa" w:w="1728"/>
+            <w:tcW w:type="dxa" w:w="2228"/>
+            <w:shd w:val="clear" w:color="auto" w:fill="FBF3F0"/>
           </w:tcPr>
           <w:p>
+            <w:pPr>
+              <w:spacing w:after="40" w:before="40"/>
+            </w:pPr>
+            <w:r/>
             <w:r>
               <w:rPr>
+                <w:rFonts w:ascii="Times New Roman" w:hAnsi="Times New Roman"/>
                 <w:b/>
+                <w:i w:val="0"/>
+                <w:color w:val="1A1A1A"/>
+                <w:sz w:val="22"/>
+                <w:rFonts w:ascii="Times New Roman" w:hAnsi="Times New Roman" w:cs="Times New Roman"/>
+              </w:rPr>
+              <w:t>Protein niệu ít nhất 3 tháng</w:t>
+            </w:r>
+          </w:p>
+        </w:tc>
+        <w:tc>
+          <w:tcPr>
+            <w:tcW w:type="dxa" w:w="1206"/>
+            <w:shd w:val="clear" w:color="auto" w:fill="FBF3F0"/>
+          </w:tcPr>
+          <w:p>
+            <w:pPr>
+              <w:spacing w:after="40" w:before="40"/>
+            </w:pPr>
+            <w:r/>
+            <w:r>
+              <w:rPr>
+                <w:rFonts w:ascii="Times New Roman" w:hAnsi="Times New Roman"/>
+                <w:b w:val="0"/>
+                <w:i w:val="0"/>
+                <w:color w:val="1A1A1A"/>
+                <w:sz w:val="22"/>
+                <w:rFonts w:ascii="Times New Roman" w:hAnsi="Times New Roman" w:cs="Times New Roman"/>
+              </w:rPr>
+              <w:t>RHM46, RHM47</w:t>
+            </w:r>
+          </w:p>
+        </w:tc>
+      </w:tr>
+      <w:tr>
+        <w:tc>
+          <w:tcPr>
+            <w:tcW w:type="dxa" w:w="1206"/>
+          </w:tcPr>
+          <w:p>
+            <w:pPr>
+              <w:spacing w:after="40" w:before="40"/>
+            </w:pPr>
+            <w:r/>
+            <w:r>
+              <w:rPr>
+                <w:rFonts w:ascii="Times New Roman" w:hAnsi="Times New Roman"/>
+                <w:b w:val="0"/>
+                <w:i w:val="0"/>
+                <w:color w:val="1A1A1A"/>
+                <w:sz w:val="22"/>
+                <w:rFonts w:ascii="Times New Roman" w:hAnsi="Times New Roman" w:cs="Times New Roman"/>
+              </w:rPr>
+              <w:t>5</w:t>
+            </w:r>
+          </w:p>
+        </w:tc>
+        <w:tc>
+          <w:tcPr>
+            <w:tcW w:type="dxa" w:w="5526"/>
+          </w:tcPr>
+          <w:p>
+            <w:pPr>
+              <w:spacing w:after="40" w:before="40"/>
+            </w:pPr>
+            <w:r/>
+            <w:r>
+              <w:rPr>
+                <w:rFonts w:ascii="Times New Roman" w:hAnsi="Times New Roman"/>
+                <w:b w:val="0"/>
+                <w:i w:val="0"/>
+                <w:color w:val="1A1A1A"/>
+                <w:sz w:val="22"/>
+                <w:rFonts w:ascii="Times New Roman" w:hAnsi="Times New Roman" w:cs="Times New Roman"/>
+              </w:rPr>
+              <w:t>Bệnh nhân bệnh phổi tắc nghẽn mạn tính, kết quả hô hấp ký sau test hồi phục phế quản FEV1/FVC &lt;0,7 và FEV1 &lt;3…</w:t>
+            </w:r>
+          </w:p>
+        </w:tc>
+        <w:tc>
+          <w:tcPr>
+            <w:tcW w:type="dxa" w:w="2228"/>
+          </w:tcPr>
+          <w:p>
+            <w:pPr>
+              <w:spacing w:after="40" w:before="40"/>
+            </w:pPr>
+            <w:r/>
+            <w:r>
+              <w:rPr>
+                <w:rFonts w:ascii="Times New Roman" w:hAnsi="Times New Roman"/>
+                <w:b/>
+                <w:i w:val="0"/>
+                <w:color w:val="1A1A1A"/>
+                <w:sz w:val="22"/>
+                <w:rFonts w:ascii="Times New Roman" w:hAnsi="Times New Roman" w:cs="Times New Roman"/>
+              </w:rPr>
+              <w:t>GOLD 4</w:t>
+            </w:r>
+          </w:p>
+        </w:tc>
+        <w:tc>
+          <w:tcPr>
+            <w:tcW w:type="dxa" w:w="1206"/>
+          </w:tcPr>
+          <w:p>
+            <w:pPr>
+              <w:spacing w:after="40" w:before="40"/>
+            </w:pPr>
+            <w:r/>
+            <w:r>
+              <w:rPr>
+                <w:rFonts w:ascii="Times New Roman" w:hAnsi="Times New Roman"/>
+                <w:b w:val="0"/>
+                <w:i w:val="0"/>
+                <w:color w:val="1A1A1A"/>
+                <w:sz w:val="22"/>
+                <w:rFonts w:ascii="Times New Roman" w:hAnsi="Times New Roman" w:cs="Times New Roman"/>
+              </w:rPr>
+              <w:t>RHM43, RHM45</w:t>
+            </w:r>
+          </w:p>
+        </w:tc>
+      </w:tr>
+      <w:tr>
+        <w:tc>
+          <w:tcPr>
+            <w:tcW w:type="dxa" w:w="1206"/>
+            <w:shd w:val="clear" w:color="auto" w:fill="FBF3F0"/>
+          </w:tcPr>
+          <w:p>
+            <w:pPr>
+              <w:spacing w:after="40" w:before="40"/>
+            </w:pPr>
+            <w:r/>
+            <w:r>
+              <w:rPr>
+                <w:rFonts w:ascii="Times New Roman" w:hAnsi="Times New Roman"/>
+                <w:b w:val="0"/>
+                <w:i w:val="0"/>
+                <w:color w:val="1A1A1A"/>
+                <w:sz w:val="22"/>
+                <w:rFonts w:ascii="Times New Roman" w:hAnsi="Times New Roman" w:cs="Times New Roman"/>
+              </w:rPr>
+              <w:t>5</w:t>
+            </w:r>
+          </w:p>
+        </w:tc>
+        <w:tc>
+          <w:tcPr>
+            <w:tcW w:type="dxa" w:w="5526"/>
+            <w:shd w:val="clear" w:color="auto" w:fill="FBF3F0"/>
+          </w:tcPr>
+          <w:p>
+            <w:pPr>
+              <w:spacing w:after="40" w:before="40"/>
+            </w:pPr>
+            <w:r/>
+            <w:r>
+              <w:rPr>
+                <w:rFonts w:ascii="Times New Roman" w:hAnsi="Times New Roman"/>
+                <w:b w:val="0"/>
+                <w:i w:val="0"/>
+                <w:color w:val="1A1A1A"/>
+                <w:sz w:val="22"/>
+                <w:rFonts w:ascii="Times New Roman" w:hAnsi="Times New Roman" w:cs="Times New Roman"/>
+              </w:rPr>
+              <w:t>XQuang ngực trong bệnh phổi tắc nghẽn mạn tính có thể gợi ý tình trạng nào sau đây, NGOẠI TRỪ</w:t>
+            </w:r>
+          </w:p>
+        </w:tc>
+        <w:tc>
+          <w:tcPr>
+            <w:tcW w:type="dxa" w:w="2228"/>
+            <w:shd w:val="clear" w:color="auto" w:fill="FBF3F0"/>
+          </w:tcPr>
+          <w:p>
+            <w:pPr>
+              <w:spacing w:after="40" w:before="40"/>
+            </w:pPr>
+            <w:r/>
+            <w:r>
+              <w:rPr>
+                <w:rFonts w:ascii="Times New Roman" w:hAnsi="Times New Roman"/>
+                <w:b/>
+                <w:i w:val="0"/>
+                <w:color w:val="1A1A1A"/>
+                <w:sz w:val="22"/>
+                <w:rFonts w:ascii="Times New Roman" w:hAnsi="Times New Roman" w:cs="Times New Roman"/>
+              </w:rPr>
+              <w:t>Tổn thương mô kẽ</w:t>
+            </w:r>
+          </w:p>
+        </w:tc>
+        <w:tc>
+          <w:tcPr>
+            <w:tcW w:type="dxa" w:w="1206"/>
+            <w:shd w:val="clear" w:color="auto" w:fill="FBF3F0"/>
+          </w:tcPr>
+          <w:p>
+            <w:pPr>
+              <w:spacing w:after="40" w:before="40"/>
+            </w:pPr>
+            <w:r/>
+            <w:r>
+              <w:rPr>
+                <w:rFonts w:ascii="Times New Roman" w:hAnsi="Times New Roman"/>
+                <w:b w:val="0"/>
+                <w:i w:val="0"/>
+                <w:color w:val="1A1A1A"/>
+                <w:sz w:val="22"/>
+                <w:rFonts w:ascii="Times New Roman" w:hAnsi="Times New Roman" w:cs="Times New Roman"/>
+              </w:rPr>
+              <w:t>RHM46, RHM47</w:t>
+            </w:r>
+          </w:p>
+        </w:tc>
+      </w:tr>
+      <w:tr>
+        <w:tc>
+          <w:tcPr>
+            <w:tcW w:type="dxa" w:w="1206"/>
+          </w:tcPr>
+          <w:p>
+            <w:pPr>
+              <w:spacing w:after="40" w:before="40"/>
+            </w:pPr>
+            <w:r/>
+            <w:r>
+              <w:rPr>
+                <w:rFonts w:ascii="Times New Roman" w:hAnsi="Times New Roman"/>
+                <w:b w:val="0"/>
+                <w:i w:val="0"/>
+                <w:color w:val="1A1A1A"/>
+                <w:sz w:val="22"/>
+                <w:rFonts w:ascii="Times New Roman" w:hAnsi="Times New Roman" w:cs="Times New Roman"/>
+              </w:rPr>
+              <w:t>6</w:t>
+            </w:r>
+          </w:p>
+        </w:tc>
+        <w:tc>
+          <w:tcPr>
+            <w:tcW w:type="dxa" w:w="5526"/>
+          </w:tcPr>
+          <w:p>
+            <w:pPr>
+              <w:spacing w:after="40" w:before="40"/>
+            </w:pPr>
+            <w:r/>
+            <w:r>
+              <w:rPr>
+                <w:rFonts w:ascii="Times New Roman" w:hAnsi="Times New Roman"/>
+                <w:b w:val="0"/>
+                <w:i w:val="0"/>
+                <w:color w:val="1A1A1A"/>
+                <w:sz w:val="22"/>
+                <w:rFonts w:ascii="Times New Roman" w:hAnsi="Times New Roman" w:cs="Times New Roman"/>
+              </w:rPr>
+              <w:t>Hình ảnh Xquang ngực của viêm phổi thùy là</w:t>
+            </w:r>
+          </w:p>
+        </w:tc>
+        <w:tc>
+          <w:tcPr>
+            <w:tcW w:type="dxa" w:w="2228"/>
+          </w:tcPr>
+          <w:p>
+            <w:pPr>
+              <w:spacing w:after="40" w:before="40"/>
+            </w:pPr>
+            <w:r/>
+            <w:r>
+              <w:rPr>
+                <w:rFonts w:ascii="Times New Roman" w:hAnsi="Times New Roman"/>
+                <w:b/>
+                <w:i w:val="0"/>
+                <w:color w:val="1A1A1A"/>
+                <w:sz w:val="22"/>
+                <w:rFonts w:ascii="Times New Roman" w:hAnsi="Times New Roman" w:cs="Times New Roman"/>
+              </w:rPr>
+              <w:t>Đám mờ hình tam giác hoặc hình thang có đáy hướng ra ngoài …</w:t>
+            </w:r>
+          </w:p>
+        </w:tc>
+        <w:tc>
+          <w:tcPr>
+            <w:tcW w:type="dxa" w:w="1206"/>
+          </w:tcPr>
+          <w:p>
+            <w:pPr>
+              <w:spacing w:after="40" w:before="40"/>
+            </w:pPr>
+            <w:r/>
+            <w:r>
+              <w:rPr>
+                <w:rFonts w:ascii="Times New Roman" w:hAnsi="Times New Roman"/>
+                <w:b w:val="0"/>
+                <w:i w:val="0"/>
+                <w:color w:val="1A1A1A"/>
+                <w:sz w:val="22"/>
+                <w:rFonts w:ascii="Times New Roman" w:hAnsi="Times New Roman" w:cs="Times New Roman"/>
+              </w:rPr>
+              <w:t>RHM46, RHM47</w:t>
+            </w:r>
+          </w:p>
+        </w:tc>
+      </w:tr>
+      <w:tr>
+        <w:tc>
+          <w:tcPr>
+            <w:tcW w:type="dxa" w:w="1206"/>
+            <w:shd w:val="clear" w:color="auto" w:fill="FBF3F0"/>
+          </w:tcPr>
+          <w:p>
+            <w:pPr>
+              <w:spacing w:after="40" w:before="40"/>
+            </w:pPr>
+            <w:r/>
+            <w:r>
+              <w:rPr>
+                <w:rFonts w:ascii="Times New Roman" w:hAnsi="Times New Roman"/>
+                <w:b w:val="0"/>
+                <w:i w:val="0"/>
+                <w:color w:val="1A1A1A"/>
+                <w:sz w:val="22"/>
+                <w:rFonts w:ascii="Times New Roman" w:hAnsi="Times New Roman" w:cs="Times New Roman"/>
+              </w:rPr>
+              <w:t>6</w:t>
+            </w:r>
+          </w:p>
+        </w:tc>
+        <w:tc>
+          <w:tcPr>
+            <w:tcW w:type="dxa" w:w="5526"/>
+            <w:shd w:val="clear" w:color="auto" w:fill="FBF3F0"/>
+          </w:tcPr>
+          <w:p>
+            <w:pPr>
+              <w:spacing w:after="40" w:before="40"/>
+            </w:pPr>
+            <w:r/>
+            <w:r>
+              <w:rPr>
+                <w:rFonts w:ascii="Times New Roman" w:hAnsi="Times New Roman"/>
+                <w:b w:val="0"/>
+                <w:i w:val="0"/>
+                <w:color w:val="1A1A1A"/>
+                <w:sz w:val="22"/>
+                <w:rFonts w:ascii="Times New Roman" w:hAnsi="Times New Roman" w:cs="Times New Roman"/>
+              </w:rPr>
+              <w:t>Liều Moxifloxacin trong điều trị viêm phổi cộng đồng</w:t>
+            </w:r>
+          </w:p>
+        </w:tc>
+        <w:tc>
+          <w:tcPr>
+            <w:tcW w:type="dxa" w:w="2228"/>
+            <w:shd w:val="clear" w:color="auto" w:fill="FBF3F0"/>
+          </w:tcPr>
+          <w:p>
+            <w:pPr>
+              <w:spacing w:after="40" w:before="40"/>
+            </w:pPr>
+            <w:r/>
+            <w:r>
+              <w:rPr>
+                <w:rFonts w:ascii="Times New Roman" w:hAnsi="Times New Roman"/>
+                <w:b/>
+                <w:i w:val="0"/>
+                <w:color w:val="1A1A1A"/>
+                <w:sz w:val="22"/>
+                <w:rFonts w:ascii="Times New Roman" w:hAnsi="Times New Roman" w:cs="Times New Roman"/>
+              </w:rPr>
+              <w:t>0.75 g/1 lần/ngày uống hoặc truyền tĩnh mạch</w:t>
+            </w:r>
+          </w:p>
+        </w:tc>
+        <w:tc>
+          <w:tcPr>
+            <w:tcW w:type="dxa" w:w="1206"/>
+            <w:shd w:val="clear" w:color="auto" w:fill="FBF3F0"/>
+          </w:tcPr>
+          <w:p>
+            <w:pPr>
+              <w:spacing w:after="40" w:before="40"/>
+            </w:pPr>
+            <w:r/>
+            <w:r>
+              <w:rPr>
+                <w:rFonts w:ascii="Times New Roman" w:hAnsi="Times New Roman"/>
+                <w:b w:val="0"/>
+                <w:i w:val="0"/>
+                <w:color w:val="1A1A1A"/>
+                <w:sz w:val="22"/>
+                <w:rFonts w:ascii="Times New Roman" w:hAnsi="Times New Roman" w:cs="Times New Roman"/>
+              </w:rPr>
+              <w:t>RHM44, RHM45</w:t>
+            </w:r>
+          </w:p>
+        </w:tc>
+      </w:tr>
+      <w:tr>
+        <w:tc>
+          <w:tcPr>
+            <w:tcW w:type="dxa" w:w="1206"/>
+          </w:tcPr>
+          <w:p>
+            <w:pPr>
+              <w:spacing w:after="40" w:before="40"/>
+            </w:pPr>
+            <w:r/>
+            <w:r>
+              <w:rPr>
+                <w:rFonts w:ascii="Times New Roman" w:hAnsi="Times New Roman"/>
+                <w:b w:val="0"/>
+                <w:i w:val="0"/>
+                <w:color w:val="1A1A1A"/>
+                <w:sz w:val="22"/>
+                <w:rFonts w:ascii="Times New Roman" w:hAnsi="Times New Roman" w:cs="Times New Roman"/>
+              </w:rPr>
+              <w:t>6</w:t>
+            </w:r>
+          </w:p>
+        </w:tc>
+        <w:tc>
+          <w:tcPr>
+            <w:tcW w:type="dxa" w:w="5526"/>
+          </w:tcPr>
+          <w:p>
+            <w:pPr>
+              <w:spacing w:after="40" w:before="40"/>
+            </w:pPr>
+            <w:r/>
+            <w:r>
+              <w:rPr>
+                <w:rFonts w:ascii="Times New Roman" w:hAnsi="Times New Roman"/>
+                <w:b w:val="0"/>
+                <w:i w:val="0"/>
+                <w:color w:val="1A1A1A"/>
+                <w:sz w:val="22"/>
+                <w:rFonts w:ascii="Times New Roman" w:hAnsi="Times New Roman" w:cs="Times New Roman"/>
+              </w:rPr>
+              <w:t>Tác nhân vi sinh thường gặp nhất trong viêm phổi cộng đồng</w:t>
+            </w:r>
+          </w:p>
+        </w:tc>
+        <w:tc>
+          <w:tcPr>
+            <w:tcW w:type="dxa" w:w="2228"/>
+          </w:tcPr>
+          <w:p>
+            <w:pPr>
+              <w:spacing w:after="40" w:before="40"/>
+            </w:pPr>
+            <w:r/>
+            <w:r>
+              <w:rPr>
+                <w:rFonts w:ascii="Times New Roman" w:hAnsi="Times New Roman"/>
+                <w:b/>
+                <w:i w:val="0"/>
+                <w:color w:val="1A1A1A"/>
+                <w:sz w:val="22"/>
+                <w:rFonts w:ascii="Times New Roman" w:hAnsi="Times New Roman" w:cs="Times New Roman"/>
+              </w:rPr>
+              <w:t>Streptococcus pneumoniae</w:t>
+            </w:r>
+          </w:p>
+        </w:tc>
+        <w:tc>
+          <w:tcPr>
+            <w:tcW w:type="dxa" w:w="1206"/>
+          </w:tcPr>
+          <w:p>
+            <w:pPr>
+              <w:spacing w:after="40" w:before="40"/>
+            </w:pPr>
+            <w:r/>
+            <w:r>
+              <w:rPr>
+                <w:rFonts w:ascii="Times New Roman" w:hAnsi="Times New Roman"/>
+                <w:b w:val="0"/>
+                <w:i w:val="0"/>
+                <w:color w:val="1A1A1A"/>
+                <w:sz w:val="22"/>
+                <w:rFonts w:ascii="Times New Roman" w:hAnsi="Times New Roman" w:cs="Times New Roman"/>
+              </w:rPr>
+              <w:t>RHM47, RHM48</w:t>
+            </w:r>
+          </w:p>
+        </w:tc>
+      </w:tr>
+      <w:tr>
+        <w:tc>
+          <w:tcPr>
+            <w:tcW w:type="dxa" w:w="1206"/>
+            <w:shd w:val="clear" w:color="auto" w:fill="FBF3F0"/>
+          </w:tcPr>
+          <w:p>
+            <w:pPr>
+              <w:spacing w:after="40" w:before="40"/>
+            </w:pPr>
+            <w:r/>
+            <w:r>
+              <w:rPr>
+                <w:rFonts w:ascii="Times New Roman" w:hAnsi="Times New Roman"/>
+                <w:b w:val="0"/>
+                <w:i w:val="0"/>
+                <w:color w:val="1A1A1A"/>
+                <w:sz w:val="22"/>
+                <w:rFonts w:ascii="Times New Roman" w:hAnsi="Times New Roman" w:cs="Times New Roman"/>
               </w:rPr>
               <w:t>7</w:t>
             </w:r>
@@ -1799,11 +5783,70 @@
         </w:tc>
         <w:tc>
           <w:tcPr>
-            <w:tcW w:type="dxa" w:w="1728"/>
+            <w:tcW w:type="dxa" w:w="5526"/>
+            <w:shd w:val="clear" w:color="auto" w:fill="FBF3F0"/>
           </w:tcPr>
           <w:p>
+            <w:pPr>
+              <w:spacing w:after="40" w:before="40"/>
+            </w:pPr>
+            <w:r/>
             <w:r>
-              <w:t>Đang tăng mạnh, K48 khoét vào tác nhân vi sinh + yếu tố nguy cơ kháng thuốc</w:t>
+              <w:rPr>
+                <w:rFonts w:ascii="Times New Roman" w:hAnsi="Times New Roman"/>
+                <w:b w:val="0"/>
+                <w:i w:val="0"/>
+                <w:color w:val="1A1A1A"/>
+                <w:sz w:val="22"/>
+                <w:rFonts w:ascii="Times New Roman" w:hAnsi="Times New Roman" w:cs="Times New Roman"/>
+              </w:rPr>
+              <w:t>Cận lâm sàng nào giúp chẩn đoán suy tim, chọn câu SAI</w:t>
+            </w:r>
+          </w:p>
+        </w:tc>
+        <w:tc>
+          <w:tcPr>
+            <w:tcW w:type="dxa" w:w="2228"/>
+            <w:shd w:val="clear" w:color="auto" w:fill="FBF3F0"/>
+          </w:tcPr>
+          <w:p>
+            <w:pPr>
+              <w:spacing w:after="40" w:before="40"/>
+            </w:pPr>
+            <w:r/>
+            <w:r>
+              <w:rPr>
+                <w:rFonts w:ascii="Times New Roman" w:hAnsi="Times New Roman"/>
+                <w:b/>
+                <w:i w:val="0"/>
+                <w:color w:val="1A1A1A"/>
+                <w:sz w:val="22"/>
+                <w:rFonts w:ascii="Times New Roman" w:hAnsi="Times New Roman" w:cs="Times New Roman"/>
+              </w:rPr>
+              <w:t>Siêu âm tim</w:t>
+            </w:r>
+          </w:p>
+        </w:tc>
+        <w:tc>
+          <w:tcPr>
+            <w:tcW w:type="dxa" w:w="1206"/>
+            <w:shd w:val="clear" w:color="auto" w:fill="FBF3F0"/>
+          </w:tcPr>
+          <w:p>
+            <w:pPr>
+              <w:spacing w:after="40" w:before="40"/>
+            </w:pPr>
+            <w:r/>
+            <w:r>
+              <w:rPr>
+                <w:rFonts w:ascii="Times New Roman" w:hAnsi="Times New Roman"/>
+                <w:b w:val="0"/>
+                <w:i w:val="0"/>
+                <w:color w:val="1A1A1A"/>
+                <w:sz w:val="22"/>
+                <w:rFonts w:ascii="Times New Roman" w:hAnsi="Times New Roman" w:cs="Times New Roman"/>
+              </w:rPr>
+              <w:t>RHM45, RHM47</w:t>
             </w:r>
           </w:p>
         </w:tc>
@@ -1811,51 +5854,89 @@
       <w:tr>
         <w:tc>
           <w:tcPr>
-            <w:tcW w:type="dxa" w:w="1728"/>
+            <w:tcW w:type="dxa" w:w="1206"/>
           </w:tcPr>
           <w:p>
+            <w:pPr>
+              <w:spacing w:after="40" w:before="40"/>
+            </w:pPr>
+            <w:r/>
             <w:r>
-              <w:t>Tổng quan cơ xương khớp</w:t>
+              <w:rPr>
+                <w:rFonts w:ascii="Times New Roman" w:hAnsi="Times New Roman"/>
+                <w:b w:val="0"/>
+                <w:i w:val="0"/>
+                <w:color w:val="1A1A1A"/>
+                <w:sz w:val="22"/>
+                <w:rFonts w:ascii="Times New Roman" w:hAnsi="Times New Roman" w:cs="Times New Roman"/>
+              </w:rPr>
+              <w:t>8</w:t>
             </w:r>
           </w:p>
         </w:tc>
         <w:tc>
           <w:tcPr>
-            <w:tcW w:type="dxa" w:w="1728"/>
+            <w:tcW w:type="dxa" w:w="5526"/>
           </w:tcPr>
           <w:p>
+            <w:pPr>
+              <w:spacing w:after="40" w:before="40"/>
+            </w:pPr>
+            <w:r/>
             <w:r>
-              <w:t>5</w:t>
+              <w:rPr>
+                <w:rFonts w:ascii="Times New Roman" w:hAnsi="Times New Roman"/>
+                <w:b w:val="0"/>
+                <w:i w:val="0"/>
+                <w:color w:val="1A1A1A"/>
+                <w:sz w:val="22"/>
+                <w:rFonts w:ascii="Times New Roman" w:hAnsi="Times New Roman" w:cs="Times New Roman"/>
+              </w:rPr>
+              <w:t>Huyết áp tâm thu là trị số được chọn lúc</w:t>
             </w:r>
           </w:p>
         </w:tc>
         <w:tc>
           <w:tcPr>
-            <w:tcW w:type="dxa" w:w="1728"/>
+            <w:tcW w:type="dxa" w:w="2228"/>
           </w:tcPr>
           <w:p>
+            <w:pPr>
+              <w:spacing w:after="40" w:before="40"/>
+            </w:pPr>
+            <w:r/>
             <w:r>
-              <w:t>5</w:t>
+              <w:rPr>
+                <w:rFonts w:ascii="Times New Roman" w:hAnsi="Times New Roman"/>
+                <w:b/>
+                <w:i w:val="0"/>
+                <w:color w:val="1A1A1A"/>
+                <w:sz w:val="22"/>
+                <w:rFonts w:ascii="Times New Roman" w:hAnsi="Times New Roman" w:cs="Times New Roman"/>
+              </w:rPr>
+              <w:t>Tiếng đập đầu tiên của mạch</w:t>
             </w:r>
           </w:p>
         </w:tc>
         <w:tc>
           <w:tcPr>
-            <w:tcW w:type="dxa" w:w="1728"/>
+            <w:tcW w:type="dxa" w:w="1206"/>
           </w:tcPr>
           <w:p>
+            <w:pPr>
+              <w:spacing w:after="40" w:before="40"/>
+            </w:pPr>
+            <w:r/>
             <w:r>
-              <w:t>0</w:t>
-            </w:r>
-          </w:p>
-        </w:tc>
-        <w:tc>
-          <w:tcPr>
-            <w:tcW w:type="dxa" w:w="1728"/>
-          </w:tcPr>
-          <w:p>
-            <w:r>
-              <w:t>Trụ cột của kỳ II, biến mất ở kỳ I</w:t>
+              <w:rPr>
+                <w:rFonts w:ascii="Times New Roman" w:hAnsi="Times New Roman"/>
+                <w:b w:val="0"/>
+                <w:i w:val="0"/>
+                <w:color w:val="1A1A1A"/>
+                <w:sz w:val="22"/>
+                <w:rFonts w:ascii="Times New Roman" w:hAnsi="Times New Roman" w:cs="Times New Roman"/>
+              </w:rPr>
+              <w:t>RHM43, RHM48</w:t>
             </w:r>
           </w:p>
         </w:tc>
@@ -1863,51 +5944,93 @@
       <w:tr>
         <w:tc>
           <w:tcPr>
-            <w:tcW w:type="dxa" w:w="1728"/>
+            <w:tcW w:type="dxa" w:w="1206"/>
+            <w:shd w:val="clear" w:color="auto" w:fill="FBF3F0"/>
           </w:tcPr>
           <w:p>
+            <w:pPr>
+              <w:spacing w:after="40" w:before="40"/>
+            </w:pPr>
+            <w:r/>
             <w:r>
-              <w:t>Tăng huyết áp</w:t>
+              <w:rPr>
+                <w:rFonts w:ascii="Times New Roman" w:hAnsi="Times New Roman"/>
+                <w:b w:val="0"/>
+                <w:i w:val="0"/>
+                <w:color w:val="1A1A1A"/>
+                <w:sz w:val="22"/>
+                <w:rFonts w:ascii="Times New Roman" w:hAnsi="Times New Roman" w:cs="Times New Roman"/>
+              </w:rPr>
+              <w:t>8</w:t>
             </w:r>
           </w:p>
         </w:tc>
         <w:tc>
           <w:tcPr>
-            <w:tcW w:type="dxa" w:w="1728"/>
+            <w:tcW w:type="dxa" w:w="5526"/>
+            <w:shd w:val="clear" w:color="auto" w:fill="FBF3F0"/>
           </w:tcPr>
           <w:p>
+            <w:pPr>
+              <w:spacing w:after="40" w:before="40"/>
+            </w:pPr>
+            <w:r/>
             <w:r>
-              <w:t>4</w:t>
+              <w:rPr>
+                <w:rFonts w:ascii="Times New Roman" w:hAnsi="Times New Roman"/>
+                <w:b w:val="0"/>
+                <w:i w:val="0"/>
+                <w:color w:val="1A1A1A"/>
+                <w:sz w:val="22"/>
+                <w:rFonts w:ascii="Times New Roman" w:hAnsi="Times New Roman" w:cs="Times New Roman"/>
+              </w:rPr>
+              <w:t>Theo Tổ chức y tế Thế giới, định nghĩa tăng huyết áp khi</w:t>
             </w:r>
           </w:p>
         </w:tc>
         <w:tc>
           <w:tcPr>
-            <w:tcW w:type="dxa" w:w="1728"/>
+            <w:tcW w:type="dxa" w:w="2228"/>
+            <w:shd w:val="clear" w:color="auto" w:fill="FBF3F0"/>
           </w:tcPr>
           <w:p>
+            <w:pPr>
+              <w:spacing w:after="40" w:before="40"/>
+            </w:pPr>
+            <w:r/>
             <w:r>
-              <w:t>4</w:t>
+              <w:rPr>
+                <w:rFonts w:ascii="Times New Roman" w:hAnsi="Times New Roman"/>
+                <w:b/>
+                <w:i w:val="0"/>
+                <w:color w:val="1A1A1A"/>
+                <w:sz w:val="22"/>
+                <w:rFonts w:ascii="Times New Roman" w:hAnsi="Times New Roman" w:cs="Times New Roman"/>
+              </w:rPr>
+              <w:t>HA tâm thu bằng 140mmHg và HA tâm trương bằng 90mmHg</w:t>
             </w:r>
           </w:p>
         </w:tc>
         <w:tc>
           <w:tcPr>
-            <w:tcW w:type="dxa" w:w="1728"/>
+            <w:tcW w:type="dxa" w:w="1206"/>
+            <w:shd w:val="clear" w:color="auto" w:fill="FBF3F0"/>
           </w:tcPr>
           <w:p>
+            <w:pPr>
+              <w:spacing w:after="40" w:before="40"/>
+            </w:pPr>
+            <w:r/>
             <w:r>
-              <w:t>4</w:t>
-            </w:r>
-          </w:p>
-        </w:tc>
-        <w:tc>
-          <w:tcPr>
-            <w:tcW w:type="dxa" w:w="1728"/>
-          </w:tcPr>
-          <w:p>
-            <w:r>
-              <w:t>Ổn định, đề nào cũng 4 câu</w:t>
+              <w:rPr>
+                <w:rFonts w:ascii="Times New Roman" w:hAnsi="Times New Roman"/>
+                <w:b w:val="0"/>
+                <w:i w:val="0"/>
+                <w:color w:val="1A1A1A"/>
+                <w:sz w:val="22"/>
+                <w:rFonts w:ascii="Times New Roman" w:hAnsi="Times New Roman" w:cs="Times New Roman"/>
+              </w:rPr>
+              <w:t>RHM46, RHM47</w:t>
             </w:r>
           </w:p>
         </w:tc>
@@ -1915,54 +6038,89 @@
       <w:tr>
         <w:tc>
           <w:tcPr>
-            <w:tcW w:type="dxa" w:w="1728"/>
+            <w:tcW w:type="dxa" w:w="1206"/>
           </w:tcPr>
           <w:p>
+            <w:pPr>
+              <w:spacing w:after="40" w:before="40"/>
+            </w:pPr>
+            <w:r/>
             <w:r>
-              <w:t>Bệnh thận mạn</w:t>
+              <w:rPr>
+                <w:rFonts w:ascii="Times New Roman" w:hAnsi="Times New Roman"/>
+                <w:b w:val="0"/>
+                <w:i w:val="0"/>
+                <w:color w:val="1A1A1A"/>
+                <w:sz w:val="22"/>
+                <w:rFonts w:ascii="Times New Roman" w:hAnsi="Times New Roman" w:cs="Times New Roman"/>
+              </w:rPr>
+              <w:t>9</w:t>
             </w:r>
           </w:p>
         </w:tc>
         <w:tc>
           <w:tcPr>
-            <w:tcW w:type="dxa" w:w="1728"/>
+            <w:tcW w:type="dxa" w:w="5526"/>
           </w:tcPr>
           <w:p>
+            <w:pPr>
+              <w:spacing w:after="40" w:before="40"/>
+            </w:pPr>
+            <w:r/>
             <w:r>
-              <w:t>3</w:t>
+              <w:rPr>
+                <w:rFonts w:ascii="Times New Roman" w:hAnsi="Times New Roman"/>
+                <w:b w:val="0"/>
+                <w:i w:val="0"/>
+                <w:color w:val="1A1A1A"/>
+                <w:sz w:val="22"/>
+                <w:rFonts w:ascii="Times New Roman" w:hAnsi="Times New Roman" w:cs="Times New Roman"/>
+              </w:rPr>
+              <w:t>Tuổi khởi phát bệnh đái tháo đường type 1</w:t>
             </w:r>
           </w:p>
         </w:tc>
         <w:tc>
           <w:tcPr>
-            <w:tcW w:type="dxa" w:w="1728"/>
+            <w:tcW w:type="dxa" w:w="2228"/>
           </w:tcPr>
           <w:p>
+            <w:pPr>
+              <w:spacing w:after="40" w:before="40"/>
+            </w:pPr>
+            <w:r/>
             <w:r>
-              <w:t>2</w:t>
+              <w:rPr>
+                <w:rFonts w:ascii="Times New Roman" w:hAnsi="Times New Roman"/>
+                <w:b/>
+                <w:i w:val="0"/>
+                <w:color w:val="1A1A1A"/>
+                <w:sz w:val="22"/>
+                <w:rFonts w:ascii="Times New Roman" w:hAnsi="Times New Roman" w:cs="Times New Roman"/>
+              </w:rPr>
+              <w:t>15-25</w:t>
             </w:r>
           </w:p>
         </w:tc>
         <w:tc>
           <w:tcPr>
-            <w:tcW w:type="dxa" w:w="1728"/>
+            <w:tcW w:type="dxa" w:w="1206"/>
           </w:tcPr>
           <w:p>
+            <w:pPr>
+              <w:spacing w:after="40" w:before="40"/>
+            </w:pPr>
+            <w:r/>
             <w:r>
               <w:rPr>
-                <w:b/>
+                <w:rFonts w:ascii="Times New Roman" w:hAnsi="Times New Roman"/>
+                <w:b w:val="0"/>
+                <w:i w:val="0"/>
+                <w:color w:val="1A1A1A"/>
+                <w:sz w:val="22"/>
+                <w:rFonts w:ascii="Times New Roman" w:hAnsi="Times New Roman" w:cs="Times New Roman"/>
               </w:rPr>
-              <w:t>6</w:t>
-            </w:r>
-          </w:p>
-        </w:tc>
-        <w:tc>
-          <w:tcPr>
-            <w:tcW w:type="dxa" w:w="1728"/>
-          </w:tcPr>
-          <w:p>
-            <w:r>
-              <w:t>K48 tăng gấp đôi</w:t>
+              <w:t>RHM43, RHM46</w:t>
             </w:r>
           </w:p>
         </w:tc>
@@ -1970,51 +6128,93 @@
       <w:tr>
         <w:tc>
           <w:tcPr>
-            <w:tcW w:type="dxa" w:w="1728"/>
+            <w:tcW w:type="dxa" w:w="1206"/>
+            <w:shd w:val="clear" w:color="auto" w:fill="FBF3F0"/>
           </w:tcPr>
           <w:p>
+            <w:pPr>
+              <w:spacing w:after="40" w:before="40"/>
+            </w:pPr>
+            <w:r/>
             <w:r>
-              <w:t>Viêm loét dạ dày – tá tràng</w:t>
+              <w:rPr>
+                <w:rFonts w:ascii="Times New Roman" w:hAnsi="Times New Roman"/>
+                <w:b w:val="0"/>
+                <w:i w:val="0"/>
+                <w:color w:val="1A1A1A"/>
+                <w:sz w:val="22"/>
+                <w:rFonts w:ascii="Times New Roman" w:hAnsi="Times New Roman" w:cs="Times New Roman"/>
+              </w:rPr>
+              <w:t>9</w:t>
             </w:r>
           </w:p>
         </w:tc>
         <w:tc>
           <w:tcPr>
-            <w:tcW w:type="dxa" w:w="1728"/>
+            <w:tcW w:type="dxa" w:w="5526"/>
+            <w:shd w:val="clear" w:color="auto" w:fill="FBF3F0"/>
           </w:tcPr>
           <w:p>
+            <w:pPr>
+              <w:spacing w:after="40" w:before="40"/>
+            </w:pPr>
+            <w:r/>
             <w:r>
-              <w:t>3</w:t>
+              <w:rPr>
+                <w:rFonts w:ascii="Times New Roman" w:hAnsi="Times New Roman"/>
+                <w:b w:val="0"/>
+                <w:i w:val="0"/>
+                <w:color w:val="1A1A1A"/>
+                <w:sz w:val="22"/>
+                <w:rFonts w:ascii="Times New Roman" w:hAnsi="Times New Roman" w:cs="Times New Roman"/>
+              </w:rPr>
+              <w:t>Đặc điểm phù hợp với bệnh đái tháo đường típ 2, chọn câu SAI</w:t>
             </w:r>
           </w:p>
         </w:tc>
         <w:tc>
           <w:tcPr>
-            <w:tcW w:type="dxa" w:w="1728"/>
+            <w:tcW w:type="dxa" w:w="2228"/>
+            <w:shd w:val="clear" w:color="auto" w:fill="FBF3F0"/>
           </w:tcPr>
           <w:p>
+            <w:pPr>
+              <w:spacing w:after="40" w:before="40"/>
+            </w:pPr>
+            <w:r/>
             <w:r>
-              <w:t>3</w:t>
+              <w:rPr>
+                <w:rFonts w:ascii="Times New Roman" w:hAnsi="Times New Roman"/>
+                <w:b/>
+                <w:i w:val="0"/>
+                <w:color w:val="1A1A1A"/>
+                <w:sz w:val="22"/>
+                <w:rFonts w:ascii="Times New Roman" w:hAnsi="Times New Roman" w:cs="Times New Roman"/>
+              </w:rPr>
+              <w:t>Triệu chứng lâm sàng thường điển hình</w:t>
             </w:r>
           </w:p>
         </w:tc>
         <w:tc>
           <w:tcPr>
-            <w:tcW w:type="dxa" w:w="1728"/>
+            <w:tcW w:type="dxa" w:w="1206"/>
+            <w:shd w:val="clear" w:color="auto" w:fill="FBF3F0"/>
           </w:tcPr>
           <w:p>
+            <w:pPr>
+              <w:spacing w:after="40" w:before="40"/>
+            </w:pPr>
+            <w:r/>
             <w:r>
-              <w:t>5</w:t>
-            </w:r>
-          </w:p>
-        </w:tc>
-        <w:tc>
-          <w:tcPr>
-            <w:tcW w:type="dxa" w:w="1728"/>
-          </w:tcPr>
-          <w:p>
-            <w:r>
-              <w:t>Ổn định, K48 nhỉnh hơn</w:t>
+              <w:rPr>
+                <w:rFonts w:ascii="Times New Roman" w:hAnsi="Times New Roman"/>
+                <w:b w:val="0"/>
+                <w:i w:val="0"/>
+                <w:color w:val="1A1A1A"/>
+                <w:sz w:val="22"/>
+                <w:rFonts w:ascii="Times New Roman" w:hAnsi="Times New Roman" w:cs="Times New Roman"/>
+              </w:rPr>
+              <w:t>RHM45, RHM48</w:t>
             </w:r>
           </w:p>
         </w:tc>
@@ -2022,51 +6222,89 @@
       <w:tr>
         <w:tc>
           <w:tcPr>
-            <w:tcW w:type="dxa" w:w="1728"/>
+            <w:tcW w:type="dxa" w:w="1206"/>
           </w:tcPr>
           <w:p>
+            <w:pPr>
+              <w:spacing w:after="40" w:before="40"/>
+            </w:pPr>
+            <w:r/>
             <w:r>
-              <w:t>Đái tháo đường</w:t>
+              <w:rPr>
+                <w:rFonts w:ascii="Times New Roman" w:hAnsi="Times New Roman"/>
+                <w:b w:val="0"/>
+                <w:i w:val="0"/>
+                <w:color w:val="1A1A1A"/>
+                <w:sz w:val="22"/>
+                <w:rFonts w:ascii="Times New Roman" w:hAnsi="Times New Roman" w:cs="Times New Roman"/>
+              </w:rPr>
+              <w:t>10</w:t>
             </w:r>
           </w:p>
         </w:tc>
         <w:tc>
           <w:tcPr>
-            <w:tcW w:type="dxa" w:w="1728"/>
+            <w:tcW w:type="dxa" w:w="5526"/>
           </w:tcPr>
           <w:p>
+            <w:pPr>
+              <w:spacing w:after="40" w:before="40"/>
+            </w:pPr>
+            <w:r/>
             <w:r>
-              <w:t>3</w:t>
+              <w:rPr>
+                <w:rFonts w:ascii="Times New Roman" w:hAnsi="Times New Roman"/>
+                <w:b w:val="0"/>
+                <w:i w:val="0"/>
+                <w:color w:val="1A1A1A"/>
+                <w:sz w:val="22"/>
+                <w:rFonts w:ascii="Times New Roman" w:hAnsi="Times New Roman" w:cs="Times New Roman"/>
+              </w:rPr>
+              <w:t>Nguyên nhân nào gây bướu giáp đơn thuần, chọn câu SAI</w:t>
             </w:r>
           </w:p>
         </w:tc>
         <w:tc>
           <w:tcPr>
-            <w:tcW w:type="dxa" w:w="1728"/>
+            <w:tcW w:type="dxa" w:w="2228"/>
           </w:tcPr>
           <w:p>
+            <w:pPr>
+              <w:spacing w:after="40" w:before="40"/>
+            </w:pPr>
+            <w:r/>
             <w:r>
-              <w:t>3</w:t>
+              <w:rPr>
+                <w:rFonts w:ascii="Times New Roman" w:hAnsi="Times New Roman"/>
+                <w:b/>
+                <w:i w:val="0"/>
+                <w:color w:val="1A1A1A"/>
+                <w:sz w:val="22"/>
+                <w:rFonts w:ascii="Times New Roman" w:hAnsi="Times New Roman" w:cs="Times New Roman"/>
+              </w:rPr>
+              <w:t>Do vi khuẩn Clostridium tetani</w:t>
             </w:r>
           </w:p>
         </w:tc>
         <w:tc>
           <w:tcPr>
-            <w:tcW w:type="dxa" w:w="1728"/>
+            <w:tcW w:type="dxa" w:w="1206"/>
           </w:tcPr>
           <w:p>
+            <w:pPr>
+              <w:spacing w:after="40" w:before="40"/>
+            </w:pPr>
+            <w:r/>
             <w:r>
-              <w:t>5</w:t>
-            </w:r>
-          </w:p>
-        </w:tc>
-        <w:tc>
-          <w:tcPr>
-            <w:tcW w:type="dxa" w:w="1728"/>
-          </w:tcPr>
-          <w:p>
-            <w:r>
-              <w:t>Ổn định</w:t>
+              <w:rPr>
+                <w:rFonts w:ascii="Times New Roman" w:hAnsi="Times New Roman"/>
+                <w:b w:val="0"/>
+                <w:i w:val="0"/>
+                <w:color w:val="1A1A1A"/>
+                <w:sz w:val="22"/>
+                <w:rFonts w:ascii="Times New Roman" w:hAnsi="Times New Roman" w:cs="Times New Roman"/>
+              </w:rPr>
+              <w:t>RHM46, RHM47</w:t>
             </w:r>
           </w:p>
         </w:tc>
@@ -2074,51 +6312,93 @@
       <w:tr>
         <w:tc>
           <w:tcPr>
-            <w:tcW w:type="dxa" w:w="1728"/>
+            <w:tcW w:type="dxa" w:w="1206"/>
+            <w:shd w:val="clear" w:color="auto" w:fill="FBF3F0"/>
           </w:tcPr>
           <w:p>
+            <w:pPr>
+              <w:spacing w:after="40" w:before="40"/>
+            </w:pPr>
+            <w:r/>
             <w:r>
-              <w:t>Xơ gan</w:t>
+              <w:rPr>
+                <w:rFonts w:ascii="Times New Roman" w:hAnsi="Times New Roman"/>
+                <w:b w:val="0"/>
+                <w:i w:val="0"/>
+                <w:color w:val="1A1A1A"/>
+                <w:sz w:val="22"/>
+                <w:rFonts w:ascii="Times New Roman" w:hAnsi="Times New Roman" w:cs="Times New Roman"/>
+              </w:rPr>
+              <w:t>10</w:t>
             </w:r>
           </w:p>
         </w:tc>
         <w:tc>
           <w:tcPr>
-            <w:tcW w:type="dxa" w:w="1728"/>
+            <w:tcW w:type="dxa" w:w="5526"/>
+            <w:shd w:val="clear" w:color="auto" w:fill="FBF3F0"/>
           </w:tcPr>
           <w:p>
+            <w:pPr>
+              <w:spacing w:after="40" w:before="40"/>
+            </w:pPr>
+            <w:r/>
             <w:r>
-              <w:t>2</w:t>
+              <w:rPr>
+                <w:rFonts w:ascii="Times New Roman" w:hAnsi="Times New Roman"/>
+                <w:b w:val="0"/>
+                <w:i w:val="0"/>
+                <w:color w:val="1A1A1A"/>
+                <w:sz w:val="22"/>
+                <w:rFonts w:ascii="Times New Roman" w:hAnsi="Times New Roman" w:cs="Times New Roman"/>
+              </w:rPr>
+              <w:t>Phân độ bướu giáp theo WHO/ UNICEF/ ICCIDD sau 1993, bướu giáp nhìn thấy ở tư thế cổ bình thường</w:t>
             </w:r>
           </w:p>
         </w:tc>
         <w:tc>
           <w:tcPr>
-            <w:tcW w:type="dxa" w:w="1728"/>
+            <w:tcW w:type="dxa" w:w="2228"/>
+            <w:shd w:val="clear" w:color="auto" w:fill="FBF3F0"/>
           </w:tcPr>
           <w:p>
+            <w:pPr>
+              <w:spacing w:after="40" w:before="40"/>
+            </w:pPr>
+            <w:r/>
             <w:r>
-              <w:t>3</w:t>
+              <w:rPr>
+                <w:rFonts w:ascii="Times New Roman" w:hAnsi="Times New Roman"/>
+                <w:b/>
+                <w:i w:val="0"/>
+                <w:color w:val="1A1A1A"/>
+                <w:sz w:val="22"/>
+                <w:rFonts w:ascii="Times New Roman" w:hAnsi="Times New Roman" w:cs="Times New Roman"/>
+              </w:rPr>
+              <w:t>II</w:t>
             </w:r>
           </w:p>
         </w:tc>
         <w:tc>
           <w:tcPr>
-            <w:tcW w:type="dxa" w:w="1728"/>
+            <w:tcW w:type="dxa" w:w="1206"/>
+            <w:shd w:val="clear" w:color="auto" w:fill="FBF3F0"/>
           </w:tcPr>
           <w:p>
+            <w:pPr>
+              <w:spacing w:after="40" w:before="40"/>
+            </w:pPr>
+            <w:r/>
             <w:r>
-              <w:t>5</w:t>
-            </w:r>
-          </w:p>
-        </w:tc>
-        <w:tc>
-          <w:tcPr>
-            <w:tcW w:type="dxa" w:w="1728"/>
-          </w:tcPr>
-          <w:p>
-            <w:r>
-              <w:t>K48 tăng</w:t>
+              <w:rPr>
+                <w:rFonts w:ascii="Times New Roman" w:hAnsi="Times New Roman"/>
+                <w:b w:val="0"/>
+                <w:i w:val="0"/>
+                <w:color w:val="1A1A1A"/>
+                <w:sz w:val="22"/>
+                <w:rFonts w:ascii="Times New Roman" w:hAnsi="Times New Roman" w:cs="Times New Roman"/>
+              </w:rPr>
+              <w:t>RHM45, RHM47</w:t>
             </w:r>
           </w:p>
         </w:tc>
@@ -2126,51 +6406,89 @@
       <w:tr>
         <w:tc>
           <w:tcPr>
-            <w:tcW w:type="dxa" w:w="1728"/>
+            <w:tcW w:type="dxa" w:w="1206"/>
           </w:tcPr>
           <w:p>
+            <w:pPr>
+              <w:spacing w:after="40" w:before="40"/>
+            </w:pPr>
+            <w:r/>
             <w:r>
-              <w:t>Rối loạn đông máu</w:t>
+              <w:rPr>
+                <w:rFonts w:ascii="Times New Roman" w:hAnsi="Times New Roman"/>
+                <w:b w:val="0"/>
+                <w:i w:val="0"/>
+                <w:color w:val="1A1A1A"/>
+                <w:sz w:val="22"/>
+                <w:rFonts w:ascii="Times New Roman" w:hAnsi="Times New Roman" w:cs="Times New Roman"/>
+              </w:rPr>
+              <w:t>10</w:t>
             </w:r>
           </w:p>
         </w:tc>
         <w:tc>
           <w:tcPr>
-            <w:tcW w:type="dxa" w:w="1728"/>
+            <w:tcW w:type="dxa" w:w="5526"/>
           </w:tcPr>
           <w:p>
+            <w:pPr>
+              <w:spacing w:after="40" w:before="40"/>
+            </w:pPr>
+            <w:r/>
             <w:r>
-              <w:t>3</w:t>
+              <w:rPr>
+                <w:rFonts w:ascii="Times New Roman" w:hAnsi="Times New Roman"/>
+                <w:b w:val="0"/>
+                <w:i w:val="0"/>
+                <w:color w:val="1A1A1A"/>
+                <w:sz w:val="22"/>
+                <w:rFonts w:ascii="Times New Roman" w:hAnsi="Times New Roman" w:cs="Times New Roman"/>
+              </w:rPr>
+              <w:t>Đặc điểm bệnh Basedow. Chọn câu sai</w:t>
             </w:r>
           </w:p>
         </w:tc>
         <w:tc>
           <w:tcPr>
-            <w:tcW w:type="dxa" w:w="1728"/>
+            <w:tcW w:type="dxa" w:w="2228"/>
           </w:tcPr>
           <w:p>
+            <w:pPr>
+              <w:spacing w:after="40" w:before="40"/>
+            </w:pPr>
+            <w:r/>
             <w:r>
-              <w:t>3</w:t>
+              <w:rPr>
+                <w:rFonts w:ascii="Times New Roman" w:hAnsi="Times New Roman"/>
+                <w:b/>
+                <w:i w:val="0"/>
+                <w:color w:val="1A1A1A"/>
+                <w:sz w:val="22"/>
+                <w:rFonts w:ascii="Times New Roman" w:hAnsi="Times New Roman" w:cs="Times New Roman"/>
+              </w:rPr>
+              <w:t>Lâm sàng thường điển hình</w:t>
             </w:r>
           </w:p>
         </w:tc>
         <w:tc>
           <w:tcPr>
-            <w:tcW w:type="dxa" w:w="1728"/>
+            <w:tcW w:type="dxa" w:w="1206"/>
           </w:tcPr>
           <w:p>
+            <w:pPr>
+              <w:spacing w:after="40" w:before="40"/>
+            </w:pPr>
+            <w:r/>
             <w:r>
-              <w:t>5</w:t>
-            </w:r>
-          </w:p>
-        </w:tc>
-        <w:tc>
-          <w:tcPr>
-            <w:tcW w:type="dxa" w:w="1728"/>
-          </w:tcPr>
-          <w:p>
-            <w:r>
-              <w:t>Ổn định, hiệu suất cao nhất</w:t>
+              <w:rPr>
+                <w:rFonts w:ascii="Times New Roman" w:hAnsi="Times New Roman"/>
+                <w:b w:val="0"/>
+                <w:i w:val="0"/>
+                <w:color w:val="1A1A1A"/>
+                <w:sz w:val="22"/>
+                <w:rFonts w:ascii="Times New Roman" w:hAnsi="Times New Roman" w:cs="Times New Roman"/>
+              </w:rPr>
+              <w:t>RHM43, RHM45</w:t>
             </w:r>
           </w:p>
         </w:tc>
@@ -2178,51 +6496,93 @@
       <w:tr>
         <w:tc>
           <w:tcPr>
-            <w:tcW w:type="dxa" w:w="1728"/>
+            <w:tcW w:type="dxa" w:w="1206"/>
+            <w:shd w:val="clear" w:color="auto" w:fill="FBF3F0"/>
           </w:tcPr>
           <w:p>
+            <w:pPr>
+              <w:spacing w:after="40" w:before="40"/>
+            </w:pPr>
+            <w:r/>
             <w:r>
-              <w:t>Hen phế quản</w:t>
+              <w:rPr>
+                <w:rFonts w:ascii="Times New Roman" w:hAnsi="Times New Roman"/>
+                <w:b w:val="0"/>
+                <w:i w:val="0"/>
+                <w:color w:val="1A1A1A"/>
+                <w:sz w:val="22"/>
+                <w:rFonts w:ascii="Times New Roman" w:hAnsi="Times New Roman" w:cs="Times New Roman"/>
+              </w:rPr>
+              <w:t>11</w:t>
             </w:r>
           </w:p>
         </w:tc>
         <w:tc>
           <w:tcPr>
-            <w:tcW w:type="dxa" w:w="1728"/>
+            <w:tcW w:type="dxa" w:w="5526"/>
+            <w:shd w:val="clear" w:color="auto" w:fill="FBF3F0"/>
           </w:tcPr>
           <w:p>
+            <w:pPr>
+              <w:spacing w:after="40" w:before="40"/>
+            </w:pPr>
+            <w:r/>
             <w:r>
-              <w:t>4</w:t>
+              <w:rPr>
+                <w:rFonts w:ascii="Times New Roman" w:hAnsi="Times New Roman"/>
+                <w:b w:val="0"/>
+                <w:i w:val="0"/>
+                <w:color w:val="1A1A1A"/>
+                <w:sz w:val="22"/>
+                <w:rFonts w:ascii="Times New Roman" w:hAnsi="Times New Roman" w:cs="Times New Roman"/>
+              </w:rPr>
+              <w:t>Bệnh lý thường gây tổn thương đa khớp, chọn câu SAI</w:t>
             </w:r>
           </w:p>
         </w:tc>
         <w:tc>
           <w:tcPr>
-            <w:tcW w:type="dxa" w:w="1728"/>
+            <w:tcW w:type="dxa" w:w="2228"/>
+            <w:shd w:val="clear" w:color="auto" w:fill="FBF3F0"/>
           </w:tcPr>
           <w:p>
+            <w:pPr>
+              <w:spacing w:after="40" w:before="40"/>
+            </w:pPr>
+            <w:r/>
             <w:r>
-              <w:t>4</w:t>
+              <w:rPr>
+                <w:rFonts w:ascii="Times New Roman" w:hAnsi="Times New Roman"/>
+                <w:b/>
+                <w:i w:val="0"/>
+                <w:color w:val="1A1A1A"/>
+                <w:sz w:val="22"/>
+                <w:rFonts w:ascii="Times New Roman" w:hAnsi="Times New Roman" w:cs="Times New Roman"/>
+              </w:rPr>
+              <w:t>Viêm khớp gút cấp</w:t>
             </w:r>
           </w:p>
         </w:tc>
         <w:tc>
           <w:tcPr>
-            <w:tcW w:type="dxa" w:w="1728"/>
+            <w:tcW w:type="dxa" w:w="1206"/>
+            <w:shd w:val="clear" w:color="auto" w:fill="FBF3F0"/>
           </w:tcPr>
           <w:p>
+            <w:pPr>
+              <w:spacing w:after="40" w:before="40"/>
+            </w:pPr>
+            <w:r/>
             <w:r>
-              <w:t>0</w:t>
-            </w:r>
-          </w:p>
-        </w:tc>
-        <w:tc>
-          <w:tcPr>
-            <w:tcW w:type="dxa" w:w="1728"/>
-          </w:tcPr>
-          <w:p>
-            <w:r>
-              <w:t>Chỉ có ở kỳ II</w:t>
+              <w:rPr>
+                <w:rFonts w:ascii="Times New Roman" w:hAnsi="Times New Roman"/>
+                <w:b w:val="0"/>
+                <w:i w:val="0"/>
+                <w:color w:val="1A1A1A"/>
+                <w:sz w:val="22"/>
+                <w:rFonts w:ascii="Times New Roman" w:hAnsi="Times New Roman" w:cs="Times New Roman"/>
+              </w:rPr>
+              <w:t>RHM45, RHM47</w:t>
             </w:r>
           </w:p>
         </w:tc>
@@ -2230,51 +6590,89 @@
       <w:tr>
         <w:tc>
           <w:tcPr>
-            <w:tcW w:type="dxa" w:w="1728"/>
+            <w:tcW w:type="dxa" w:w="1206"/>
           </w:tcPr>
           <w:p>
+            <w:pPr>
+              <w:spacing w:after="40" w:before="40"/>
+            </w:pPr>
+            <w:r/>
             <w:r>
-              <w:t>Bệnh mạch vành</w:t>
+              <w:rPr>
+                <w:rFonts w:ascii="Times New Roman" w:hAnsi="Times New Roman"/>
+                <w:b w:val="0"/>
+                <w:i w:val="0"/>
+                <w:color w:val="1A1A1A"/>
+                <w:sz w:val="22"/>
+                <w:rFonts w:ascii="Times New Roman" w:hAnsi="Times New Roman" w:cs="Times New Roman"/>
+              </w:rPr>
+              <w:t>11</w:t>
             </w:r>
           </w:p>
         </w:tc>
         <w:tc>
           <w:tcPr>
-            <w:tcW w:type="dxa" w:w="1728"/>
+            <w:tcW w:type="dxa" w:w="5526"/>
           </w:tcPr>
           <w:p>
+            <w:pPr>
+              <w:spacing w:after="40" w:before="40"/>
+            </w:pPr>
+            <w:r/>
             <w:r>
-              <w:t>4</w:t>
+              <w:rPr>
+                <w:rFonts w:ascii="Times New Roman" w:hAnsi="Times New Roman"/>
+                <w:b w:val="0"/>
+                <w:i w:val="0"/>
+                <w:color w:val="1A1A1A"/>
+                <w:sz w:val="22"/>
+                <w:rFonts w:ascii="Times New Roman" w:hAnsi="Times New Roman" w:cs="Times New Roman"/>
+              </w:rPr>
+              <w:t>Bệnh nào sau đây là bệnh của tổ chức liên kết</w:t>
             </w:r>
           </w:p>
         </w:tc>
         <w:tc>
           <w:tcPr>
-            <w:tcW w:type="dxa" w:w="1728"/>
+            <w:tcW w:type="dxa" w:w="2228"/>
           </w:tcPr>
           <w:p>
+            <w:pPr>
+              <w:spacing w:after="40" w:before="40"/>
+            </w:pPr>
+            <w:r/>
             <w:r>
-              <w:t>4</w:t>
+              <w:rPr>
+                <w:rFonts w:ascii="Times New Roman" w:hAnsi="Times New Roman"/>
+                <w:b/>
+                <w:i w:val="0"/>
+                <w:color w:val="1A1A1A"/>
+                <w:sz w:val="22"/>
+                <w:rFonts w:ascii="Times New Roman" w:hAnsi="Times New Roman" w:cs="Times New Roman"/>
+              </w:rPr>
+              <w:t>Viêm khớp dạng thấp</w:t>
             </w:r>
           </w:p>
         </w:tc>
         <w:tc>
           <w:tcPr>
-            <w:tcW w:type="dxa" w:w="1728"/>
+            <w:tcW w:type="dxa" w:w="1206"/>
           </w:tcPr>
           <w:p>
+            <w:pPr>
+              <w:spacing w:after="40" w:before="40"/>
+            </w:pPr>
+            <w:r/>
             <w:r>
-              <w:t>0</w:t>
-            </w:r>
-          </w:p>
-        </w:tc>
-        <w:tc>
-          <w:tcPr>
-            <w:tcW w:type="dxa" w:w="1728"/>
-          </w:tcPr>
-          <w:p>
-            <w:r>
-              <w:t>Chỉ có ở kỳ II</w:t>
+              <w:rPr>
+                <w:rFonts w:ascii="Times New Roman" w:hAnsi="Times New Roman"/>
+                <w:b w:val="0"/>
+                <w:i w:val="0"/>
+                <w:color w:val="1A1A1A"/>
+                <w:sz w:val="22"/>
+                <w:rFonts w:ascii="Times New Roman" w:hAnsi="Times New Roman" w:cs="Times New Roman"/>
+              </w:rPr>
+              <w:t>RHM44, RHM46</w:t>
             </w:r>
           </w:p>
         </w:tc>
@@ -2282,198 +6680,93 @@
       <w:tr>
         <w:tc>
           <w:tcPr>
-            <w:tcW w:type="dxa" w:w="1728"/>
+            <w:tcW w:type="dxa" w:w="1206"/>
+            <w:shd w:val="clear" w:color="auto" w:fill="FBF3F0"/>
           </w:tcPr>
           <w:p>
+            <w:pPr>
+              <w:spacing w:after="40" w:before="40"/>
+            </w:pPr>
+            <w:r/>
             <w:r>
-              <w:t>Thoái hóa khớp · Gút · Suy hô hấp cấp</w:t>
+              <w:rPr>
+                <w:rFonts w:ascii="Times New Roman" w:hAnsi="Times New Roman"/>
+                <w:b w:val="0"/>
+                <w:i w:val="0"/>
+                <w:color w:val="1A1A1A"/>
+                <w:sz w:val="22"/>
+                <w:rFonts w:ascii="Times New Roman" w:hAnsi="Times New Roman" w:cs="Times New Roman"/>
+              </w:rPr>
+              <w:t>14</w:t>
             </w:r>
           </w:p>
         </w:tc>
         <w:tc>
           <w:tcPr>
-            <w:tcW w:type="dxa" w:w="1728"/>
+            <w:tcW w:type="dxa" w:w="5526"/>
+            <w:shd w:val="clear" w:color="auto" w:fill="FBF3F0"/>
           </w:tcPr>
           <w:p>
+            <w:pPr>
+              <w:spacing w:after="40" w:before="40"/>
+            </w:pPr>
+            <w:r/>
             <w:r>
-              <w:t>0</w:t>
+              <w:rPr>
+                <w:rFonts w:ascii="Times New Roman" w:hAnsi="Times New Roman"/>
+                <w:b w:val="0"/>
+                <w:i w:val="0"/>
+                <w:color w:val="1A1A1A"/>
+                <w:sz w:val="22"/>
+                <w:rFonts w:ascii="Times New Roman" w:hAnsi="Times New Roman" w:cs="Times New Roman"/>
+              </w:rPr>
+              <w:t>Hình thức gây ngừng tuần hoàn hô hấp</w:t>
             </w:r>
           </w:p>
         </w:tc>
         <w:tc>
           <w:tcPr>
-            <w:tcW w:type="dxa" w:w="1728"/>
+            <w:tcW w:type="dxa" w:w="2228"/>
+            <w:shd w:val="clear" w:color="auto" w:fill="FBF3F0"/>
           </w:tcPr>
           <w:p>
+            <w:pPr>
+              <w:spacing w:after="40" w:before="40"/>
+            </w:pPr>
+            <w:r/>
             <w:r>
-              <w:t>1</w:t>
+              <w:rPr>
+                <w:rFonts w:ascii="Times New Roman" w:hAnsi="Times New Roman"/>
+                <w:b/>
+                <w:i w:val="0"/>
+                <w:color w:val="1A1A1A"/>
+                <w:sz w:val="22"/>
+                <w:rFonts w:ascii="Times New Roman" w:hAnsi="Times New Roman" w:cs="Times New Roman"/>
+              </w:rPr>
+              <w:t>Rung thất</w:t>
             </w:r>
           </w:p>
         </w:tc>
         <w:tc>
           <w:tcPr>
-            <w:tcW w:type="dxa" w:w="1728"/>
+            <w:tcW w:type="dxa" w:w="1206"/>
+            <w:shd w:val="clear" w:color="auto" w:fill="FBF3F0"/>
           </w:tcPr>
           <w:p>
-            <w:r>
-              <w:t>11</w:t>
-            </w:r>
-          </w:p>
-        </w:tc>
-        <w:tc>
-          <w:tcPr>
-            <w:tcW w:type="dxa" w:w="1728"/>
-          </w:tcPr>
-          <w:p>
+            <w:pPr>
+              <w:spacing w:after="40" w:before="40"/>
+            </w:pPr>
+            <w:r/>
             <w:r>
               <w:rPr>
-                <w:b/>
+                <w:rFonts w:ascii="Times New Roman" w:hAnsi="Times New Roman"/>
+                <w:b w:val="0"/>
+                <w:i w:val="0"/>
+                <w:color w:val="1A1A1A"/>
+                <w:sz w:val="22"/>
+                <w:rFonts w:ascii="Times New Roman" w:hAnsi="Times New Roman" w:cs="Times New Roman"/>
               </w:rPr>
-              <w:t>Chỉ có ở kỳ I</w:t>
-            </w:r>
-            <w:r>
-              <w:t xml:space="preserve"> — đặc trưng đề K48</w:t>
-            </w:r>
-          </w:p>
-        </w:tc>
-      </w:tr>
-    </w:tbl>
-    <w:p/>
-    <w:p>
-      <w:r>
-        <w:rPr>
-          <w:b/>
-        </w:rPr>
-        <w:t>Nếu bạn thi lại kỳ I (như đề K48)</w:t>
-      </w:r>
-      <w:r>
-        <w:t>: học 6 bài Viêm phổi cộng đồng · Bệnh thận mạn · Viêm loét DDTT · Xơ gan · Đái tháo đường · Rối loạn đông máu là đã phủ khoảng 32/60 câu; thêm Thoái hóa khớp, Gút, Suy hô hấp cấp (11 câu) là qua 43/60.</w:t>
-      </w:r>
-    </w:p>
-    <w:p>
-      <w:r>
-        <w:rPr>
-          <w:b/>
-        </w:rPr>
-        <w:t>Nếu bạn thi kỳ II (như K43–K47)</w:t>
-      </w:r>
-      <w:r>
-        <w:t>: đổi 3 bài cuối thành Tổng quan cơ xương khớp · Hen phế quản · Bệnh mạch vành.</w:t>
-      </w:r>
-    </w:p>
-    <w:p>
-      <w:r>
-        <w:rPr>
-          <w:b/>
-          <w:color w:val="C05000"/>
-          <w:sz w:val="26"/>
-        </w:rPr>
-        <w:t>4. Đối chiếu đáp án 6 đề RHM với ngân hàng MinMin</w:t>
-      </w:r>
-    </w:p>
-    <w:p>
-      <w:r>
-        <w:t xml:space="preserve">Đối chiếu được </w:t>
-      </w:r>
-      <w:r>
-        <w:rPr>
-          <w:b/>
-        </w:rPr>
-        <w:t>248 câu</w:t>
-      </w:r>
-      <w:r>
-        <w:t xml:space="preserve">: </w:t>
-      </w:r>
-      <w:r>
-        <w:rPr>
-          <w:b/>
-        </w:rPr>
-        <w:t>237 câu trùng đáp án (95,6%)</w:t>
-      </w:r>
-      <w:r>
-        <w:t xml:space="preserve">, 11 câu lệch. Trong 11 câu lệch, 8 câu là do ngân hàng có </w:t>
-      </w:r>
-      <w:r>
-        <w:rPr>
-          <w:b/>
-        </w:rPr>
-        <w:t>biến thể khác chữ</w:t>
-      </w:r>
-      <w:r>
-        <w:t xml:space="preserve"> (đổi một phương án, đổi số liệu) chứ không phải mâu thuẫn thật; chỉ </w:t>
-      </w:r>
-      <w:r>
-        <w:rPr>
-          <w:b/>
-        </w:rPr>
-        <w:t>3 câu</w:t>
-      </w:r>
-      <w:r>
-        <w:t xml:space="preserve"> là mâu thuẫn thật sự:</w:t>
-      </w:r>
-    </w:p>
-    <w:tbl>
-      <w:tblPr>
-        <w:tblStyle w:val="TableGrid"/>
-        <w:tblW w:type="auto" w:w="0"/>
-        <w:tblLook w:firstColumn="1" w:firstRow="1" w:lastColumn="0" w:lastRow="0" w:noHBand="0" w:noVBand="1" w:val="04A0"/>
-      </w:tblPr>
-      <w:tblGrid>
-        <w:gridCol w:w="2160"/>
-        <w:gridCol w:w="2160"/>
-        <w:gridCol w:w="2160"/>
-        <w:gridCol w:w="2160"/>
-      </w:tblGrid>
-      <w:tr>
-        <w:tc>
-          <w:tcPr>
-            <w:tcW w:type="dxa" w:w="2160"/>
-          </w:tcPr>
-          <w:p>
-            <w:r>
-              <w:rPr>
-                <w:b/>
-              </w:rPr>
-              <w:t>Câu</w:t>
-            </w:r>
-          </w:p>
-        </w:tc>
-        <w:tc>
-          <w:tcPr>
-            <w:tcW w:type="dxa" w:w="2160"/>
-          </w:tcPr>
-          <w:p>
-            <w:r>
-              <w:rPr>
-                <w:b/>
-              </w:rPr>
-              <w:t>Đề chọn</w:t>
-            </w:r>
-          </w:p>
-        </w:tc>
-        <w:tc>
-          <w:tcPr>
-            <w:tcW w:type="dxa" w:w="2160"/>
-          </w:tcPr>
-          <w:p>
-            <w:r>
-              <w:rPr>
-                <w:b/>
-              </w:rPr>
-              <w:t>MinMin</w:t>
-            </w:r>
-          </w:p>
-        </w:tc>
-        <w:tc>
-          <w:tcPr>
-            <w:tcW w:type="dxa" w:w="2160"/>
-          </w:tcPr>
-          <w:p>
-            <w:r>
-              <w:rPr>
-                <w:b/>
-              </w:rPr>
-              <w:t>Nhận định</w:t>
+              <w:t>RHM43, RHM47</w:t>
             </w:r>
           </w:p>
         </w:tc>
@@ -2481,50 +6774,89 @@
       <w:tr>
         <w:tc>
           <w:tcPr>
-            <w:tcW w:type="dxa" w:w="2160"/>
+            <w:tcW w:type="dxa" w:w="1206"/>
           </w:tcPr>
           <w:p>
+            <w:pPr>
+              <w:spacing w:after="40" w:before="40"/>
+            </w:pPr>
+            <w:r/>
             <w:r>
-              <w:t>RHM45 câu 4 – tiểu máu đại thể không phù, không THA</w:t>
+              <w:rPr>
+                <w:rFonts w:ascii="Times New Roman" w:hAnsi="Times New Roman"/>
+                <w:b w:val="0"/>
+                <w:i w:val="0"/>
+                <w:color w:val="1A1A1A"/>
+                <w:sz w:val="22"/>
+                <w:rFonts w:ascii="Times New Roman" w:hAnsi="Times New Roman" w:cs="Times New Roman"/>
+              </w:rPr>
+              <w:t>14</w:t>
             </w:r>
           </w:p>
         </w:tc>
         <w:tc>
           <w:tcPr>
-            <w:tcW w:type="dxa" w:w="2160"/>
+            <w:tcW w:type="dxa" w:w="5526"/>
           </w:tcPr>
           <w:p>
+            <w:pPr>
+              <w:spacing w:after="40" w:before="40"/>
+            </w:pPr>
+            <w:r/>
             <w:r>
-              <w:t>Bệnh thận IgA</w:t>
+              <w:rPr>
+                <w:rFonts w:ascii="Times New Roman" w:hAnsi="Times New Roman"/>
+                <w:b w:val="0"/>
+                <w:i w:val="0"/>
+                <w:color w:val="1A1A1A"/>
+                <w:sz w:val="22"/>
+                <w:rFonts w:ascii="Times New Roman" w:hAnsi="Times New Roman" w:cs="Times New Roman"/>
+              </w:rPr>
+              <w:t>Theo khuyến cáo của Hội tim mạch Hoa Kỳ (2015), khi xoa bóp tim ngoài lồng ngực, biên độ ép tim cho phép</w:t>
             </w:r>
           </w:p>
         </w:tc>
         <w:tc>
           <w:tcPr>
-            <w:tcW w:type="dxa" w:w="2160"/>
+            <w:tcW w:type="dxa" w:w="2228"/>
           </w:tcPr>
           <w:p>
+            <w:pPr>
+              <w:spacing w:after="40" w:before="40"/>
+            </w:pPr>
+            <w:r/>
             <w:r>
-              <w:t>Viêm cầu thận hậu nhiễm</w:t>
+              <w:rPr>
+                <w:rFonts w:ascii="Times New Roman" w:hAnsi="Times New Roman"/>
+                <w:b/>
+                <w:i w:val="0"/>
+                <w:color w:val="1A1A1A"/>
+                <w:sz w:val="22"/>
+                <w:rFonts w:ascii="Times New Roman" w:hAnsi="Times New Roman" w:cs="Times New Roman"/>
+              </w:rPr>
+              <w:t>4-5 cm</w:t>
             </w:r>
           </w:p>
         </w:tc>
         <w:tc>
           <w:tcPr>
-            <w:tcW w:type="dxa" w:w="2160"/>
+            <w:tcW w:type="dxa" w:w="1206"/>
           </w:tcPr>
           <w:p>
-            <w:r>
-              <w:t xml:space="preserve">Y học kinh điển là IgA, nhưng </w:t>
-            </w:r>
+            <w:pPr>
+              <w:spacing w:after="40" w:before="40"/>
+            </w:pPr>
+            <w:r/>
             <w:r>
               <w:rPr>
-                <w:b/>
+                <w:rFonts w:ascii="Times New Roman" w:hAnsi="Times New Roman"/>
+                <w:b w:val="0"/>
+                <w:i w:val="0"/>
+                <w:color w:val="1A1A1A"/>
+                <w:sz w:val="22"/>
+                <w:rFonts w:ascii="Times New Roman" w:hAnsi="Times New Roman" w:cs="Times New Roman"/>
               </w:rPr>
-              <w:t>đi thi nên theo MinMin</w:t>
-            </w:r>
-            <w:r>
-              <w:t xml:space="preserve"> vì đề lấy từ đó</w:t>
+              <w:t>RHM45, RHM48</w:t>
             </w:r>
           </w:p>
         </w:tc>
@@ -2532,41 +6864,93 @@
       <w:tr>
         <w:tc>
           <w:tcPr>
-            <w:tcW w:type="dxa" w:w="2160"/>
+            <w:tcW w:type="dxa" w:w="1206"/>
+            <w:shd w:val="clear" w:color="auto" w:fill="FBF3F0"/>
           </w:tcPr>
           <w:p>
+            <w:pPr>
+              <w:spacing w:after="40" w:before="40"/>
+            </w:pPr>
+            <w:r/>
             <w:r>
-              <w:t>RHM46 câu 24 – cơ chế tắc nghẽn trong hen, NGOẠI TRỪ</w:t>
+              <w:rPr>
+                <w:rFonts w:ascii="Times New Roman" w:hAnsi="Times New Roman"/>
+                <w:b w:val="0"/>
+                <w:i w:val="0"/>
+                <w:color w:val="1A1A1A"/>
+                <w:sz w:val="22"/>
+                <w:rFonts w:ascii="Times New Roman" w:hAnsi="Times New Roman" w:cs="Times New Roman"/>
+              </w:rPr>
+              <w:t>14</w:t>
             </w:r>
           </w:p>
         </w:tc>
         <w:tc>
           <w:tcPr>
-            <w:tcW w:type="dxa" w:w="2160"/>
+            <w:tcW w:type="dxa" w:w="5526"/>
+            <w:shd w:val="clear" w:color="auto" w:fill="FBF3F0"/>
           </w:tcPr>
           <w:p>
+            <w:pPr>
+              <w:spacing w:after="40" w:before="40"/>
+            </w:pPr>
+            <w:r/>
             <w:r>
-              <w:t>Tăng tiết đàm mạn tính</w:t>
+              <w:rPr>
+                <w:rFonts w:ascii="Times New Roman" w:hAnsi="Times New Roman"/>
+                <w:b w:val="0"/>
+                <w:i w:val="0"/>
+                <w:color w:val="1A1A1A"/>
+                <w:sz w:val="22"/>
+                <w:rFonts w:ascii="Times New Roman" w:hAnsi="Times New Roman" w:cs="Times New Roman"/>
+              </w:rPr>
+              <w:t>Đây không phải là nguyên nhân ngừng tuần hoàn-hô hấp</w:t>
             </w:r>
           </w:p>
         </w:tc>
         <w:tc>
           <w:tcPr>
-            <w:tcW w:type="dxa" w:w="2160"/>
+            <w:tcW w:type="dxa" w:w="2228"/>
+            <w:shd w:val="clear" w:color="auto" w:fill="FBF3F0"/>
           </w:tcPr>
           <w:p>
+            <w:pPr>
+              <w:spacing w:after="40" w:before="40"/>
+            </w:pPr>
+            <w:r/>
             <w:r>
-              <w:t>(biến thể) tái cấu trúc đường thở nhỏ</w:t>
+              <w:rPr>
+                <w:rFonts w:ascii="Times New Roman" w:hAnsi="Times New Roman"/>
+                <w:b/>
+                <w:i w:val="0"/>
+                <w:color w:val="1A1A1A"/>
+                <w:sz w:val="22"/>
+                <w:rFonts w:ascii="Times New Roman" w:hAnsi="Times New Roman" w:cs="Times New Roman"/>
+              </w:rPr>
+              <w:t>Tăng glucose máu</w:t>
             </w:r>
           </w:p>
         </w:tc>
         <w:tc>
           <w:tcPr>
-            <w:tcW w:type="dxa" w:w="2160"/>
+            <w:tcW w:type="dxa" w:w="1206"/>
+            <w:shd w:val="clear" w:color="auto" w:fill="FBF3F0"/>
           </w:tcPr>
           <w:p>
+            <w:pPr>
+              <w:spacing w:after="40" w:before="40"/>
+            </w:pPr>
+            <w:r/>
             <w:r>
-              <w:t>Ngân hàng coi tái cấu trúc là câu loại → cân nhắc chọn "tái cấu trúc"</w:t>
+              <w:rPr>
+                <w:rFonts w:ascii="Times New Roman" w:hAnsi="Times New Roman"/>
+                <w:b w:val="0"/>
+                <w:i w:val="0"/>
+                <w:color w:val="1A1A1A"/>
+                <w:sz w:val="22"/>
+                <w:rFonts w:ascii="Times New Roman" w:hAnsi="Times New Roman" w:cs="Times New Roman"/>
+              </w:rPr>
+              <w:t>RHM44, RHM45</w:t>
             </w:r>
           </w:p>
         </w:tc>
@@ -2574,180 +6958,827 @@
       <w:tr>
         <w:tc>
           <w:tcPr>
-            <w:tcW w:type="dxa" w:w="2160"/>
+            <w:tcW w:type="dxa" w:w="1206"/>
           </w:tcPr>
           <w:p>
+            <w:pPr>
+              <w:spacing w:after="40" w:before="40"/>
+            </w:pPr>
+            <w:r/>
             <w:r>
-              <w:t>K48 mã 02 câu 43 – định nghĩa "nhiễm trùng nhu mô phổi…"</w:t>
+              <w:rPr>
+                <w:rFonts w:ascii="Times New Roman" w:hAnsi="Times New Roman"/>
+                <w:b w:val="0"/>
+                <w:i w:val="0"/>
+                <w:color w:val="1A1A1A"/>
+                <w:sz w:val="22"/>
+                <w:rFonts w:ascii="Times New Roman" w:hAnsi="Times New Roman" w:cs="Times New Roman"/>
+              </w:rPr>
+              <w:t>15</w:t>
             </w:r>
           </w:p>
         </w:tc>
         <w:tc>
           <w:tcPr>
-            <w:tcW w:type="dxa" w:w="2160"/>
+            <w:tcW w:type="dxa" w:w="5526"/>
           </w:tcPr>
           <w:p>
-            <w:r>
-              <w:t xml:space="preserve">Viêm phổi </w:t>
-            </w:r>
+            <w:pPr>
+              <w:spacing w:after="40" w:before="40"/>
+            </w:pPr>
+            <w:r/>
             <w:r>
               <w:rPr>
-                <w:i/>
+                <w:rFonts w:ascii="Times New Roman" w:hAnsi="Times New Roman"/>
+                <w:b w:val="0"/>
+                <w:i w:val="0"/>
+                <w:color w:val="1A1A1A"/>
+                <w:sz w:val="22"/>
+                <w:rFonts w:ascii="Times New Roman" w:hAnsi="Times New Roman" w:cs="Times New Roman"/>
               </w:rPr>
-              <w:t>(đáp án Bộ môn)</w:t>
+              <w:t>Bệnh nhân nữ 40 tuổi, nhóm máu B Rhesus D (-), nghề nghiệp công nhân, chẩn đoán xuất huyết giảm tiểu cầu miễn…</w:t>
             </w:r>
           </w:p>
         </w:tc>
         <w:tc>
           <w:tcPr>
-            <w:tcW w:type="dxa" w:w="2160"/>
+            <w:tcW w:type="dxa" w:w="2228"/>
           </w:tcPr>
           <w:p>
+            <w:pPr>
+              <w:spacing w:after="40" w:before="40"/>
+            </w:pPr>
+            <w:r/>
             <w:r>
-              <w:t>Viêm phổi cộng đồng</w:t>
+              <w:rPr>
+                <w:rFonts w:ascii="Times New Roman" w:hAnsi="Times New Roman"/>
+                <w:b/>
+                <w:i w:val="0"/>
+                <w:color w:val="1A1A1A"/>
+                <w:sz w:val="22"/>
+                <w:rFonts w:ascii="Times New Roman" w:hAnsi="Times New Roman" w:cs="Times New Roman"/>
+              </w:rPr>
+              <w:t>Anti D</w:t>
             </w:r>
           </w:p>
         </w:tc>
         <w:tc>
           <w:tcPr>
-            <w:tcW w:type="dxa" w:w="2160"/>
+            <w:tcW w:type="dxa" w:w="1206"/>
           </w:tcPr>
           <w:p>
+            <w:pPr>
+              <w:spacing w:after="40" w:before="40"/>
+            </w:pPr>
+            <w:r/>
             <w:r>
-              <w:t>Bộ môn đúng về y học; ngân hàng gán nhầm</w:t>
+              <w:rPr>
+                <w:rFonts w:ascii="Times New Roman" w:hAnsi="Times New Roman"/>
+                <w:b w:val="0"/>
+                <w:i w:val="0"/>
+                <w:color w:val="1A1A1A"/>
+                <w:sz w:val="22"/>
+                <w:rFonts w:ascii="Times New Roman" w:hAnsi="Times New Roman" w:cs="Times New Roman"/>
+              </w:rPr>
+              <w:t>RHM46, RHM47</w:t>
+            </w:r>
+          </w:p>
+        </w:tc>
+      </w:tr>
+      <w:tr>
+        <w:tc>
+          <w:tcPr>
+            <w:tcW w:type="dxa" w:w="1206"/>
+            <w:shd w:val="clear" w:color="auto" w:fill="FBF3F0"/>
+          </w:tcPr>
+          <w:p>
+            <w:pPr>
+              <w:spacing w:after="40" w:before="40"/>
+            </w:pPr>
+            <w:r/>
+            <w:r>
+              <w:rPr>
+                <w:rFonts w:ascii="Times New Roman" w:hAnsi="Times New Roman"/>
+                <w:b w:val="0"/>
+                <w:i w:val="0"/>
+                <w:color w:val="1A1A1A"/>
+                <w:sz w:val="22"/>
+                <w:rFonts w:ascii="Times New Roman" w:hAnsi="Times New Roman" w:cs="Times New Roman"/>
+              </w:rPr>
+              <w:t>15</w:t>
+            </w:r>
+          </w:p>
+        </w:tc>
+        <w:tc>
+          <w:tcPr>
+            <w:tcW w:type="dxa" w:w="5526"/>
+            <w:shd w:val="clear" w:color="auto" w:fill="FBF3F0"/>
+          </w:tcPr>
+          <w:p>
+            <w:pPr>
+              <w:spacing w:after="40" w:before="40"/>
+            </w:pPr>
+            <w:r/>
+            <w:r>
+              <w:rPr>
+                <w:rFonts w:ascii="Times New Roman" w:hAnsi="Times New Roman"/>
+                <w:b w:val="0"/>
+                <w:i w:val="0"/>
+                <w:color w:val="1A1A1A"/>
+                <w:sz w:val="22"/>
+                <w:rFonts w:ascii="Times New Roman" w:hAnsi="Times New Roman" w:cs="Times New Roman"/>
+              </w:rPr>
+              <w:t>Cơ chế chính gây chảy máu trong bệnh xuất huyết giảm tiểu cầu miễn dịch nguyên phát</w:t>
+            </w:r>
+          </w:p>
+        </w:tc>
+        <w:tc>
+          <w:tcPr>
+            <w:tcW w:type="dxa" w:w="2228"/>
+            <w:shd w:val="clear" w:color="auto" w:fill="FBF3F0"/>
+          </w:tcPr>
+          <w:p>
+            <w:pPr>
+              <w:spacing w:after="40" w:before="40"/>
+            </w:pPr>
+            <w:r/>
+            <w:r>
+              <w:rPr>
+                <w:rFonts w:ascii="Times New Roman" w:hAnsi="Times New Roman"/>
+                <w:b/>
+                <w:i w:val="0"/>
+                <w:color w:val="1A1A1A"/>
+                <w:sz w:val="22"/>
+                <w:rFonts w:ascii="Times New Roman" w:hAnsi="Times New Roman" w:cs="Times New Roman"/>
+              </w:rPr>
+              <w:t>1 và 3 đúng</w:t>
+            </w:r>
+          </w:p>
+        </w:tc>
+        <w:tc>
+          <w:tcPr>
+            <w:tcW w:type="dxa" w:w="1206"/>
+            <w:shd w:val="clear" w:color="auto" w:fill="FBF3F0"/>
+          </w:tcPr>
+          <w:p>
+            <w:pPr>
+              <w:spacing w:after="40" w:before="40"/>
+            </w:pPr>
+            <w:r/>
+            <w:r>
+              <w:rPr>
+                <w:rFonts w:ascii="Times New Roman" w:hAnsi="Times New Roman"/>
+                <w:b w:val="0"/>
+                <w:i w:val="0"/>
+                <w:color w:val="1A1A1A"/>
+                <w:sz w:val="22"/>
+                <w:rFonts w:ascii="Times New Roman" w:hAnsi="Times New Roman" w:cs="Times New Roman"/>
+              </w:rPr>
+              <w:t>RHM44, RHM45</w:t>
+            </w:r>
+          </w:p>
+        </w:tc>
+      </w:tr>
+      <w:tr>
+        <w:tc>
+          <w:tcPr>
+            <w:tcW w:type="dxa" w:w="1206"/>
+          </w:tcPr>
+          <w:p>
+            <w:pPr>
+              <w:spacing w:after="40" w:before="40"/>
+            </w:pPr>
+            <w:r/>
+            <w:r>
+              <w:rPr>
+                <w:rFonts w:ascii="Times New Roman" w:hAnsi="Times New Roman"/>
+                <w:b w:val="0"/>
+                <w:i w:val="0"/>
+                <w:color w:val="1A1A1A"/>
+                <w:sz w:val="22"/>
+                <w:rFonts w:ascii="Times New Roman" w:hAnsi="Times New Roman" w:cs="Times New Roman"/>
+              </w:rPr>
+              <w:t>15</w:t>
+            </w:r>
+          </w:p>
+        </w:tc>
+        <w:tc>
+          <w:tcPr>
+            <w:tcW w:type="dxa" w:w="5526"/>
+          </w:tcPr>
+          <w:p>
+            <w:pPr>
+              <w:spacing w:after="40" w:before="40"/>
+            </w:pPr>
+            <w:r/>
+            <w:r>
+              <w:rPr>
+                <w:rFonts w:ascii="Times New Roman" w:hAnsi="Times New Roman"/>
+                <w:b w:val="0"/>
+                <w:i w:val="0"/>
+                <w:color w:val="1A1A1A"/>
+                <w:sz w:val="22"/>
+                <w:rFonts w:ascii="Times New Roman" w:hAnsi="Times New Roman" w:cs="Times New Roman"/>
+              </w:rPr>
+              <w:t>Trong bệnh hemophilia, kết quả xét nghiệm fibrinogen sẽ</w:t>
+            </w:r>
+          </w:p>
+        </w:tc>
+        <w:tc>
+          <w:tcPr>
+            <w:tcW w:type="dxa" w:w="2228"/>
+          </w:tcPr>
+          <w:p>
+            <w:pPr>
+              <w:spacing w:after="40" w:before="40"/>
+            </w:pPr>
+            <w:r/>
+            <w:r>
+              <w:rPr>
+                <w:rFonts w:ascii="Times New Roman" w:hAnsi="Times New Roman"/>
+                <w:b/>
+                <w:i w:val="0"/>
+                <w:color w:val="1A1A1A"/>
+                <w:sz w:val="22"/>
+                <w:rFonts w:ascii="Times New Roman" w:hAnsi="Times New Roman" w:cs="Times New Roman"/>
+              </w:rPr>
+              <w:t>Bình thường</w:t>
+            </w:r>
+          </w:p>
+        </w:tc>
+        <w:tc>
+          <w:tcPr>
+            <w:tcW w:type="dxa" w:w="1206"/>
+          </w:tcPr>
+          <w:p>
+            <w:pPr>
+              <w:spacing w:after="40" w:before="40"/>
+            </w:pPr>
+            <w:r/>
+            <w:r>
+              <w:rPr>
+                <w:rFonts w:ascii="Times New Roman" w:hAnsi="Times New Roman"/>
+                <w:b w:val="0"/>
+                <w:i w:val="0"/>
+                <w:color w:val="1A1A1A"/>
+                <w:sz w:val="22"/>
+                <w:rFonts w:ascii="Times New Roman" w:hAnsi="Times New Roman" w:cs="Times New Roman"/>
+              </w:rPr>
+              <w:t>RHM45, RHM48</w:t>
             </w:r>
           </w:p>
         </w:tc>
       </w:tr>
     </w:tbl>
-    <w:p/>
     <w:p>
-      <w:r>
-        <w:t xml:space="preserve">Ngoài ra, </w:t>
-      </w:r>
+      <w:pPr>
+        <w:spacing w:after="40"/>
+      </w:pPr>
+    </w:p>
+    <w:p>
+      <w:pPr>
+        <w:keepNext/>
+        <w:spacing w:before="260" w:after="80"/>
+        <w:pBdr>
+          <w:bottom w:val="single" w:sz="4" w:space="3" w:color="E3C7BC"/>
+        </w:pBdr>
+      </w:pPr>
       <w:r>
         <w:rPr>
+          <w:rFonts w:ascii="Times New Roman" w:hAnsi="Times New Roman"/>
           <w:b/>
+          <w:i w:val="0"/>
+          <w:color w:val="B03010"/>
+          <w:sz w:val="27"/>
+          <w:rFonts w:ascii="Times New Roman" w:hAnsi="Times New Roman" w:cs="Times New Roman"/>
         </w:rPr>
-        <w:t>bảng đáp án chính thức của Bộ môn có 2 lỗi</w:t>
-      </w:r>
-      <w:r>
-        <w:t xml:space="preserve"> ở mã đề 01 của K48: câu 52 (Hemophilia A ghi thiếu yếu tố III, đúng phải là VIII) và câu 53 (đường huyết đói ghi ≥140, đúng phải là ≥126). Mã đề 02 ghi đúng cả hai.</w:t>
+        <w:t>6. Ôn theo quỹ thời gian còn lại</w:t>
       </w:r>
     </w:p>
     <w:p>
+      <w:pPr>
+        <w:keepNext/>
+        <w:spacing w:before="140" w:after="40"/>
+      </w:pPr>
       <w:r>
         <w:rPr>
+          <w:rFonts w:ascii="Times New Roman" w:hAnsi="Times New Roman"/>
           <w:b/>
-          <w:color w:val="C05000"/>
-          <w:sz w:val="26"/>
+          <w:i w:val="0"/>
+          <w:color w:val="113366"/>
+          <w:sz w:val="23"/>
+          <w:rFonts w:ascii="Times New Roman" w:hAnsi="Times New Roman" w:cs="Times New Roman"/>
         </w:rPr>
-        <w:t>5. Quy ước trong bộ tài liệu</w:t>
-      </w:r>
-    </w:p>
-    <w:p>
-      <w:r>
-        <w:t>Mỗi file một bài, đánh số theo thứ tự ưu tiên học. Trong mỗi file:</w:t>
+        <w:t>Còn 1 tuần</w:t>
       </w:r>
     </w:p>
     <w:p>
       <w:pPr>
         <w:pStyle w:val="ListBullet"/>
+        <w:spacing w:after="40"/>
+        <w:ind w:left="432" w:hanging="245"/>
       </w:pPr>
       <w:r>
         <w:rPr>
-          <w:b/>
+          <w:rFonts w:ascii="Times New Roman" w:hAnsi="Times New Roman"/>
+          <w:b w:val="0"/>
+          <w:i w:val="0"/>
+          <w:color w:val="1A1A1A"/>
+          <w:sz w:val="23"/>
+          <w:rFonts w:ascii="Times New Roman" w:hAnsi="Times New Roman" w:cs="Times New Roman"/>
         </w:rPr>
-        <w:t>Mục 0</w:t>
-      </w:r>
-      <w:r>
-        <w:t xml:space="preserve"> — đề RHM thật hỏi vào đâu, kèm bảng phân bố nhóm nội dung và kết luận nên dồn sức vào đâu, bỏ phần nào.</w:t>
+        <w:t>Đọc hết 15 file theo thứ tự ưu tiên ở mục 2, mỗi file 20–30 phút.</w:t>
       </w:r>
     </w:p>
     <w:p>
       <w:pPr>
         <w:pStyle w:val="ListBullet"/>
+        <w:spacing w:after="40"/>
+        <w:ind w:left="432" w:hanging="245"/>
       </w:pPr>
       <w:r>
         <w:rPr>
+          <w:rFonts w:ascii="Times New Roman" w:hAnsi="Times New Roman"/>
+          <w:b w:val="0"/>
+          <w:i w:val="0"/>
+          <w:color w:val="1A1A1A"/>
+          <w:sz w:val="23"/>
+          <w:rFonts w:ascii="Times New Roman" w:hAnsi="Times New Roman" w:cs="Times New Roman"/>
+        </w:rPr>
+        <w:t>Sau mỗi bài, mở MinMin luyện đúng bài đó, chỉ xem lại câu sai.</w:t>
+      </w:r>
+    </w:p>
+    <w:p>
+      <w:pPr>
+        <w:keepNext/>
+        <w:spacing w:before="140" w:after="40"/>
+      </w:pPr>
+      <w:r>
+        <w:rPr>
+          <w:rFonts w:ascii="Times New Roman" w:hAnsi="Times New Roman"/>
           <w:b/>
+          <w:i w:val="0"/>
+          <w:color w:val="113366"/>
+          <w:sz w:val="23"/>
+          <w:rFonts w:ascii="Times New Roman" w:hAnsi="Times New Roman" w:cs="Times New Roman"/>
         </w:rPr>
-        <w:t>Mục 1</w:t>
-      </w:r>
-      <w:r>
-        <w:t xml:space="preserve"> — con số bắt buộc thuộc (phần bị hỏi nhiều nhất trong mọi đề).</w:t>
+        <w:t>Còn 2 ngày</w:t>
       </w:r>
     </w:p>
     <w:p>
       <w:pPr>
         <w:pStyle w:val="ListBullet"/>
+        <w:spacing w:after="40"/>
+        <w:ind w:left="432" w:hanging="245"/>
       </w:pPr>
       <w:r>
         <w:rPr>
-          <w:b/>
+          <w:rFonts w:ascii="Times New Roman" w:hAnsi="Times New Roman"/>
+          <w:b w:val="0"/>
+          <w:i w:val="0"/>
+          <w:color w:val="1A1A1A"/>
+          <w:sz w:val="23"/>
+          <w:rFonts w:ascii="Times New Roman" w:hAnsi="Times New Roman" w:cs="Times New Roman"/>
         </w:rPr>
-        <w:t>Các mục tiếp theo</w:t>
-      </w:r>
-      <w:r>
-        <w:t xml:space="preserve"> — kiến thức theo nhóm, kèm </w:t>
+        <w:t xml:space="preserve">Chỉ đọc mục </w:t>
       </w:r>
       <w:r>
         <w:rPr>
+          <w:rFonts w:ascii="Times New Roman" w:hAnsi="Times New Roman"/>
           <w:b/>
+          <w:i w:val="0"/>
+          <w:color w:val="1A1A1A"/>
+          <w:sz w:val="23"/>
+          <w:rFonts w:ascii="Times New Roman" w:hAnsi="Times New Roman" w:cs="Times New Roman"/>
         </w:rPr>
-        <w:t>bẫy</w:t>
+        <w:t>0</w:t>
       </w:r>
       <w:r>
-        <w:t xml:space="preserve"> đã gặp thật trong đề.</w:t>
+        <w:rPr>
+          <w:rFonts w:ascii="Times New Roman" w:hAnsi="Times New Roman"/>
+          <w:b w:val="0"/>
+          <w:i w:val="0"/>
+          <w:color w:val="1A1A1A"/>
+          <w:sz w:val="23"/>
+          <w:rFonts w:ascii="Times New Roman" w:hAnsi="Times New Roman" w:cs="Times New Roman"/>
+        </w:rPr>
+        <w:t xml:space="preserve"> và các khung </w:t>
+      </w:r>
+      <w:r>
+        <w:rPr>
+          <w:rFonts w:ascii="Times New Roman" w:hAnsi="Times New Roman"/>
+          <w:b/>
+          <w:i w:val="0"/>
+          <w:color w:val="1A1A1A"/>
+          <w:sz w:val="23"/>
+          <w:rFonts w:ascii="Times New Roman" w:hAnsi="Times New Roman" w:cs="Times New Roman"/>
+        </w:rPr>
+        <w:t>BẪY</w:t>
+      </w:r>
+      <w:r>
+        <w:rPr>
+          <w:rFonts w:ascii="Times New Roman" w:hAnsi="Times New Roman"/>
+          <w:b w:val="0"/>
+          <w:i w:val="0"/>
+          <w:color w:val="1A1A1A"/>
+          <w:sz w:val="23"/>
+          <w:rFonts w:ascii="Times New Roman" w:hAnsi="Times New Roman" w:cs="Times New Roman"/>
+        </w:rPr>
+        <w:t xml:space="preserve"> của cả 15 file.</w:t>
       </w:r>
     </w:p>
     <w:p>
       <w:pPr>
         <w:pStyle w:val="ListBullet"/>
+        <w:spacing w:after="40"/>
+        <w:ind w:left="432" w:hanging="245"/>
       </w:pPr>
       <w:r>
         <w:rPr>
+          <w:rFonts w:ascii="Times New Roman" w:hAnsi="Times New Roman"/>
+          <w:b w:val="0"/>
+          <w:i w:val="0"/>
+          <w:color w:val="1A1A1A"/>
+          <w:sz w:val="23"/>
+          <w:rFonts w:ascii="Times New Roman" w:hAnsi="Times New Roman" w:cs="Times New Roman"/>
+        </w:rPr>
+        <w:t>Học thuộc bảng ở mục 4 và mục 5 của chính file này — 39 câu này gần như chắc chắn lặp lại.</w:t>
+      </w:r>
+    </w:p>
+    <w:p>
+      <w:pPr>
+        <w:keepNext/>
+        <w:spacing w:before="140" w:after="40"/>
+      </w:pPr>
+      <w:r>
+        <w:rPr>
+          <w:rFonts w:ascii="Times New Roman" w:hAnsi="Times New Roman"/>
           <w:b/>
+          <w:i w:val="0"/>
+          <w:color w:val="113366"/>
+          <w:sz w:val="23"/>
+          <w:rFonts w:ascii="Times New Roman" w:hAnsi="Times New Roman" w:cs="Times New Roman"/>
         </w:rPr>
-        <w:t>Dòng nền cam</w:t>
-      </w:r>
-      <w:r>
-        <w:t xml:space="preserve"> — câu chốt, đọc lướt trước khi vào phòng thi cũng đủ.</w:t>
+        <w:t>Còn 1 buổi tối</w:t>
       </w:r>
     </w:p>
     <w:p>
       <w:pPr>
         <w:pStyle w:val="ListBullet"/>
+        <w:spacing w:after="40"/>
+        <w:ind w:left="432" w:hanging="245"/>
       </w:pPr>
       <w:r>
         <w:rPr>
-          <w:b/>
+          <w:rFonts w:ascii="Times New Roman" w:hAnsi="Times New Roman"/>
+          <w:b w:val="0"/>
+          <w:i w:val="0"/>
+          <w:color w:val="1A1A1A"/>
+          <w:sz w:val="23"/>
+          <w:rFonts w:ascii="Times New Roman" w:hAnsi="Times New Roman" w:cs="Times New Roman"/>
         </w:rPr>
-        <w:t>Mục cuối</w:t>
-      </w:r>
-      <w:r>
-        <w:t xml:space="preserve"> — công thức làm câu tình huống (ca lâm sàng).</w:t>
+        <w:t>Học mục 4 (8 câu ra 3 lần) + bài 15, 4, 9, 11 — bốn bài nặng ký nhất.</w:t>
       </w:r>
     </w:p>
     <w:p>
+      <w:pPr>
+        <w:keepNext/>
+        <w:spacing w:before="260" w:after="80"/>
+        <w:pBdr>
+          <w:bottom w:val="single" w:sz="4" w:space="3" w:color="E3C7BC"/>
+        </w:pBdr>
+      </w:pPr>
       <w:r>
         <w:rPr>
+          <w:rFonts w:ascii="Times New Roman" w:hAnsi="Times New Roman"/>
           <w:b/>
+          <w:i w:val="0"/>
+          <w:color w:val="B03010"/>
+          <w:sz w:val="27"/>
+          <w:rFonts w:ascii="Times New Roman" w:hAnsi="Times New Roman" w:cs="Times New Roman"/>
         </w:rPr>
-        <w:t>Nguồn đáp án</w:t>
+        <w:t>7. Quy ước ký hiệu trong bộ tài liệu</w:t>
       </w:r>
+    </w:p>
+    <w:tbl>
+      <w:tblPr>
+        <w:tblStyle w:val="TableGrid"/>
+        <w:tblW w:type="auto" w:w="0"/>
+        <w:jc w:val="center"/>
+        <w:tblLayout w:type="fixed"/>
+        <w:tblLook w:firstColumn="1" w:firstRow="1" w:lastColumn="0" w:lastRow="0" w:noHBand="0" w:noVBand="1" w:val="04A0"/>
+        <w:tblBorders>
+          <w:top w:val="single" w:sz="4" w:space="0" w:color="C9C9C9"/>
+          <w:left w:val="single" w:sz="4" w:space="0" w:color="C9C9C9"/>
+          <w:bottom w:val="single" w:sz="4" w:space="0" w:color="C9C9C9"/>
+          <w:right w:val="single" w:sz="4" w:space="0" w:color="C9C9C9"/>
+          <w:insideH w:val="single" w:sz="4" w:space="0" w:color="C9C9C9"/>
+          <w:insideV w:val="single" w:sz="4" w:space="0" w:color="C9C9C9"/>
+        </w:tblBorders>
+        <w:tblW w:w="5000" w:type="pct"/>
+        <w:tblLayout w:type="fixed"/>
+        <w:tblCellMar>
+          <w:top w:w="60" w:type="dxa"/>
+          <w:bottom w:w="60" w:type="dxa"/>
+          <w:left w:w="110" w:type="dxa"/>
+          <w:right w:w="110" w:type="dxa"/>
+        </w:tblCellMar>
+      </w:tblPr>
+      <w:tblGrid>
+        <w:gridCol w:w="5083"/>
+        <w:gridCol w:w="5083"/>
+      </w:tblGrid>
+      <w:tr>
+        <w:tc>
+          <w:tcPr>
+            <w:tcW w:type="dxa" w:w="3071"/>
+            <w:shd w:val="clear" w:color="auto" w:fill="8C2F1A"/>
+          </w:tcPr>
+          <w:p>
+            <w:pPr>
+              <w:spacing w:after="40" w:before="40"/>
+            </w:pPr>
+            <w:r/>
+            <w:r>
+              <w:rPr>
+                <w:rFonts w:ascii="Times New Roman" w:hAnsi="Times New Roman"/>
+                <w:b/>
+                <w:i w:val="0"/>
+                <w:color w:val="FFFFFF"/>
+                <w:sz w:val="22"/>
+                <w:rFonts w:ascii="Times New Roman" w:hAnsi="Times New Roman" w:cs="Times New Roman"/>
+              </w:rPr>
+              <w:t>Ký hiệu</w:t>
+            </w:r>
+          </w:p>
+        </w:tc>
+        <w:tc>
+          <w:tcPr>
+            <w:tcW w:type="dxa" w:w="7095"/>
+            <w:shd w:val="clear" w:color="auto" w:fill="8C2F1A"/>
+          </w:tcPr>
+          <w:p>
+            <w:pPr>
+              <w:spacing w:after="40" w:before="40"/>
+            </w:pPr>
+            <w:r/>
+            <w:r>
+              <w:rPr>
+                <w:rFonts w:ascii="Times New Roman" w:hAnsi="Times New Roman"/>
+                <w:b/>
+                <w:i w:val="0"/>
+                <w:color w:val="FFFFFF"/>
+                <w:sz w:val="22"/>
+                <w:rFonts w:ascii="Times New Roman" w:hAnsi="Times New Roman" w:cs="Times New Roman"/>
+              </w:rPr>
+              <w:t>Ý nghĩa</w:t>
+            </w:r>
+          </w:p>
+        </w:tc>
+      </w:tr>
+      <w:tr>
+        <w:tc>
+          <w:tcPr>
+            <w:tcW w:type="dxa" w:w="3071"/>
+          </w:tcPr>
+          <w:p>
+            <w:pPr>
+              <w:spacing w:after="40" w:before="40"/>
+            </w:pPr>
+            <w:r/>
+            <w:r>
+              <w:rPr>
+                <w:rFonts w:ascii="Times New Roman" w:hAnsi="Times New Roman"/>
+                <w:b/>
+                <w:i w:val="0"/>
+                <w:color w:val="1A1A1A"/>
+                <w:sz w:val="22"/>
+                <w:rFonts w:ascii="Times New Roman" w:hAnsi="Times New Roman" w:cs="Times New Roman"/>
+              </w:rPr>
+              <w:t>In đậm</w:t>
+            </w:r>
+          </w:p>
+        </w:tc>
+        <w:tc>
+          <w:tcPr>
+            <w:tcW w:type="dxa" w:w="7095"/>
+          </w:tcPr>
+          <w:p>
+            <w:pPr>
+              <w:spacing w:after="40" w:before="40"/>
+            </w:pPr>
+            <w:r/>
+            <w:r>
+              <w:rPr>
+                <w:rFonts w:ascii="Times New Roman" w:hAnsi="Times New Roman"/>
+                <w:b w:val="0"/>
+                <w:i w:val="0"/>
+                <w:color w:val="1A1A1A"/>
+                <w:sz w:val="22"/>
+                <w:rFonts w:ascii="Times New Roman" w:hAnsi="Times New Roman" w:cs="Times New Roman"/>
+              </w:rPr>
+              <w:t>Đáp án đúng, con số bắt buộc thuộc, từ khoá quyết định</w:t>
+            </w:r>
+          </w:p>
+        </w:tc>
+      </w:tr>
+      <w:tr>
+        <w:tc>
+          <w:tcPr>
+            <w:tcW w:type="dxa" w:w="3071"/>
+            <w:shd w:val="clear" w:color="auto" w:fill="FBF3F0"/>
+          </w:tcPr>
+          <w:p>
+            <w:pPr>
+              <w:spacing w:after="40" w:before="40"/>
+            </w:pPr>
+            <w:r/>
+            <w:r>
+              <w:rPr>
+                <w:rFonts w:ascii="Times New Roman" w:hAnsi="Times New Roman"/>
+                <w:b w:val="0"/>
+                <w:i/>
+                <w:color w:val="1A1A1A"/>
+                <w:sz w:val="22"/>
+                <w:rFonts w:ascii="Times New Roman" w:hAnsi="Times New Roman" w:cs="Times New Roman"/>
+              </w:rPr>
+              <w:t>(RHM47 đã hỏi)</w:t>
+            </w:r>
+          </w:p>
+        </w:tc>
+        <w:tc>
+          <w:tcPr>
+            <w:tcW w:type="dxa" w:w="7095"/>
+            <w:shd w:val="clear" w:color="auto" w:fill="FBF3F0"/>
+          </w:tcPr>
+          <w:p>
+            <w:pPr>
+              <w:spacing w:after="40" w:before="40"/>
+            </w:pPr>
+            <w:r/>
+            <w:r>
+              <w:rPr>
+                <w:rFonts w:ascii="Times New Roman" w:hAnsi="Times New Roman"/>
+                <w:b w:val="0"/>
+                <w:i w:val="0"/>
+                <w:color w:val="1A1A1A"/>
+                <w:sz w:val="22"/>
+                <w:rFonts w:ascii="Times New Roman" w:hAnsi="Times New Roman" w:cs="Times New Roman"/>
+              </w:rPr>
+              <w:t>Ý này đã ra trong đề thật của khoá đó</w:t>
+            </w:r>
+          </w:p>
+        </w:tc>
+      </w:tr>
+      <w:tr>
+        <w:tc>
+          <w:tcPr>
+            <w:tcW w:type="dxa" w:w="3071"/>
+          </w:tcPr>
+          <w:p>
+            <w:pPr>
+              <w:spacing w:after="40" w:before="40"/>
+            </w:pPr>
+            <w:r/>
+            <w:r>
+              <w:rPr>
+                <w:rFonts w:ascii="Times New Roman" w:hAnsi="Times New Roman"/>
+                <w:b w:val="0"/>
+                <w:i w:val="0"/>
+                <w:color w:val="1A1A1A"/>
+                <w:sz w:val="22"/>
+                <w:rFonts w:ascii="Times New Roman" w:hAnsi="Times New Roman" w:cs="Times New Roman"/>
+              </w:rPr>
+              <w:t>Khung nền xanh</w:t>
+            </w:r>
+          </w:p>
+        </w:tc>
+        <w:tc>
+          <w:tcPr>
+            <w:tcW w:type="dxa" w:w="7095"/>
+          </w:tcPr>
+          <w:p>
+            <w:pPr>
+              <w:spacing w:after="40" w:before="40"/>
+            </w:pPr>
+            <w:r/>
+            <w:r>
+              <w:rPr>
+                <w:rFonts w:ascii="Times New Roman" w:hAnsi="Times New Roman"/>
+                <w:b w:val="0"/>
+                <w:i w:val="0"/>
+                <w:color w:val="1A1A1A"/>
+                <w:sz w:val="22"/>
+                <w:rFonts w:ascii="Times New Roman" w:hAnsi="Times New Roman" w:cs="Times New Roman"/>
+              </w:rPr>
+              <w:t>Lời khuyên cách học, kết luận của mục</w:t>
+            </w:r>
+          </w:p>
+        </w:tc>
+      </w:tr>
+      <w:tr>
+        <w:tc>
+          <w:tcPr>
+            <w:tcW w:type="dxa" w:w="3071"/>
+            <w:shd w:val="clear" w:color="auto" w:fill="FBF3F0"/>
+          </w:tcPr>
+          <w:p>
+            <w:pPr>
+              <w:spacing w:after="40" w:before="40"/>
+            </w:pPr>
+            <w:r/>
+            <w:r>
+              <w:rPr>
+                <w:rFonts w:ascii="Times New Roman" w:hAnsi="Times New Roman"/>
+                <w:b w:val="0"/>
+                <w:i w:val="0"/>
+                <w:color w:val="1A1A1A"/>
+                <w:sz w:val="22"/>
+                <w:rFonts w:ascii="Times New Roman" w:hAnsi="Times New Roman" w:cs="Times New Roman"/>
+              </w:rPr>
+              <w:t>Khung nền hồng</w:t>
+            </w:r>
+          </w:p>
+        </w:tc>
+        <w:tc>
+          <w:tcPr>
+            <w:tcW w:type="dxa" w:w="7095"/>
+            <w:shd w:val="clear" w:color="auto" w:fill="FBF3F0"/>
+          </w:tcPr>
+          <w:p>
+            <w:pPr>
+              <w:spacing w:after="40" w:before="40"/>
+            </w:pPr>
+            <w:r/>
+            <w:r>
+              <w:rPr>
+                <w:rFonts w:ascii="Times New Roman" w:hAnsi="Times New Roman"/>
+                <w:b w:val="0"/>
+                <w:i w:val="0"/>
+                <w:color w:val="1A1A1A"/>
+                <w:sz w:val="22"/>
+                <w:rFonts w:ascii="Times New Roman" w:hAnsi="Times New Roman" w:cs="Times New Roman"/>
+              </w:rPr>
+              <w:t>BẪY — chỗ dễ chọn sai, mồi nhử quen thuộc</w:t>
+            </w:r>
+          </w:p>
+        </w:tc>
+      </w:tr>
+    </w:tbl>
+    <w:p>
+      <w:pPr>
+        <w:spacing w:after="40"/>
+      </w:pPr>
+    </w:p>
+    <w:p>
+      <w:pPr>
+        <w:spacing w:before="80" w:after="80"/>
+        <w:ind w:left="187"/>
+        <w:pBdr>
+          <w:left w:val="single" w:sz="12" w:space="6" w:color="7F9DB9"/>
+        </w:pBdr>
+        <w:shd w:val="clear" w:color="auto" w:fill="F3F6FA"/>
+      </w:pPr>
       <w:r>
-        <w:t>: ngân hàng MinMin (nguồn đề thi dùng chính) đối chiếu chéo với 6 đề RHM thật và bảng đáp án chính thức của Bộ môn. Chỗ nào ngân hàng mâu thuẫn với sách giáo khoa đều được ghi rõ ngay trong bài — ưu tiên tin phần không có cảnh báo.</w:t>
+        <w:rPr>
+          <w:rFonts w:ascii="Times New Roman" w:hAnsi="Times New Roman"/>
+          <w:b w:val="0"/>
+          <w:i w:val="0"/>
+          <w:color w:val="1A1A1A"/>
+          <w:sz w:val="23"/>
+          <w:rFonts w:ascii="Times New Roman" w:hAnsi="Times New Roman" w:cs="Times New Roman"/>
+        </w:rPr>
+        <w:t>Toàn bộ đáp án trong bộ tài liệu lấy theo ngân hàng MinMin. Chỗ nào ngân hàng khác với sách giáo khoa, file sẽ ghi rõ trong khung BẪY — đi thi vẫn chọn theo ngân hàng.</w:t>
       </w:r>
     </w:p>
     <w:sectPr>
+      <w:footerReference w:type="default" r:id="rId9"/>
       <w:pgSz w:w="12240" w:h="15840"/>
-      <w:pgMar w:top="1440" w:right="1800" w:bottom="1440" w:left="1800" w:header="720" w:footer="720" w:gutter="0"/>
+      <w:pgMar w:top="907" w:right="1037" w:bottom="907" w:left="1037" w:header="720" w:footer="720" w:gutter="0"/>
       <w:cols w:space="720"/>
       <w:docGrid w:linePitch="360"/>
     </w:sectPr>
   </w:body>
 </w:document>
+</file>
+
+<file path=word/footer1.xml><?xml version="1.0" encoding="utf-8"?>
+<w:ftr xmlns:m="http://schemas.openxmlformats.org/officeDocument/2006/math" xmlns:mc="http://schemas.openxmlformats.org/markup-compatibility/2006" xmlns:mo="http://schemas.microsoft.com/office/mac/office/2008/main" xmlns:mv="urn:schemas-microsoft-com:mac:vml" xmlns:o="urn:schemas-microsoft-com:office:office" xmlns:r="http://schemas.openxmlformats.org/officeDocument/2006/relationships" xmlns:v="urn:schemas-microsoft-com:vml" xmlns:w10="urn:schemas-microsoft-com:office:word" xmlns:w14="http://schemas.microsoft.com/office/word/2010/wordml" xmlns:w="http://schemas.openxmlformats.org/wordprocessingml/2006/main" xmlns:wne="http://schemas.microsoft.com/office/word/2006/wordml" xmlns:wp14="http://schemas.microsoft.com/office/word/2010/wordprocessingDrawing" xmlns:wp="http://schemas.openxmlformats.org/drawingml/2006/wordprocessingDrawing" xmlns:wpc="http://schemas.microsoft.com/office/word/2010/wordprocessingCanvas" xmlns:wpg="http://schemas.microsoft.com/office/word/2010/wordprocessingGroup" xmlns:wpi="http://schemas.microsoft.com/office/word/2010/wordprocessingInk" xmlns:wps="http://schemas.microsoft.com/office/word/2010/wordprocessingShape" mc:Ignorable="w14 wp14">
+  <w:p>
+    <w:pPr>
+      <w:pStyle w:val="Footer"/>
+      <w:jc w:val="center"/>
+    </w:pPr>
+    <w:r>
+      <w:rPr>
+        <w:rFonts w:ascii="Times New Roman" w:hAnsi="Times New Roman"/>
+        <w:color w:val="555555"/>
+        <w:sz w:val="18"/>
+      </w:rPr>
+    </w:r>
+    <w:fldSimple w:instr="PAGE"/>
+  </w:p>
+</w:ftr>
 </file>
 
 <file path=word/numbering.xml><?xml version="1.0" encoding="utf-8"?>
@@ -3113,9 +8144,12 @@
     <w:name w:val="Normal"/>
     <w:qFormat/>
     <w:rsid w:val="00FC693F"/>
+    <w:pPr>
+      <w:spacing w:after="60" w:line="276" w:lineRule="auto"/>
+    </w:pPr>
     <w:rPr>
-      <w:rFonts w:ascii="Calibri" w:hAnsi="Calibri"/>
-      <w:sz w:val="22"/>
+      <w:rFonts w:ascii="Times New Roman" w:hAnsi="Times New Roman" w:eastAsia="Times New Roman"/>
+      <w:sz w:val="23"/>
     </w:rPr>
   </w:style>
   <w:style w:type="paragraph" w:styleId="Header">
